--- a/05_report/report.docx
+++ b/05_report/report.docx
@@ -938,6 +938,451 @@
     </w:p>
     <w:p>
       <w:pPr>
+        <w:spacing w:before="0" w:after="120" w:line="324" w:lineRule="auto"/>
+      </w:pPr>
+      <w:r>
+        <w:rPr>
+          <w:rFonts w:ascii="Arial" w:hAnsi="Arial"/>
+          <w:b/>
+          <w:color w:val="002F5F"/>
+          <w:sz w:val="22"/>
+        </w:rPr>
+        <w:t>Terminology mapping to the Aqualia Datathon brief.</w:t>
+      </w:r>
+      <w:r>
+        <w:rPr>
+          <w:rFonts w:ascii="Arial" w:hAnsi="Arial"/>
+          <w:color w:val="4A5663"/>
+          <w:sz w:val="22"/>
+        </w:rPr>
+        <w:t xml:space="preserve"> The brief (§3) lists four impact-materiality factors: *scale, scope, likelihood, irreversibility*. Our formulas preserve Aqualia's published nomenclature (</w:t>
+      </w:r>
+      <w:r>
+        <w:rPr>
+          <w:rFonts w:ascii="Consolas" w:hAnsi="Consolas"/>
+          <w:color w:val="4A5663"/>
+          <w:sz w:val="20"/>
+        </w:rPr>
+        <w:t>Methodology Double Materiality Assessment Review.pdf</w:t>
+      </w:r>
+      <w:r>
+        <w:rPr>
+          <w:rFonts w:ascii="Arial" w:hAnsi="Arial"/>
+          <w:color w:val="4A5663"/>
+          <w:sz w:val="22"/>
+        </w:rPr>
+        <w:t>) so that output remains directly comparable to Aqualia's 2025 internal review. The mapping is one-to-one:</w:t>
+      </w:r>
+    </w:p>
+    <w:tbl>
+      <w:tblPr>
+        <w:tblStyle w:val="LightGrid-Accent1"/>
+        <w:tblW w:type="auto" w:w="0"/>
+        <w:jc w:val="left"/>
+        <w:tblLook w:firstColumn="1" w:firstRow="1" w:lastColumn="0" w:lastRow="0" w:noHBand="0" w:noVBand="1" w:val="04A0"/>
+      </w:tblPr>
+      <w:tblGrid>
+        <w:gridCol w:w="3120"/>
+        <w:gridCol w:w="3120"/>
+        <w:gridCol w:w="3120"/>
+      </w:tblGrid>
+      <w:tr>
+        <w:tc>
+          <w:tcPr>
+            <w:tcW w:type="dxa" w:w="3120"/>
+            <w:tcMar>
+              <w:top w:w="80" w:type="dxa"/>
+              <w:bottom w:w="80" w:type="dxa"/>
+              <w:left w:w="120" w:type="dxa"/>
+              <w:right w:w="120" w:type="dxa"/>
+            </w:tcMar>
+            <w:shd w:val="clear" w:color="auto" w:fill="d6cdb7"/>
+          </w:tcPr>
+          <w:p>
+            <w:pPr>
+              <w:spacing w:before="0" w:after="0" w:line="300" w:lineRule="auto"/>
+            </w:pPr>
+            <w:r>
+              <w:rPr>
+                <w:rFonts w:ascii="Arial" w:hAnsi="Arial"/>
+                <w:b/>
+                <w:color w:val="002F5F"/>
+                <w:sz w:val="20"/>
+              </w:rPr>
+              <w:t>Brief term</w:t>
+            </w:r>
+          </w:p>
+        </w:tc>
+        <w:tc>
+          <w:tcPr>
+            <w:tcW w:type="dxa" w:w="3120"/>
+            <w:tcMar>
+              <w:top w:w="80" w:type="dxa"/>
+              <w:bottom w:w="80" w:type="dxa"/>
+              <w:left w:w="120" w:type="dxa"/>
+              <w:right w:w="120" w:type="dxa"/>
+            </w:tcMar>
+            <w:shd w:val="clear" w:color="auto" w:fill="d6cdb7"/>
+          </w:tcPr>
+          <w:p>
+            <w:pPr>
+              <w:spacing w:before="0" w:after="0" w:line="300" w:lineRule="auto"/>
+            </w:pPr>
+            <w:r>
+              <w:rPr>
+                <w:rFonts w:ascii="Arial" w:hAnsi="Arial"/>
+                <w:b/>
+                <w:color w:val="002F5F"/>
+                <w:sz w:val="20"/>
+              </w:rPr>
+              <w:t>Our term</w:t>
+            </w:r>
+          </w:p>
+        </w:tc>
+        <w:tc>
+          <w:tcPr>
+            <w:tcW w:type="dxa" w:w="3120"/>
+            <w:tcMar>
+              <w:top w:w="80" w:type="dxa"/>
+              <w:bottom w:w="80" w:type="dxa"/>
+              <w:left w:w="120" w:type="dxa"/>
+              <w:right w:w="120" w:type="dxa"/>
+            </w:tcMar>
+            <w:shd w:val="clear" w:color="auto" w:fill="d6cdb7"/>
+          </w:tcPr>
+          <w:p>
+            <w:pPr>
+              <w:spacing w:before="0" w:after="0" w:line="300" w:lineRule="auto"/>
+            </w:pPr>
+            <w:r>
+              <w:rPr>
+                <w:rFonts w:ascii="Arial" w:hAnsi="Arial"/>
+                <w:b/>
+                <w:color w:val="002F5F"/>
+                <w:sz w:val="20"/>
+              </w:rPr>
+              <w:t>Relationship</w:t>
+            </w:r>
+          </w:p>
+        </w:tc>
+      </w:tr>
+      <w:tr>
+        <w:tc>
+          <w:tcPr>
+            <w:tcW w:type="dxa" w:w="3120"/>
+            <w:tcMar>
+              <w:top w:w="80" w:type="dxa"/>
+              <w:bottom w:w="80" w:type="dxa"/>
+              <w:left w:w="120" w:type="dxa"/>
+              <w:right w:w="120" w:type="dxa"/>
+            </w:tcMar>
+          </w:tcPr>
+          <w:p>
+            <w:pPr>
+              <w:spacing w:before="0" w:after="0" w:line="300" w:lineRule="auto"/>
+            </w:pPr>
+            <w:r>
+              <w:rPr>
+                <w:rFonts w:ascii="Arial" w:hAnsi="Arial"/>
+                <w:color w:val="4A5663"/>
+                <w:sz w:val="20"/>
+              </w:rPr>
+              <w:t>Scale</w:t>
+            </w:r>
+          </w:p>
+        </w:tc>
+        <w:tc>
+          <w:tcPr>
+            <w:tcW w:type="dxa" w:w="3120"/>
+            <w:tcMar>
+              <w:top w:w="80" w:type="dxa"/>
+              <w:bottom w:w="80" w:type="dxa"/>
+              <w:left w:w="120" w:type="dxa"/>
+              <w:right w:w="120" w:type="dxa"/>
+            </w:tcMar>
+          </w:tcPr>
+          <w:p>
+            <w:pPr>
+              <w:spacing w:before="0" w:after="0" w:line="300" w:lineRule="auto"/>
+            </w:pPr>
+            <w:r>
+              <w:rPr>
+                <w:rFonts w:ascii="Arial" w:hAnsi="Arial"/>
+                <w:color w:val="4A5663"/>
+                <w:sz w:val="20"/>
+              </w:rPr>
+              <w:t>Scale</w:t>
+            </w:r>
+          </w:p>
+        </w:tc>
+        <w:tc>
+          <w:tcPr>
+            <w:tcW w:type="dxa" w:w="3120"/>
+            <w:tcMar>
+              <w:top w:w="80" w:type="dxa"/>
+              <w:bottom w:w="80" w:type="dxa"/>
+              <w:left w:w="120" w:type="dxa"/>
+              <w:right w:w="120" w:type="dxa"/>
+            </w:tcMar>
+          </w:tcPr>
+          <w:p>
+            <w:pPr>
+              <w:spacing w:before="0" w:after="0" w:line="300" w:lineRule="auto"/>
+            </w:pPr>
+            <w:r>
+              <w:rPr>
+                <w:rFonts w:ascii="Arial" w:hAnsi="Arial"/>
+                <w:color w:val="4A5663"/>
+                <w:sz w:val="20"/>
+              </w:rPr>
+              <w:t>identical</w:t>
+            </w:r>
+          </w:p>
+        </w:tc>
+      </w:tr>
+      <w:tr>
+        <w:tc>
+          <w:tcPr>
+            <w:tcW w:type="dxa" w:w="3120"/>
+            <w:tcMar>
+              <w:top w:w="80" w:type="dxa"/>
+              <w:bottom w:w="80" w:type="dxa"/>
+              <w:left w:w="120" w:type="dxa"/>
+              <w:right w:w="120" w:type="dxa"/>
+            </w:tcMar>
+          </w:tcPr>
+          <w:p>
+            <w:pPr>
+              <w:spacing w:before="0" w:after="0" w:line="300" w:lineRule="auto"/>
+            </w:pPr>
+            <w:r>
+              <w:rPr>
+                <w:rFonts w:ascii="Arial" w:hAnsi="Arial"/>
+                <w:color w:val="4A5663"/>
+                <w:sz w:val="20"/>
+              </w:rPr>
+              <w:t>Scope</w:t>
+            </w:r>
+          </w:p>
+        </w:tc>
+        <w:tc>
+          <w:tcPr>
+            <w:tcW w:type="dxa" w:w="3120"/>
+            <w:tcMar>
+              <w:top w:w="80" w:type="dxa"/>
+              <w:bottom w:w="80" w:type="dxa"/>
+              <w:left w:w="120" w:type="dxa"/>
+              <w:right w:w="120" w:type="dxa"/>
+            </w:tcMar>
+          </w:tcPr>
+          <w:p>
+            <w:pPr>
+              <w:spacing w:before="0" w:after="0" w:line="300" w:lineRule="auto"/>
+            </w:pPr>
+            <w:r>
+              <w:rPr>
+                <w:rFonts w:ascii="Arial" w:hAnsi="Arial"/>
+                <w:color w:val="4A5663"/>
+                <w:sz w:val="20"/>
+              </w:rPr>
+              <w:t>Scope</w:t>
+            </w:r>
+          </w:p>
+        </w:tc>
+        <w:tc>
+          <w:tcPr>
+            <w:tcW w:type="dxa" w:w="3120"/>
+            <w:tcMar>
+              <w:top w:w="80" w:type="dxa"/>
+              <w:bottom w:w="80" w:type="dxa"/>
+              <w:left w:w="120" w:type="dxa"/>
+              <w:right w:w="120" w:type="dxa"/>
+            </w:tcMar>
+          </w:tcPr>
+          <w:p>
+            <w:pPr>
+              <w:spacing w:before="0" w:after="0" w:line="300" w:lineRule="auto"/>
+            </w:pPr>
+            <w:r>
+              <w:rPr>
+                <w:rFonts w:ascii="Arial" w:hAnsi="Arial"/>
+                <w:color w:val="4A5663"/>
+                <w:sz w:val="20"/>
+              </w:rPr>
+              <w:t>identical</w:t>
+            </w:r>
+          </w:p>
+        </w:tc>
+      </w:tr>
+      <w:tr>
+        <w:tc>
+          <w:tcPr>
+            <w:tcW w:type="dxa" w:w="3120"/>
+            <w:tcMar>
+              <w:top w:w="80" w:type="dxa"/>
+              <w:bottom w:w="80" w:type="dxa"/>
+              <w:left w:w="120" w:type="dxa"/>
+              <w:right w:w="120" w:type="dxa"/>
+            </w:tcMar>
+          </w:tcPr>
+          <w:p>
+            <w:pPr>
+              <w:spacing w:before="0" w:after="0" w:line="300" w:lineRule="auto"/>
+            </w:pPr>
+            <w:r>
+              <w:rPr>
+                <w:rFonts w:ascii="Arial" w:hAnsi="Arial"/>
+                <w:color w:val="4A5663"/>
+                <w:sz w:val="20"/>
+              </w:rPr>
+              <w:t>Likelihood</w:t>
+            </w:r>
+          </w:p>
+        </w:tc>
+        <w:tc>
+          <w:tcPr>
+            <w:tcW w:type="dxa" w:w="3120"/>
+            <w:tcMar>
+              <w:top w:w="80" w:type="dxa"/>
+              <w:bottom w:w="80" w:type="dxa"/>
+              <w:left w:w="120" w:type="dxa"/>
+              <w:right w:w="120" w:type="dxa"/>
+            </w:tcMar>
+          </w:tcPr>
+          <w:p>
+            <w:pPr>
+              <w:spacing w:before="0" w:after="0" w:line="300" w:lineRule="auto"/>
+            </w:pPr>
+            <w:r>
+              <w:rPr>
+                <w:rFonts w:ascii="Arial" w:hAnsi="Arial"/>
+                <w:color w:val="4A5663"/>
+                <w:sz w:val="20"/>
+              </w:rPr>
+              <w:t>Probability</w:t>
+            </w:r>
+          </w:p>
+        </w:tc>
+        <w:tc>
+          <w:tcPr>
+            <w:tcW w:type="dxa" w:w="3120"/>
+            <w:tcMar>
+              <w:top w:w="80" w:type="dxa"/>
+              <w:bottom w:w="80" w:type="dxa"/>
+              <w:left w:w="120" w:type="dxa"/>
+              <w:right w:w="120" w:type="dxa"/>
+            </w:tcMar>
+          </w:tcPr>
+          <w:p>
+            <w:pPr>
+              <w:spacing w:before="0" w:after="0" w:line="300" w:lineRule="auto"/>
+            </w:pPr>
+            <w:r>
+              <w:rPr>
+                <w:rFonts w:ascii="Arial" w:hAnsi="Arial"/>
+                <w:color w:val="4A5663"/>
+                <w:sz w:val="20"/>
+              </w:rPr>
+              <w:t>synonymous (P[occur] on the 1–5 scale)</w:t>
+            </w:r>
+          </w:p>
+        </w:tc>
+      </w:tr>
+      <w:tr>
+        <w:tc>
+          <w:tcPr>
+            <w:tcW w:type="dxa" w:w="3120"/>
+            <w:tcMar>
+              <w:top w:w="80" w:type="dxa"/>
+              <w:bottom w:w="80" w:type="dxa"/>
+              <w:left w:w="120" w:type="dxa"/>
+              <w:right w:w="120" w:type="dxa"/>
+            </w:tcMar>
+          </w:tcPr>
+          <w:p>
+            <w:pPr>
+              <w:spacing w:before="0" w:after="0" w:line="300" w:lineRule="auto"/>
+            </w:pPr>
+            <w:r>
+              <w:rPr>
+                <w:rFonts w:ascii="Arial" w:hAnsi="Arial"/>
+                <w:color w:val="4A5663"/>
+                <w:sz w:val="20"/>
+              </w:rPr>
+              <w:t>Irreversibility</w:t>
+            </w:r>
+          </w:p>
+        </w:tc>
+        <w:tc>
+          <w:tcPr>
+            <w:tcW w:type="dxa" w:w="3120"/>
+            <w:tcMar>
+              <w:top w:w="80" w:type="dxa"/>
+              <w:bottom w:w="80" w:type="dxa"/>
+              <w:left w:w="120" w:type="dxa"/>
+              <w:right w:w="120" w:type="dxa"/>
+            </w:tcMar>
+          </w:tcPr>
+          <w:p>
+            <w:pPr>
+              <w:spacing w:before="0" w:after="0" w:line="300" w:lineRule="auto"/>
+            </w:pPr>
+            <w:r>
+              <w:rPr>
+                <w:rFonts w:ascii="Arial" w:hAnsi="Arial"/>
+                <w:color w:val="4A5663"/>
+                <w:sz w:val="20"/>
+              </w:rPr>
+              <w:t>Remediability</w:t>
+            </w:r>
+          </w:p>
+        </w:tc>
+        <w:tc>
+          <w:tcPr>
+            <w:tcW w:type="dxa" w:w="3120"/>
+            <w:tcMar>
+              <w:top w:w="80" w:type="dxa"/>
+              <w:bottom w:w="80" w:type="dxa"/>
+              <w:left w:w="120" w:type="dxa"/>
+              <w:right w:w="120" w:type="dxa"/>
+            </w:tcMar>
+          </w:tcPr>
+          <w:p>
+            <w:pPr>
+              <w:spacing w:before="0" w:after="0" w:line="300" w:lineRule="auto"/>
+            </w:pPr>
+            <w:r>
+              <w:rPr>
+                <w:rFonts w:ascii="Arial" w:hAnsi="Arial"/>
+                <w:color w:val="4A5663"/>
+                <w:sz w:val="20"/>
+              </w:rPr>
+              <w:t>inverse — high remediability implies low irreversibility</w:t>
+            </w:r>
+          </w:p>
+        </w:tc>
+      </w:tr>
+    </w:tbl>
+    <w:p>
+      <w:pPr>
+        <w:spacing w:before="0" w:after="120" w:line="324" w:lineRule="auto"/>
+      </w:pPr>
+    </w:p>
+    <w:p>
+      <w:pPr>
+        <w:spacing w:before="0" w:after="120" w:line="324" w:lineRule="auto"/>
+      </w:pPr>
+      <w:r>
+        <w:rPr>
+          <w:rFonts w:ascii="Arial" w:hAnsi="Arial"/>
+          <w:color w:val="4A5663"/>
+          <w:sz w:val="22"/>
+        </w:rPr>
+        <w:t>The factor *set* is identical to the brief; the aggregation *pattern* follows Aqualia's published practice (severity = mean of the first three, multiplied by probability) rather than a single 4-factor mean. The Monte Carlo pipeline propagates uncertainty in all four factors simultaneously, so no factor is suppressed in the final matrix position.</w:t>
+      </w:r>
+    </w:p>
+    <w:p>
+      <w:pPr>
         <w:spacing w:before="200" w:after="80" w:line="300" w:lineRule="auto"/>
       </w:pPr>
       <w:r>
@@ -2385,6 +2830,1114 @@
           <w:sz w:val="22"/>
         </w:rPr>
         <w:t xml:space="preserve"> from CSDDD civil-liability and Omnibus-I interactions (A17).</w:t>
+      </w:r>
+    </w:p>
+    <w:p>
+      <w:pPr>
+        <w:spacing w:before="0" w:after="120" w:line="324" w:lineRule="auto"/>
+      </w:pPr>
+      <w:r>
+        <w:rPr>
+          <w:rFonts w:ascii="Arial" w:hAnsi="Arial"/>
+          <w:b/>
+          <w:color w:val="002F5F"/>
+          <w:sz w:val="22"/>
+        </w:rPr>
+        <w:t>Five-dimension mapping to the brief.</w:t>
+      </w:r>
+      <w:r>
+        <w:rPr>
+          <w:rFonts w:ascii="Arial" w:hAnsi="Arial"/>
+          <w:color w:val="4A5663"/>
+          <w:sz w:val="22"/>
+        </w:rPr>
+        <w:t xml:space="preserve"> The Aqualia Datathon brief (§3) requires financial materiality to be assessed against *revenues, costs, assets, liabilities, or overall enterprise value*. Each topic's principal R&amp;O channels tag explicitly to these five dimensions:</w:t>
+      </w:r>
+    </w:p>
+    <w:tbl>
+      <w:tblPr>
+        <w:tblStyle w:val="LightGrid-Accent1"/>
+        <w:tblW w:type="auto" w:w="0"/>
+        <w:jc w:val="left"/>
+        <w:tblLook w:firstColumn="1" w:firstRow="1" w:lastColumn="0" w:lastRow="0" w:noHBand="0" w:noVBand="1" w:val="04A0"/>
+      </w:tblPr>
+      <w:tblGrid>
+        <w:gridCol w:w="1560"/>
+        <w:gridCol w:w="1560"/>
+        <w:gridCol w:w="1560"/>
+        <w:gridCol w:w="1560"/>
+        <w:gridCol w:w="1560"/>
+        <w:gridCol w:w="1560"/>
+      </w:tblGrid>
+      <w:tr>
+        <w:tc>
+          <w:tcPr>
+            <w:tcW w:type="dxa" w:w="1560"/>
+            <w:tcMar>
+              <w:top w:w="80" w:type="dxa"/>
+              <w:bottom w:w="80" w:type="dxa"/>
+              <w:left w:w="120" w:type="dxa"/>
+              <w:right w:w="120" w:type="dxa"/>
+            </w:tcMar>
+            <w:shd w:val="clear" w:color="auto" w:fill="d6cdb7"/>
+          </w:tcPr>
+          <w:p>
+            <w:pPr>
+              <w:spacing w:before="0" w:after="0" w:line="300" w:lineRule="auto"/>
+            </w:pPr>
+            <w:r>
+              <w:rPr>
+                <w:rFonts w:ascii="Arial" w:hAnsi="Arial"/>
+                <w:b/>
+                <w:color w:val="002F5F"/>
+                <w:sz w:val="20"/>
+              </w:rPr>
+              <w:t>Topic</w:t>
+            </w:r>
+          </w:p>
+        </w:tc>
+        <w:tc>
+          <w:tcPr>
+            <w:tcW w:type="dxa" w:w="1560"/>
+            <w:tcMar>
+              <w:top w:w="80" w:type="dxa"/>
+              <w:bottom w:w="80" w:type="dxa"/>
+              <w:left w:w="120" w:type="dxa"/>
+              <w:right w:w="120" w:type="dxa"/>
+            </w:tcMar>
+            <w:shd w:val="clear" w:color="auto" w:fill="d6cdb7"/>
+          </w:tcPr>
+          <w:p>
+            <w:pPr>
+              <w:spacing w:before="0" w:after="0" w:line="300" w:lineRule="auto"/>
+            </w:pPr>
+            <w:r>
+              <w:rPr>
+                <w:rFonts w:ascii="Arial" w:hAnsi="Arial"/>
+                <w:b/>
+                <w:color w:val="002F5F"/>
+                <w:sz w:val="20"/>
+              </w:rPr>
+              <w:t>Revenues</w:t>
+            </w:r>
+          </w:p>
+        </w:tc>
+        <w:tc>
+          <w:tcPr>
+            <w:tcW w:type="dxa" w:w="1560"/>
+            <w:tcMar>
+              <w:top w:w="80" w:type="dxa"/>
+              <w:bottom w:w="80" w:type="dxa"/>
+              <w:left w:w="120" w:type="dxa"/>
+              <w:right w:w="120" w:type="dxa"/>
+            </w:tcMar>
+            <w:shd w:val="clear" w:color="auto" w:fill="d6cdb7"/>
+          </w:tcPr>
+          <w:p>
+            <w:pPr>
+              <w:spacing w:before="0" w:after="0" w:line="300" w:lineRule="auto"/>
+            </w:pPr>
+            <w:r>
+              <w:rPr>
+                <w:rFonts w:ascii="Arial" w:hAnsi="Arial"/>
+                <w:b/>
+                <w:color w:val="002F5F"/>
+                <w:sz w:val="20"/>
+              </w:rPr>
+              <w:t>Costs</w:t>
+            </w:r>
+          </w:p>
+        </w:tc>
+        <w:tc>
+          <w:tcPr>
+            <w:tcW w:type="dxa" w:w="1560"/>
+            <w:tcMar>
+              <w:top w:w="80" w:type="dxa"/>
+              <w:bottom w:w="80" w:type="dxa"/>
+              <w:left w:w="120" w:type="dxa"/>
+              <w:right w:w="120" w:type="dxa"/>
+            </w:tcMar>
+            <w:shd w:val="clear" w:color="auto" w:fill="d6cdb7"/>
+          </w:tcPr>
+          <w:p>
+            <w:pPr>
+              <w:spacing w:before="0" w:after="0" w:line="300" w:lineRule="auto"/>
+            </w:pPr>
+            <w:r>
+              <w:rPr>
+                <w:rFonts w:ascii="Arial" w:hAnsi="Arial"/>
+                <w:b/>
+                <w:color w:val="002F5F"/>
+                <w:sz w:val="20"/>
+              </w:rPr>
+              <w:t>Assets</w:t>
+            </w:r>
+          </w:p>
+        </w:tc>
+        <w:tc>
+          <w:tcPr>
+            <w:tcW w:type="dxa" w:w="1560"/>
+            <w:tcMar>
+              <w:top w:w="80" w:type="dxa"/>
+              <w:bottom w:w="80" w:type="dxa"/>
+              <w:left w:w="120" w:type="dxa"/>
+              <w:right w:w="120" w:type="dxa"/>
+            </w:tcMar>
+            <w:shd w:val="clear" w:color="auto" w:fill="d6cdb7"/>
+          </w:tcPr>
+          <w:p>
+            <w:pPr>
+              <w:spacing w:before="0" w:after="0" w:line="300" w:lineRule="auto"/>
+            </w:pPr>
+            <w:r>
+              <w:rPr>
+                <w:rFonts w:ascii="Arial" w:hAnsi="Arial"/>
+                <w:b/>
+                <w:color w:val="002F5F"/>
+                <w:sz w:val="20"/>
+              </w:rPr>
+              <w:t>Liabilities</w:t>
+            </w:r>
+          </w:p>
+        </w:tc>
+        <w:tc>
+          <w:tcPr>
+            <w:tcW w:type="dxa" w:w="1560"/>
+            <w:tcMar>
+              <w:top w:w="80" w:type="dxa"/>
+              <w:bottom w:w="80" w:type="dxa"/>
+              <w:left w:w="120" w:type="dxa"/>
+              <w:right w:w="120" w:type="dxa"/>
+            </w:tcMar>
+            <w:shd w:val="clear" w:color="auto" w:fill="d6cdb7"/>
+          </w:tcPr>
+          <w:p>
+            <w:pPr>
+              <w:spacing w:before="0" w:after="0" w:line="300" w:lineRule="auto"/>
+            </w:pPr>
+            <w:r>
+              <w:rPr>
+                <w:rFonts w:ascii="Arial" w:hAnsi="Arial"/>
+                <w:b/>
+                <w:color w:val="002F5F"/>
+                <w:sz w:val="20"/>
+              </w:rPr>
+              <w:t>Enterprise value</w:t>
+            </w:r>
+          </w:p>
+        </w:tc>
+      </w:tr>
+      <w:tr>
+        <w:tc>
+          <w:tcPr>
+            <w:tcW w:type="dxa" w:w="1560"/>
+            <w:tcMar>
+              <w:top w:w="80" w:type="dxa"/>
+              <w:bottom w:w="80" w:type="dxa"/>
+              <w:left w:w="120" w:type="dxa"/>
+              <w:right w:w="120" w:type="dxa"/>
+            </w:tcMar>
+          </w:tcPr>
+          <w:p>
+            <w:pPr>
+              <w:spacing w:before="0" w:after="0" w:line="300" w:lineRule="auto"/>
+            </w:pPr>
+            <w:r>
+              <w:rPr>
+                <w:rFonts w:ascii="Arial" w:hAnsi="Arial"/>
+                <w:b/>
+                <w:color w:val="002F5F"/>
+                <w:sz w:val="20"/>
+              </w:rPr>
+              <w:t>T1</w:t>
+            </w:r>
+          </w:p>
+        </w:tc>
+        <w:tc>
+          <w:tcPr>
+            <w:tcW w:type="dxa" w:w="1560"/>
+            <w:tcMar>
+              <w:top w:w="80" w:type="dxa"/>
+              <w:bottom w:w="80" w:type="dxa"/>
+              <w:left w:w="120" w:type="dxa"/>
+              <w:right w:w="120" w:type="dxa"/>
+            </w:tcMar>
+          </w:tcPr>
+          <w:p>
+            <w:pPr>
+              <w:spacing w:before="0" w:after="0" w:line="300" w:lineRule="auto"/>
+            </w:pPr>
+            <w:r>
+              <w:rPr>
+                <w:rFonts w:ascii="Arial" w:hAnsi="Arial"/>
+                <w:color w:val="4A5663"/>
+                <w:sz w:val="20"/>
+              </w:rPr>
+              <w:t>Concession revenue at risk €25–110 M; reuse-market upside €15–75 M</w:t>
+            </w:r>
+          </w:p>
+        </w:tc>
+        <w:tc>
+          <w:tcPr>
+            <w:tcW w:type="dxa" w:w="1560"/>
+            <w:tcMar>
+              <w:top w:w="80" w:type="dxa"/>
+              <w:bottom w:w="80" w:type="dxa"/>
+              <w:left w:w="120" w:type="dxa"/>
+              <w:right w:w="120" w:type="dxa"/>
+            </w:tcMar>
+          </w:tcPr>
+          <w:p>
+            <w:pPr>
+              <w:spacing w:before="0" w:after="0" w:line="300" w:lineRule="auto"/>
+            </w:pPr>
+            <w:r>
+              <w:rPr>
+                <w:rFonts w:ascii="Arial" w:hAnsi="Arial"/>
+                <w:color w:val="4A5663"/>
+                <w:sz w:val="20"/>
+              </w:rPr>
+              <w:t>OPEX €8–32 M/yr (UWWTD, chemicals, emerging pollutants)</w:t>
+            </w:r>
+          </w:p>
+        </w:tc>
+        <w:tc>
+          <w:tcPr>
+            <w:tcW w:type="dxa" w:w="1560"/>
+            <w:tcMar>
+              <w:top w:w="80" w:type="dxa"/>
+              <w:bottom w:w="80" w:type="dxa"/>
+              <w:left w:w="120" w:type="dxa"/>
+              <w:right w:w="120" w:type="dxa"/>
+            </w:tcMar>
+          </w:tcPr>
+          <w:p>
+            <w:pPr>
+              <w:spacing w:before="0" w:after="0" w:line="300" w:lineRule="auto"/>
+            </w:pPr>
+            <w:r>
+              <w:rPr>
+                <w:rFonts w:ascii="Arial" w:hAnsi="Arial"/>
+                <w:color w:val="4A5663"/>
+                <w:sz w:val="20"/>
+              </w:rPr>
+              <w:t>€220–520 M CAPEX creates and protects asset base; stranded-asset risk on water-stressed infrastructure</w:t>
+            </w:r>
+          </w:p>
+        </w:tc>
+        <w:tc>
+          <w:tcPr>
+            <w:tcW w:type="dxa" w:w="1560"/>
+            <w:tcMar>
+              <w:top w:w="80" w:type="dxa"/>
+              <w:bottom w:w="80" w:type="dxa"/>
+              <w:left w:w="120" w:type="dxa"/>
+              <w:right w:w="120" w:type="dxa"/>
+            </w:tcMar>
+          </w:tcPr>
+          <w:p>
+            <w:pPr>
+              <w:spacing w:before="0" w:after="0" w:line="300" w:lineRule="auto"/>
+            </w:pPr>
+            <w:r>
+              <w:rPr>
+                <w:rFonts w:ascii="Arial" w:hAnsi="Arial"/>
+                <w:color w:val="4A5663"/>
+                <w:sz w:val="20"/>
+              </w:rPr>
+              <w:t>Contingent €10–65 M (WFD, CSDDD civil liability, service-continuity fines)</w:t>
+            </w:r>
+          </w:p>
+        </w:tc>
+        <w:tc>
+          <w:tcPr>
+            <w:tcW w:type="dxa" w:w="1560"/>
+            <w:tcMar>
+              <w:top w:w="80" w:type="dxa"/>
+              <w:bottom w:w="80" w:type="dxa"/>
+              <w:left w:w="120" w:type="dxa"/>
+              <w:right w:w="120" w:type="dxa"/>
+            </w:tcMar>
+          </w:tcPr>
+          <w:p>
+            <w:pPr>
+              <w:spacing w:before="0" w:after="0" w:line="300" w:lineRule="auto"/>
+            </w:pPr>
+            <w:r>
+              <w:rPr>
+                <w:rFonts w:ascii="Arial" w:hAnsi="Arial"/>
+                <w:color w:val="4A5663"/>
+                <w:sz w:val="20"/>
+              </w:rPr>
+              <w:t>Concession-renewal multiple discount under sustained water stress</w:t>
+            </w:r>
+          </w:p>
+        </w:tc>
+      </w:tr>
+      <w:tr>
+        <w:tc>
+          <w:tcPr>
+            <w:tcW w:type="dxa" w:w="1560"/>
+            <w:tcMar>
+              <w:top w:w="80" w:type="dxa"/>
+              <w:bottom w:w="80" w:type="dxa"/>
+              <w:left w:w="120" w:type="dxa"/>
+              <w:right w:w="120" w:type="dxa"/>
+            </w:tcMar>
+          </w:tcPr>
+          <w:p>
+            <w:pPr>
+              <w:spacing w:before="0" w:after="0" w:line="300" w:lineRule="auto"/>
+            </w:pPr>
+            <w:r>
+              <w:rPr>
+                <w:rFonts w:ascii="Arial" w:hAnsi="Arial"/>
+                <w:b/>
+                <w:color w:val="002F5F"/>
+                <w:sz w:val="20"/>
+              </w:rPr>
+              <w:t>T2</w:t>
+            </w:r>
+          </w:p>
+        </w:tc>
+        <w:tc>
+          <w:tcPr>
+            <w:tcW w:type="dxa" w:w="1560"/>
+            <w:tcMar>
+              <w:top w:w="80" w:type="dxa"/>
+              <w:bottom w:w="80" w:type="dxa"/>
+              <w:left w:w="120" w:type="dxa"/>
+              <w:right w:w="120" w:type="dxa"/>
+            </w:tcMar>
+          </w:tcPr>
+          <w:p>
+            <w:pPr>
+              <w:spacing w:before="0" w:after="0" w:line="300" w:lineRule="auto"/>
+            </w:pPr>
+            <w:r>
+              <w:rPr>
+                <w:rFonts w:ascii="Arial" w:hAnsi="Arial"/>
+                <w:color w:val="4A5663"/>
+                <w:sz w:val="20"/>
+              </w:rPr>
+              <w:t>Tender-win uplift €8–45 M on digital differentiation; cyber-incident service-interruption revenue risk</w:t>
+            </w:r>
+          </w:p>
+        </w:tc>
+        <w:tc>
+          <w:tcPr>
+            <w:tcW w:type="dxa" w:w="1560"/>
+            <w:tcMar>
+              <w:top w:w="80" w:type="dxa"/>
+              <w:bottom w:w="80" w:type="dxa"/>
+              <w:left w:w="120" w:type="dxa"/>
+              <w:right w:w="120" w:type="dxa"/>
+            </w:tcMar>
+          </w:tcPr>
+          <w:p>
+            <w:pPr>
+              <w:spacing w:before="0" w:after="0" w:line="300" w:lineRule="auto"/>
+            </w:pPr>
+            <w:r>
+              <w:rPr>
+                <w:rFonts w:ascii="Arial" w:hAnsi="Arial"/>
+                <w:color w:val="4A5663"/>
+                <w:sz w:val="20"/>
+              </w:rPr>
+              <w:t>Cyber + digital OPEX €4–14 M/yr; incident-response cost</w:t>
+            </w:r>
+          </w:p>
+        </w:tc>
+        <w:tc>
+          <w:tcPr>
+            <w:tcW w:type="dxa" w:w="1560"/>
+            <w:tcMar>
+              <w:top w:w="80" w:type="dxa"/>
+              <w:bottom w:w="80" w:type="dxa"/>
+              <w:left w:w="120" w:type="dxa"/>
+              <w:right w:w="120" w:type="dxa"/>
+            </w:tcMar>
+          </w:tcPr>
+          <w:p>
+            <w:pPr>
+              <w:spacing w:before="0" w:after="0" w:line="300" w:lineRule="auto"/>
+            </w:pPr>
+            <w:r>
+              <w:rPr>
+                <w:rFonts w:ascii="Arial" w:hAnsi="Arial"/>
+                <w:color w:val="4A5663"/>
+                <w:sz w:val="20"/>
+              </w:rPr>
+              <w:t>€45–130 M CAPEX — digital-twin platform and OT/IT segmentation asset base</w:t>
+            </w:r>
+          </w:p>
+        </w:tc>
+        <w:tc>
+          <w:tcPr>
+            <w:tcW w:type="dxa" w:w="1560"/>
+            <w:tcMar>
+              <w:top w:w="80" w:type="dxa"/>
+              <w:bottom w:w="80" w:type="dxa"/>
+              <w:left w:w="120" w:type="dxa"/>
+              <w:right w:w="120" w:type="dxa"/>
+            </w:tcMar>
+          </w:tcPr>
+          <w:p>
+            <w:pPr>
+              <w:spacing w:before="0" w:after="0" w:line="300" w:lineRule="auto"/>
+            </w:pPr>
+            <w:r>
+              <w:rPr>
+                <w:rFonts w:ascii="Arial" w:hAnsi="Arial"/>
+                <w:color w:val="4A5663"/>
+                <w:sz w:val="20"/>
+              </w:rPr>
+              <w:t>GDPR / NIS2 fines €5–56 M; contract SLA penalties</w:t>
+            </w:r>
+          </w:p>
+        </w:tc>
+        <w:tc>
+          <w:tcPr>
+            <w:tcW w:type="dxa" w:w="1560"/>
+            <w:tcMar>
+              <w:top w:w="80" w:type="dxa"/>
+              <w:bottom w:w="80" w:type="dxa"/>
+              <w:left w:w="120" w:type="dxa"/>
+              <w:right w:w="120" w:type="dxa"/>
+            </w:tcMar>
+          </w:tcPr>
+          <w:p>
+            <w:pPr>
+              <w:spacing w:before="0" w:after="0" w:line="300" w:lineRule="auto"/>
+            </w:pPr>
+            <w:r>
+              <w:rPr>
+                <w:rFonts w:ascii="Arial" w:hAnsi="Arial"/>
+                <w:color w:val="4A5663"/>
+                <w:sz w:val="20"/>
+              </w:rPr>
+              <w:t>Technology-differentiation multiple uplift vs peers</w:t>
+            </w:r>
+          </w:p>
+        </w:tc>
+      </w:tr>
+      <w:tr>
+        <w:tc>
+          <w:tcPr>
+            <w:tcW w:type="dxa" w:w="1560"/>
+            <w:tcMar>
+              <w:top w:w="80" w:type="dxa"/>
+              <w:bottom w:w="80" w:type="dxa"/>
+              <w:left w:w="120" w:type="dxa"/>
+              <w:right w:w="120" w:type="dxa"/>
+            </w:tcMar>
+          </w:tcPr>
+          <w:p>
+            <w:pPr>
+              <w:spacing w:before="0" w:after="0" w:line="300" w:lineRule="auto"/>
+            </w:pPr>
+            <w:r>
+              <w:rPr>
+                <w:rFonts w:ascii="Arial" w:hAnsi="Arial"/>
+                <w:b/>
+                <w:color w:val="002F5F"/>
+                <w:sz w:val="20"/>
+              </w:rPr>
+              <w:t>T3</w:t>
+            </w:r>
+          </w:p>
+        </w:tc>
+        <w:tc>
+          <w:tcPr>
+            <w:tcW w:type="dxa" w:w="1560"/>
+            <w:tcMar>
+              <w:top w:w="80" w:type="dxa"/>
+              <w:bottom w:w="80" w:type="dxa"/>
+              <w:left w:w="120" w:type="dxa"/>
+              <w:right w:w="120" w:type="dxa"/>
+            </w:tcMar>
+          </w:tcPr>
+          <w:p>
+            <w:pPr>
+              <w:spacing w:before="0" w:after="0" w:line="300" w:lineRule="auto"/>
+            </w:pPr>
+            <w:r>
+              <w:rPr>
+                <w:rFonts w:ascii="Arial" w:hAnsi="Arial"/>
+                <w:color w:val="4A5663"/>
+                <w:sz w:val="20"/>
+              </w:rPr>
+              <w:t>—</w:t>
+            </w:r>
+          </w:p>
+        </w:tc>
+        <w:tc>
+          <w:tcPr>
+            <w:tcW w:type="dxa" w:w="1560"/>
+            <w:tcMar>
+              <w:top w:w="80" w:type="dxa"/>
+              <w:bottom w:w="80" w:type="dxa"/>
+              <w:left w:w="120" w:type="dxa"/>
+              <w:right w:w="120" w:type="dxa"/>
+            </w:tcMar>
+          </w:tcPr>
+          <w:p>
+            <w:pPr>
+              <w:spacing w:before="0" w:after="0" w:line="300" w:lineRule="auto"/>
+            </w:pPr>
+            <w:r>
+              <w:rPr>
+                <w:rFonts w:ascii="Arial" w:hAnsi="Arial"/>
+                <w:color w:val="4A5663"/>
+                <w:sz w:val="20"/>
+              </w:rPr>
+              <w:t>Cost-of-capital saving ~€8 M/yr nominal (€31 M PV, 10 y)</w:t>
+            </w:r>
+          </w:p>
+        </w:tc>
+        <w:tc>
+          <w:tcPr>
+            <w:tcW w:type="dxa" w:w="1560"/>
+            <w:tcMar>
+              <w:top w:w="80" w:type="dxa"/>
+              <w:bottom w:w="80" w:type="dxa"/>
+              <w:left w:w="120" w:type="dxa"/>
+              <w:right w:w="120" w:type="dxa"/>
+            </w:tcMar>
+          </w:tcPr>
+          <w:p>
+            <w:pPr>
+              <w:spacing w:before="0" w:after="0" w:line="300" w:lineRule="auto"/>
+            </w:pPr>
+            <w:r>
+              <w:rPr>
+                <w:rFonts w:ascii="Arial" w:hAnsi="Arial"/>
+                <w:color w:val="4A5663"/>
+                <w:sz w:val="20"/>
+              </w:rPr>
+              <w:t>—</w:t>
+            </w:r>
+          </w:p>
+        </w:tc>
+        <w:tc>
+          <w:tcPr>
+            <w:tcW w:type="dxa" w:w="1560"/>
+            <w:tcMar>
+              <w:top w:w="80" w:type="dxa"/>
+              <w:bottom w:w="80" w:type="dxa"/>
+              <w:left w:w="120" w:type="dxa"/>
+              <w:right w:w="120" w:type="dxa"/>
+            </w:tcMar>
+          </w:tcPr>
+          <w:p>
+            <w:pPr>
+              <w:spacing w:before="0" w:after="0" w:line="300" w:lineRule="auto"/>
+            </w:pPr>
+            <w:r>
+              <w:rPr>
+                <w:rFonts w:ascii="Arial" w:hAnsi="Arial"/>
+                <w:color w:val="4A5663"/>
+                <w:sz w:val="20"/>
+              </w:rPr>
+              <w:t>Green-bond liability priced ≤ vanilla comparable; contingent CSDDD €3–35 M</w:t>
+            </w:r>
+          </w:p>
+        </w:tc>
+        <w:tc>
+          <w:tcPr>
+            <w:tcW w:type="dxa" w:w="1560"/>
+            <w:tcMar>
+              <w:top w:w="80" w:type="dxa"/>
+              <w:bottom w:w="80" w:type="dxa"/>
+              <w:left w:w="120" w:type="dxa"/>
+              <w:right w:w="120" w:type="dxa"/>
+            </w:tcMar>
+          </w:tcPr>
+          <w:p>
+            <w:pPr>
+              <w:spacing w:before="0" w:after="0" w:line="300" w:lineRule="auto"/>
+            </w:pPr>
+            <w:r>
+              <w:rPr>
+                <w:rFonts w:ascii="Arial" w:hAnsi="Arial"/>
+                <w:color w:val="4A5663"/>
+                <w:sz w:val="20"/>
+              </w:rPr>
+              <w:t>ESG-rating-driven enterprise value re-rating</w:t>
+            </w:r>
+          </w:p>
+        </w:tc>
+      </w:tr>
+    </w:tbl>
+    <w:p>
+      <w:pPr>
+        <w:spacing w:before="0" w:after="120" w:line="324" w:lineRule="auto"/>
+      </w:pPr>
+    </w:p>
+    <w:p>
+      <w:pPr>
+        <w:spacing w:before="0" w:after="120" w:line="324" w:lineRule="auto"/>
+      </w:pPr>
+      <w:r>
+        <w:rPr>
+          <w:rFonts w:ascii="Arial" w:hAnsi="Arial"/>
+          <w:color w:val="4A5663"/>
+          <w:sz w:val="22"/>
+        </w:rPr>
+        <w:t>This satisfies the brief's explicit five-dimension requirement and makes the P&amp;L and balance-sheet incidence of each topic auditable by Aqualia's CFO office at channel level.</w:t>
+      </w:r>
+    </w:p>
+    <w:p>
+      <w:pPr>
+        <w:spacing w:before="0" w:after="120" w:line="324" w:lineRule="auto"/>
+      </w:pPr>
+      <w:r>
+        <w:rPr>
+          <w:rFonts w:ascii="Arial" w:hAnsi="Arial"/>
+          <w:b/>
+          <w:color w:val="002F5F"/>
+          <w:sz w:val="22"/>
+        </w:rPr>
+        <w:t>The €18 M/yr headline — full derivation.</w:t>
+      </w:r>
+      <w:r>
+        <w:rPr>
+          <w:rFonts w:ascii="Arial" w:hAnsi="Arial"/>
+          <w:color w:val="4A5663"/>
+          <w:sz w:val="22"/>
+        </w:rPr>
+        <w:t xml:space="preserve"> Aggregating *net recurring* annual financial materiality (revenue at risk minus revenue upside minus cost-of-capital saving; CAPEX excluded because it is investment, not recurring materiality; full workings in </w:t>
+      </w:r>
+      <w:r>
+        <w:rPr>
+          <w:rFonts w:ascii="Consolas" w:hAnsi="Consolas"/>
+          <w:color w:val="4A5663"/>
+          <w:sz w:val="20"/>
+        </w:rPr>
+        <w:t>financials.md §6</w:t>
+      </w:r>
+      <w:r>
+        <w:rPr>
+          <w:rFonts w:ascii="Arial" w:hAnsi="Arial"/>
+          <w:color w:val="4A5663"/>
+          <w:sz w:val="22"/>
+        </w:rPr>
+        <w:t>):</w:t>
+      </w:r>
+    </w:p>
+    <w:tbl>
+      <w:tblPr>
+        <w:tblStyle w:val="LightGrid-Accent1"/>
+        <w:tblW w:type="auto" w:w="0"/>
+        <w:jc w:val="left"/>
+        <w:tblLook w:firstColumn="1" w:firstRow="1" w:lastColumn="0" w:lastRow="0" w:noHBand="0" w:noVBand="1" w:val="04A0"/>
+      </w:tblPr>
+      <w:tblGrid>
+        <w:gridCol w:w="3120"/>
+        <w:gridCol w:w="3120"/>
+        <w:gridCol w:w="3120"/>
+      </w:tblGrid>
+      <w:tr>
+        <w:tc>
+          <w:tcPr>
+            <w:tcW w:type="dxa" w:w="3120"/>
+            <w:tcMar>
+              <w:top w:w="80" w:type="dxa"/>
+              <w:bottom w:w="80" w:type="dxa"/>
+              <w:left w:w="120" w:type="dxa"/>
+              <w:right w:w="120" w:type="dxa"/>
+            </w:tcMar>
+            <w:shd w:val="clear" w:color="auto" w:fill="d6cdb7"/>
+          </w:tcPr>
+          <w:p>
+            <w:pPr>
+              <w:spacing w:before="0" w:after="0" w:line="300" w:lineRule="auto"/>
+            </w:pPr>
+            <w:r>
+              <w:rPr>
+                <w:rFonts w:ascii="Arial" w:hAnsi="Arial"/>
+                <w:b/>
+                <w:color w:val="002F5F"/>
+                <w:sz w:val="20"/>
+              </w:rPr>
+              <w:t>Topic</w:t>
+            </w:r>
+          </w:p>
+        </w:tc>
+        <w:tc>
+          <w:tcPr>
+            <w:tcW w:type="dxa" w:w="3120"/>
+            <w:tcMar>
+              <w:top w:w="80" w:type="dxa"/>
+              <w:bottom w:w="80" w:type="dxa"/>
+              <w:left w:w="120" w:type="dxa"/>
+              <w:right w:w="120" w:type="dxa"/>
+            </w:tcMar>
+            <w:shd w:val="clear" w:color="auto" w:fill="d6cdb7"/>
+          </w:tcPr>
+          <w:p>
+            <w:pPr>
+              <w:spacing w:before="0" w:after="0" w:line="300" w:lineRule="auto"/>
+            </w:pPr>
+            <w:r>
+              <w:rPr>
+                <w:rFonts w:ascii="Arial" w:hAnsi="Arial"/>
+                <w:b/>
+                <w:color w:val="002F5F"/>
+                <w:sz w:val="20"/>
+              </w:rPr>
+              <w:t>Net recurring (€ M/yr, base)</w:t>
+            </w:r>
+          </w:p>
+        </w:tc>
+        <w:tc>
+          <w:tcPr>
+            <w:tcW w:type="dxa" w:w="3120"/>
+            <w:tcMar>
+              <w:top w:w="80" w:type="dxa"/>
+              <w:bottom w:w="80" w:type="dxa"/>
+              <w:left w:w="120" w:type="dxa"/>
+              <w:right w:w="120" w:type="dxa"/>
+            </w:tcMar>
+            <w:shd w:val="clear" w:color="auto" w:fill="d6cdb7"/>
+          </w:tcPr>
+          <w:p>
+            <w:pPr>
+              <w:spacing w:before="0" w:after="0" w:line="300" w:lineRule="auto"/>
+            </w:pPr>
+            <w:r>
+              <w:rPr>
+                <w:rFonts w:ascii="Arial" w:hAnsi="Arial"/>
+                <w:b/>
+                <w:color w:val="002F5F"/>
+                <w:sz w:val="20"/>
+              </w:rPr>
+              <w:t>Composition</w:t>
+            </w:r>
+          </w:p>
+        </w:tc>
+      </w:tr>
+      <w:tr>
+        <w:tc>
+          <w:tcPr>
+            <w:tcW w:type="dxa" w:w="3120"/>
+            <w:tcMar>
+              <w:top w:w="80" w:type="dxa"/>
+              <w:bottom w:w="80" w:type="dxa"/>
+              <w:left w:w="120" w:type="dxa"/>
+              <w:right w:w="120" w:type="dxa"/>
+            </w:tcMar>
+          </w:tcPr>
+          <w:p>
+            <w:pPr>
+              <w:spacing w:before="0" w:after="0" w:line="300" w:lineRule="auto"/>
+            </w:pPr>
+            <w:r>
+              <w:rPr>
+                <w:rFonts w:ascii="Arial" w:hAnsi="Arial"/>
+                <w:b/>
+                <w:color w:val="002F5F"/>
+                <w:sz w:val="20"/>
+              </w:rPr>
+              <w:t>T1</w:t>
+            </w:r>
+          </w:p>
+        </w:tc>
+        <w:tc>
+          <w:tcPr>
+            <w:tcW w:type="dxa" w:w="3120"/>
+            <w:tcMar>
+              <w:top w:w="80" w:type="dxa"/>
+              <w:bottom w:w="80" w:type="dxa"/>
+              <w:left w:w="120" w:type="dxa"/>
+              <w:right w:w="120" w:type="dxa"/>
+            </w:tcMar>
+          </w:tcPr>
+          <w:p>
+            <w:pPr>
+              <w:spacing w:before="0" w:after="0" w:line="300" w:lineRule="auto"/>
+            </w:pPr>
+            <w:r>
+              <w:rPr>
+                <w:rFonts w:ascii="Arial" w:hAnsi="Arial"/>
+                <w:b/>
+                <w:color w:val="002F5F"/>
+                <w:sz w:val="20"/>
+              </w:rPr>
+              <w:t>−15</w:t>
+            </w:r>
+          </w:p>
+        </w:tc>
+        <w:tc>
+          <w:tcPr>
+            <w:tcW w:type="dxa" w:w="3120"/>
+            <w:tcMar>
+              <w:top w:w="80" w:type="dxa"/>
+              <w:bottom w:w="80" w:type="dxa"/>
+              <w:left w:w="120" w:type="dxa"/>
+              <w:right w:w="120" w:type="dxa"/>
+            </w:tcMar>
+          </w:tcPr>
+          <w:p>
+            <w:pPr>
+              <w:spacing w:before="0" w:after="0" w:line="300" w:lineRule="auto"/>
+            </w:pPr>
+            <w:r>
+              <w:rPr>
+                <w:rFonts w:ascii="Arial" w:hAnsi="Arial"/>
+                <w:color w:val="4A5663"/>
+                <w:sz w:val="20"/>
+              </w:rPr>
+              <w:t>−55 revenue at risk + 40 reuse upside</w:t>
+            </w:r>
+          </w:p>
+        </w:tc>
+      </w:tr>
+      <w:tr>
+        <w:tc>
+          <w:tcPr>
+            <w:tcW w:type="dxa" w:w="3120"/>
+            <w:tcMar>
+              <w:top w:w="80" w:type="dxa"/>
+              <w:bottom w:w="80" w:type="dxa"/>
+              <w:left w:w="120" w:type="dxa"/>
+              <w:right w:w="120" w:type="dxa"/>
+            </w:tcMar>
+          </w:tcPr>
+          <w:p>
+            <w:pPr>
+              <w:spacing w:before="0" w:after="0" w:line="300" w:lineRule="auto"/>
+            </w:pPr>
+            <w:r>
+              <w:rPr>
+                <w:rFonts w:ascii="Arial" w:hAnsi="Arial"/>
+                <w:b/>
+                <w:color w:val="002F5F"/>
+                <w:sz w:val="20"/>
+              </w:rPr>
+              <w:t>T2</w:t>
+            </w:r>
+          </w:p>
+        </w:tc>
+        <w:tc>
+          <w:tcPr>
+            <w:tcW w:type="dxa" w:w="3120"/>
+            <w:tcMar>
+              <w:top w:w="80" w:type="dxa"/>
+              <w:bottom w:w="80" w:type="dxa"/>
+              <w:left w:w="120" w:type="dxa"/>
+              <w:right w:w="120" w:type="dxa"/>
+            </w:tcMar>
+          </w:tcPr>
+          <w:p>
+            <w:pPr>
+              <w:spacing w:before="0" w:after="0" w:line="300" w:lineRule="auto"/>
+            </w:pPr>
+            <w:r>
+              <w:rPr>
+                <w:rFonts w:ascii="Arial" w:hAnsi="Arial"/>
+                <w:b/>
+                <w:color w:val="002F5F"/>
+                <w:sz w:val="20"/>
+              </w:rPr>
+              <w:t>−8</w:t>
+            </w:r>
+          </w:p>
+        </w:tc>
+        <w:tc>
+          <w:tcPr>
+            <w:tcW w:type="dxa" w:w="3120"/>
+            <w:tcMar>
+              <w:top w:w="80" w:type="dxa"/>
+              <w:bottom w:w="80" w:type="dxa"/>
+              <w:left w:w="120" w:type="dxa"/>
+              <w:right w:w="120" w:type="dxa"/>
+            </w:tcMar>
+          </w:tcPr>
+          <w:p>
+            <w:pPr>
+              <w:spacing w:before="0" w:after="0" w:line="300" w:lineRule="auto"/>
+            </w:pPr>
+            <w:r>
+              <w:rPr>
+                <w:rFonts w:ascii="Arial" w:hAnsi="Arial"/>
+                <w:color w:val="4A5663"/>
+                <w:sz w:val="20"/>
+              </w:rPr>
+              <w:t>−30 revenue at risk + 22 tender-uplift</w:t>
+            </w:r>
+          </w:p>
+        </w:tc>
+      </w:tr>
+      <w:tr>
+        <w:tc>
+          <w:tcPr>
+            <w:tcW w:type="dxa" w:w="3120"/>
+            <w:tcMar>
+              <w:top w:w="80" w:type="dxa"/>
+              <w:bottom w:w="80" w:type="dxa"/>
+              <w:left w:w="120" w:type="dxa"/>
+              <w:right w:w="120" w:type="dxa"/>
+            </w:tcMar>
+          </w:tcPr>
+          <w:p>
+            <w:pPr>
+              <w:spacing w:before="0" w:after="0" w:line="300" w:lineRule="auto"/>
+            </w:pPr>
+            <w:r>
+              <w:rPr>
+                <w:rFonts w:ascii="Arial" w:hAnsi="Arial"/>
+                <w:b/>
+                <w:color w:val="002F5F"/>
+                <w:sz w:val="20"/>
+              </w:rPr>
+              <w:t>T3</w:t>
+            </w:r>
+          </w:p>
+        </w:tc>
+        <w:tc>
+          <w:tcPr>
+            <w:tcW w:type="dxa" w:w="3120"/>
+            <w:tcMar>
+              <w:top w:w="80" w:type="dxa"/>
+              <w:bottom w:w="80" w:type="dxa"/>
+              <w:left w:w="120" w:type="dxa"/>
+              <w:right w:w="120" w:type="dxa"/>
+            </w:tcMar>
+          </w:tcPr>
+          <w:p>
+            <w:pPr>
+              <w:spacing w:before="0" w:after="0" w:line="300" w:lineRule="auto"/>
+            </w:pPr>
+            <w:r>
+              <w:rPr>
+                <w:rFonts w:ascii="Arial" w:hAnsi="Arial"/>
+                <w:b/>
+                <w:color w:val="002F5F"/>
+                <w:sz w:val="20"/>
+              </w:rPr>
+              <w:t>+5</w:t>
+            </w:r>
+          </w:p>
+        </w:tc>
+        <w:tc>
+          <w:tcPr>
+            <w:tcW w:type="dxa" w:w="3120"/>
+            <w:tcMar>
+              <w:top w:w="80" w:type="dxa"/>
+              <w:bottom w:w="80" w:type="dxa"/>
+              <w:left w:w="120" w:type="dxa"/>
+              <w:right w:w="120" w:type="dxa"/>
+            </w:tcMar>
+          </w:tcPr>
+          <w:p>
+            <w:pPr>
+              <w:spacing w:before="0" w:after="0" w:line="300" w:lineRule="auto"/>
+            </w:pPr>
+            <w:r>
+              <w:rPr>
+                <w:rFonts w:ascii="Arial" w:hAnsi="Arial"/>
+                <w:color w:val="4A5663"/>
+                <w:sz w:val="20"/>
+              </w:rPr>
+              <w:t>−22 compliance drag + 15 rating premium + 12 cost-of-capital saving</w:t>
+            </w:r>
+          </w:p>
+        </w:tc>
+      </w:tr>
+      <w:tr>
+        <w:tc>
+          <w:tcPr>
+            <w:tcW w:type="dxa" w:w="3120"/>
+            <w:tcMar>
+              <w:top w:w="80" w:type="dxa"/>
+              <w:bottom w:w="80" w:type="dxa"/>
+              <w:left w:w="120" w:type="dxa"/>
+              <w:right w:w="120" w:type="dxa"/>
+            </w:tcMar>
+          </w:tcPr>
+          <w:p>
+            <w:pPr>
+              <w:spacing w:before="0" w:after="0" w:line="300" w:lineRule="auto"/>
+            </w:pPr>
+            <w:r>
+              <w:rPr>
+                <w:rFonts w:ascii="Arial" w:hAnsi="Arial"/>
+                <w:b/>
+                <w:color w:val="002F5F"/>
+                <w:sz w:val="20"/>
+              </w:rPr>
+              <w:t>Total</w:t>
+            </w:r>
+          </w:p>
+        </w:tc>
+        <w:tc>
+          <w:tcPr>
+            <w:tcW w:type="dxa" w:w="3120"/>
+            <w:tcMar>
+              <w:top w:w="80" w:type="dxa"/>
+              <w:bottom w:w="80" w:type="dxa"/>
+              <w:left w:w="120" w:type="dxa"/>
+              <w:right w:w="120" w:type="dxa"/>
+            </w:tcMar>
+          </w:tcPr>
+          <w:p>
+            <w:pPr>
+              <w:spacing w:before="0" w:after="0" w:line="300" w:lineRule="auto"/>
+            </w:pPr>
+            <w:r>
+              <w:rPr>
+                <w:rFonts w:ascii="Arial" w:hAnsi="Arial"/>
+                <w:b/>
+                <w:color w:val="002F5F"/>
+                <w:sz w:val="20"/>
+              </w:rPr>
+              <w:t>−18 M/yr</w:t>
+            </w:r>
+          </w:p>
+        </w:tc>
+        <w:tc>
+          <w:tcPr>
+            <w:tcW w:type="dxa" w:w="3120"/>
+            <w:tcMar>
+              <w:top w:w="80" w:type="dxa"/>
+              <w:bottom w:w="80" w:type="dxa"/>
+              <w:left w:w="120" w:type="dxa"/>
+              <w:right w:w="120" w:type="dxa"/>
+            </w:tcMar>
+          </w:tcPr>
+          <w:p>
+            <w:pPr>
+              <w:spacing w:before="0" w:after="0" w:line="300" w:lineRule="auto"/>
+            </w:pPr>
+            <w:r>
+              <w:rPr>
+                <w:rFonts w:ascii="Arial" w:hAnsi="Arial"/>
+                <w:color w:val="4A5663"/>
+                <w:sz w:val="20"/>
+              </w:rPr>
+              <w:t>Net drag Aqualia's current framework under-weights</w:t>
+            </w:r>
+          </w:p>
+        </w:tc>
+      </w:tr>
+    </w:tbl>
+    <w:p>
+      <w:pPr>
+        <w:spacing w:before="0" w:after="120" w:line="324" w:lineRule="auto"/>
+      </w:pPr>
+    </w:p>
+    <w:p>
+      <w:pPr>
+        <w:spacing w:before="0" w:after="120" w:line="324" w:lineRule="auto"/>
+      </w:pPr>
+      <w:r>
+        <w:rPr>
+          <w:rFonts w:ascii="Arial" w:hAnsi="Arial"/>
+          <w:color w:val="4A5663"/>
+          <w:sz w:val="22"/>
+        </w:rPr>
+        <w:t>This €18 M/yr is recurring, not one-off, and excludes the €440 M cumulative 2027–2030 CAPEX implication. Under ±20% revenue-anchor sensitivity (A01), the headline scales to −€14 M/yr (low anchor) or −€22 M/yr (high anchor); sign and conclusion are stable in both directions.</w:t>
       </w:r>
     </w:p>
     <w:p>

--- a/05_report/report.docx
+++ b/05_report/report.docx
@@ -6488,7 +6488,7 @@
           <w:color w:val="4A5663"/>
           <w:sz w:val="22"/>
         </w:rPr>
-        <w:t>*Report compiled by Team @ma731 for the IE Sustainability Datathon March 2026, Double Materiality &amp; ESG Strategy track, Aqualia brief.*</w:t>
+        <w:t>*Report compiled by Los Gatos de Datos for the IE Sustainability Datathon March 2026, Double Materiality &amp; ESG Strategy track, Aqualia brief.*</w:t>
       </w:r>
     </w:p>
     <w:sectPr>

--- a/05_report/report.docx
+++ b/05_report/report.docx
@@ -4,7 +4,35 @@
   <w:body>
     <w:p>
       <w:pPr>
-        <w:spacing w:before="240" w:after="80" w:line="324" w:lineRule="auto"/>
+        <w:spacing w:before="1440" w:after="160" w:line="240" w:lineRule="auto"/>
+      </w:pPr>
+      <w:r>
+        <w:rPr>
+          <w:rFonts w:ascii="Arial" w:hAnsi="Arial"/>
+          <w:b/>
+          <w:color w:val="5DB9D9"/>
+          <w:sz w:val="18"/>
+        </w:rPr>
+        <w:t>IE SUSTAINABILITY DATATHON · MARCH 2026</w:t>
+      </w:r>
+    </w:p>
+    <w:p>
+      <w:pPr>
+        <w:spacing w:before="0" w:after="1440" w:line="240" w:lineRule="auto"/>
+        <w:pBdr>
+          <w:bottom w:val="single" w:sz="12" w:color="5DB9D9"/>
+        </w:pBdr>
+      </w:pPr>
+      <w:r>
+        <w:rPr>
+          <w:sz w:val="2"/>
+        </w:rPr>
+        <w:t xml:space="preserve"> </w:t>
+      </w:r>
+    </w:p>
+    <w:p>
+      <w:pPr>
+        <w:spacing w:before="0" w:after="80" w:line="240" w:lineRule="auto"/>
         <w:jc w:val="left"/>
       </w:pPr>
       <w:r>
@@ -12,40 +40,135 @@
           <w:rFonts w:ascii="Arial" w:hAnsi="Arial"/>
           <w:b/>
           <w:color w:val="002F5F"/>
-          <w:sz w:val="56"/>
-        </w:rPr>
-        <w:t>Water as Strategy</w:t>
+          <w:sz w:val="92"/>
+        </w:rPr>
+        <w:t>Water as</w:t>
       </w:r>
     </w:p>
     <w:p>
       <w:pPr>
-        <w:spacing w:before="0" w:after="360" w:line="324" w:lineRule="auto"/>
-      </w:pPr>
-      <w:r>
-        <w:rPr>
-          <w:rFonts w:ascii="Arial" w:hAnsi="Arial"/>
-          <w:color w:val="0B4F74"/>
-          <w:sz w:val="28"/>
-        </w:rPr>
-        <w:t>A Double Materiality Framework for Aqualia, 2027–2030</w:t>
+        <w:spacing w:before="0" w:after="480" w:line="240" w:lineRule="auto"/>
+      </w:pPr>
+      <w:r>
+        <w:rPr>
+          <w:rFonts w:ascii="Arial" w:hAnsi="Arial"/>
+          <w:b/>
+          <w:color w:val="5DB9D9"/>
+          <w:sz w:val="92"/>
+        </w:rPr>
+        <w:t>Strategy.</w:t>
       </w:r>
     </w:p>
     <w:p>
       <w:pPr>
-        <w:spacing w:before="0" w:after="360" w:line="324" w:lineRule="auto"/>
-      </w:pPr>
-      <w:r>
-        <w:rPr>
-          <w:rFonts w:ascii="Arial" w:hAnsi="Arial"/>
-          <w:i/>
+        <w:spacing w:before="0" w:after="240" w:line="312" w:lineRule="auto"/>
+      </w:pPr>
+      <w:r>
+        <w:rPr>
+          <w:rFonts w:ascii="Arial" w:hAnsi="Arial"/>
+          <w:b w:val="0"/>
+          <w:color w:val="0B4F74"/>
+          <w:sz w:val="30"/>
+        </w:rPr>
+        <w:t>A Double Materiality Framework for Aqualia, 2027–2030</w:t>
+      </w:r>
+    </w:p>
+    <w:p>
+      <w:pPr>
+        <w:spacing w:before="480" w:after="960" w:line="360" w:lineRule="auto"/>
+      </w:pPr>
+      <w:r>
+        <w:rPr>
+          <w:rFonts w:ascii="Arial" w:hAnsi="Arial"/>
           <w:color w:val="4A5663"/>
+          <w:sz w:val="24"/>
+        </w:rPr>
+        <w:t>Three material topics. A €500 million EU-Taxonomy-aligned green bond programme. A 2027–2030 strategic roadmap with named owners and measurable KPIs. Simulated external ESG advisory engagement for Aqualia, the integrated water-cycle operator of the FCC Group.</w:t>
+      </w:r>
+    </w:p>
+    <w:p>
+      <w:pPr>
+        <w:spacing w:before="2400" w:after="120" w:line="240" w:lineRule="auto"/>
+        <w:pBdr>
+          <w:top w:val="single" w:sz="6" w:color="002f5f"/>
+        </w:pBdr>
+      </w:pPr>
+      <w:r>
+        <w:rPr>
+          <w:sz w:val="2"/>
+        </w:rPr>
+        <w:t xml:space="preserve"> </w:t>
+      </w:r>
+    </w:p>
+    <w:p>
+      <w:pPr>
+        <w:spacing w:before="80" w:after="0" w:line="336" w:lineRule="auto"/>
+      </w:pPr>
+      <w:r>
+        <w:rPr>
+          <w:rFonts w:ascii="Arial" w:hAnsi="Arial"/>
+          <w:b/>
+          <w:color w:val="5DB9D9"/>
+          <w:sz w:val="16"/>
+        </w:rPr>
+        <w:t xml:space="preserve">Track   </w:t>
+      </w:r>
+      <w:r>
+        <w:rPr>
+          <w:rFonts w:ascii="Arial" w:hAnsi="Arial"/>
+          <w:color w:val="002F5F"/>
           <w:sz w:val="20"/>
         </w:rPr>
-        <w:t>IE Sustainability Datathon · March 2026</w:t>
-        <w:br/>
-        <w:t>Track: Double Materiality &amp; ESG Strategy — Aqualia</w:t>
-        <w:br/>
-        <w:t>Commissioned work · External ESG advisory engagement</w:t>
+        <w:t>Double Materiality &amp; ESG Strategy · Aqualia</w:t>
+      </w:r>
+    </w:p>
+    <w:p>
+      <w:pPr>
+        <w:spacing w:before="40" w:after="0" w:line="336" w:lineRule="auto"/>
+      </w:pPr>
+      <w:r>
+        <w:rPr>
+          <w:rFonts w:ascii="Arial" w:hAnsi="Arial"/>
+          <w:b/>
+          <w:color w:val="5DB9D9"/>
+          <w:sz w:val="16"/>
+        </w:rPr>
+        <w:t xml:space="preserve">Team    </w:t>
+      </w:r>
+      <w:r>
+        <w:rPr>
+          <w:rFonts w:ascii="Arial" w:hAnsi="Arial"/>
+          <w:color w:val="002F5F"/>
+          <w:sz w:val="20"/>
+        </w:rPr>
+        <w:t>Los Gatos de Datos · IE Master in Business Analytics &amp; Data Science</w:t>
+      </w:r>
+    </w:p>
+    <w:p>
+      <w:pPr>
+        <w:spacing w:before="40" w:after="0" w:line="336" w:lineRule="auto"/>
+      </w:pPr>
+      <w:r>
+        <w:rPr>
+          <w:rFonts w:ascii="Arial" w:hAnsi="Arial"/>
+          <w:b/>
+          <w:color w:val="5DB9D9"/>
+          <w:sz w:val="16"/>
+        </w:rPr>
+        <w:t xml:space="preserve">Deck    </w:t>
+      </w:r>
+      <w:r>
+        <w:rPr>
+          <w:rFonts w:ascii="Arial" w:hAnsi="Arial"/>
+          <w:color w:val="002F5F"/>
+          <w:sz w:val="20"/>
+        </w:rPr>
+        <w:t>ma731.github.io/Aqualia-Datathon</w:t>
+      </w:r>
+    </w:p>
+    <w:p>
+      <w:r>
+        <w:br w:type="page"/>
       </w:r>
     </w:p>
     <w:p>
@@ -106,7 +229,7 @@
     </w:p>
     <w:p>
       <w:pPr>
-        <w:spacing w:before="280" w:after="120" w:line="300" w:lineRule="auto"/>
+        <w:spacing w:before="360" w:after="160" w:line="288" w:lineRule="auto"/>
         <w:pBdr>
           <w:bottom w:val="single" w:sz="6" w:color="5DB9D9"/>
         </w:pBdr>
@@ -116,7 +239,7 @@
           <w:rFonts w:ascii="Arial" w:hAnsi="Arial"/>
           <w:b/>
           <w:color w:val="002F5F"/>
-          <w:sz w:val="30"/>
+          <w:sz w:val="32"/>
         </w:rPr>
         <w:t>1. Executive Summary</w:t>
       </w:r>
@@ -128,19 +251,37 @@
       <w:r>
         <w:rPr>
           <w:rFonts w:ascii="Arial" w:hAnsi="Arial"/>
+          <w:color w:val="4A5663"/>
+          <w:sz w:val="22"/>
+        </w:rPr>
+        <w:t>Aqualia is the integrated water-cycle operator of the FCC Group, serving roughly 32 million users across eight countries. Its 2025 double materiality review, the most recent cycle, catalogued sixteen material topics and eighty-three specific impacts, risks, and opportunities. That is comprehensive work. It is also, in our view, too broad to drive a 2027–2030 strategic plan: sixteen equal priorities is operationally indistinguishable from none.</w:t>
+      </w:r>
+    </w:p>
+    <w:p>
+      <w:pPr>
+        <w:spacing w:before="0" w:after="120" w:line="324" w:lineRule="auto"/>
+      </w:pPr>
+      <w:r>
+        <w:rPr>
+          <w:rFonts w:ascii="Arial" w:hAnsi="Arial"/>
+          <w:color w:val="4A5663"/>
+          <w:sz w:val="22"/>
+        </w:rPr>
+        <w:t>Our brief, simulating an external ESG advisory engagement, was to reduce those sixteen topics to three, score each with enough transparency to survive executive-committee review, and translate the analysis into a funded, scheduled roadmap. What follows is that deliverable.</w:t>
+      </w:r>
+    </w:p>
+    <w:p>
+      <w:pPr>
+        <w:spacing w:before="240" w:after="80" w:line="288" w:lineRule="auto"/>
+      </w:pPr>
+      <w:r>
+        <w:rPr>
+          <w:rFonts w:ascii="Arial" w:hAnsi="Arial"/>
           <w:b/>
           <w:color w:val="002F5F"/>
-          <w:sz w:val="22"/>
-        </w:rPr>
-        <w:t>Commission.</w:t>
-      </w:r>
-      <w:r>
-        <w:rPr>
-          <w:rFonts w:ascii="Arial" w:hAnsi="Arial"/>
-          <w:color w:val="4A5663"/>
-          <w:sz w:val="22"/>
-        </w:rPr>
-        <w:t xml:space="preserve"> A CSRD/ESRS-aligned double materiality assessment for Aqualia, FCC Group's integrated water-cycle operator across eight countries and ~32 million users, under the IE Sustainability Datathon 2026 mandate. Our team operates as external ESG consultants with a specific brief: identify three strategically relevant material topics, assess each along impact and financial dimensions, construct a defensible matrix, and translate findings into a 2027–2030 strategic roadmap.</w:t>
+          <w:sz w:val="24"/>
+        </w:rPr>
+        <w:t>The three topics</w:t>
       </w:r>
     </w:p>
     <w:p>
@@ -150,11 +291,19 @@
       <w:r>
         <w:rPr>
           <w:rFonts w:ascii="Arial" w:hAnsi="Arial"/>
+          <w:color w:val="4A5663"/>
+          <w:sz w:val="22"/>
+        </w:rPr>
+        <w:t xml:space="preserve">The short-list is Water Resilience and Equitable Access (T1), Digital and Cyber Infrastructure (T2), and Green Finance and Integrity (T3). Together they absorb 73% of Aqualia's 83 IROs, and their matrix positions hold under four alternative stakeholder-weighting schemes. T1 sits solidly in the Target Zone, at Impact Severity </w:t>
+      </w:r>
+      <w:r>
+        <w:rPr>
+          <w:rFonts w:ascii="Arial" w:hAnsi="Arial"/>
           <w:b/>
           <w:color w:val="002F5F"/>
           <w:sz w:val="22"/>
         </w:rPr>
-        <w:t>Three material topics.</w:t>
+        <w:t>3.98</w:t>
       </w:r>
       <w:r>
         <w:rPr>
@@ -162,7 +311,7 @@
           <w:color w:val="4A5663"/>
           <w:sz w:val="22"/>
         </w:rPr>
-        <w:t xml:space="preserve"> From Aqualia's 2025 review of sixteen topics, eighty-three IROs, and a stakeholder ecosystem of ten groups, we concentrate strategic priority on three topics that absorb </w:t>
+        <w:t xml:space="preserve"> and Financial Severity </w:t>
       </w:r>
       <w:r>
         <w:rPr>
@@ -171,7 +320,7 @@
           <w:color w:val="002F5F"/>
           <w:sz w:val="22"/>
         </w:rPr>
-        <w:t>seventy-three percent of the IRO mass</w:t>
+        <w:t>3.07</w:t>
       </w:r>
       <w:r>
         <w:rPr>
@@ -179,30 +328,21 @@
           <w:color w:val="4A5663"/>
           <w:sz w:val="22"/>
         </w:rPr>
-        <w:t xml:space="preserve"> and that survive sensitivity analysis under four alternate stakeholder-weighting schemes:</w:t>
+        <w:t>. T2 is also Target Zone at (3.08, 2.75), repositioned upward from Aqualia's current lower-middle placement: a direct consequence of what we read as an under-weighting of digitalisation in the 2025 review, which assigns it only two of the 83 IROs. T3 is borderline at (3.24, 2.42), conditionally material on the financial axis, a status we treat as diagnostic rather than defective.</w:t>
       </w:r>
     </w:p>
     <w:p>
       <w:pPr>
-        <w:pStyle w:val="ListNumber"/>
-        <w:spacing w:before="0" w:after="60" w:line="312" w:lineRule="auto"/>
+        <w:spacing w:before="240" w:after="80" w:line="288" w:lineRule="auto"/>
       </w:pPr>
       <w:r>
         <w:rPr>
           <w:rFonts w:ascii="Arial" w:hAnsi="Arial"/>
           <w:b/>
           <w:color w:val="002F5F"/>
-          <w:sz w:val="22"/>
-        </w:rPr>
-        <w:t>Water Resilience and Equitable Access</w:t>
-      </w:r>
-      <w:r>
-        <w:rPr>
-          <w:rFonts w:ascii="Arial" w:hAnsi="Arial"/>
-          <w:color w:val="4A5663"/>
-          <w:sz w:val="22"/>
-        </w:rPr>
-        <w:t xml:space="preserve"> (ESRS E1+E3+S4 service</w:t>
+          <w:sz w:val="24"/>
+        </w:rPr>
+        <w:t>Three findings</w:t>
       </w:r>
     </w:p>
     <w:p>
@@ -215,7 +355,33 @@
           <w:color w:val="4A5663"/>
           <w:sz w:val="22"/>
         </w:rPr>
-        <w:t xml:space="preserve">resilience + S3 restored). Impact Severity </w:t>
+        <w:t>A blind spot, a missing voice, a differentiator.</w:t>
+      </w:r>
+    </w:p>
+    <w:p>
+      <w:pPr>
+        <w:spacing w:before="0" w:after="120" w:line="324" w:lineRule="auto"/>
+      </w:pPr>
+      <w:r>
+        <w:rPr>
+          <w:rFonts w:ascii="Arial" w:hAnsi="Arial"/>
+          <w:color w:val="4A5663"/>
+          <w:sz w:val="22"/>
+        </w:rPr>
+        <w:t>The blind spot is digital. Aqualia's framework carries two IROs on digitalisation. Veolia, Suez, Severn Trent, and Global Omnium each treat digital-and-cyber as a top-five strategic topic; the EU Water Resilience Strategy names it Action Area 3 of 5; Aqualia's own Risk Map logs three operational risks in this cluster as HIGH. Our Monte Carlo repositions the topic firmly inside the Target Zone.</w:t>
+      </w:r>
+    </w:p>
+    <w:p>
+      <w:pPr>
+        <w:spacing w:before="0" w:after="120" w:line="324" w:lineRule="auto"/>
+      </w:pPr>
+      <w:r>
+        <w:rPr>
+          <w:rFonts w:ascii="Arial" w:hAnsi="Arial"/>
+          <w:color w:val="4A5663"/>
+          <w:sz w:val="22"/>
+        </w:rPr>
+        <w:t xml:space="preserve">The missing voice is community. Aqualia's framework folds ESRS S3 (affected communities) into ESRS S4 (consumers). Their own 2024 customer-satisfaction survey, in a sample of more than seven thousand respondents, reports satisfaction ranging 86–98% across Spain, Portugal, France, Italy, Czech Republic, and institutional markets, and </w:t>
       </w:r>
       <w:r>
         <w:rPr>
@@ -224,7 +390,7 @@
           <w:color w:val="002F5F"/>
           <w:sz w:val="22"/>
         </w:rPr>
-        <w:t>3.98</w:t>
+        <w:t>33% in Colombia</w:t>
       </w:r>
       <w:r>
         <w:rPr>
@@ -232,31 +398,48 @@
           <w:color w:val="4A5663"/>
           <w:sz w:val="22"/>
         </w:rPr>
-        <w:t xml:space="preserve">; Financial Severity </w:t>
-      </w:r>
+        <w:t>. A 55-point spread sits inside a single group-average metric. Under ESRS S3 the same data tells a different story, with different remediation and concession-renewal implications. We recommend restoring S3 as a stand-alone disclosure from the 2027 reporting cycle.</w:t>
+      </w:r>
+    </w:p>
+    <w:p>
+      <w:pPr>
+        <w:spacing w:before="0" w:after="120" w:line="324" w:lineRule="auto"/>
+      </w:pPr>
+      <w:r>
+        <w:rPr>
+          <w:rFonts w:ascii="Arial" w:hAnsi="Arial"/>
+          <w:color w:val="4A5663"/>
+          <w:sz w:val="22"/>
+        </w:rPr>
+        <w:t>The differentiator is green finance. Aqualia already leads Iberian water peers on EU Taxonomy alignment and green-finance disclosure. The financial upside of that lead, priced in basis points of cost of capital saved, is not quantified in the 2025 framework. We quantify it.</w:t>
+      </w:r>
+    </w:p>
+    <w:p>
+      <w:pPr>
+        <w:spacing w:before="240" w:after="80" w:line="288" w:lineRule="auto"/>
+      </w:pPr>
       <w:r>
         <w:rPr>
           <w:rFonts w:ascii="Arial" w:hAnsi="Arial"/>
           <w:b/>
           <w:color w:val="002F5F"/>
-          <w:sz w:val="22"/>
-        </w:rPr>
-        <w:t>3.07</w:t>
-      </w:r>
-      <w:r>
-        <w:rPr>
-          <w:rFonts w:ascii="Arial" w:hAnsi="Arial"/>
-          <w:color w:val="4A5663"/>
-          <w:sz w:val="22"/>
-        </w:rPr>
-        <w:t>. Solidly in the Target Zone.</w:t>
+          <w:sz w:val="24"/>
+        </w:rPr>
+        <w:t>The numbers</w:t>
       </w:r>
     </w:p>
     <w:p>
       <w:pPr>
-        <w:pStyle w:val="ListNumber"/>
-        <w:spacing w:before="0" w:after="60" w:line="312" w:lineRule="auto"/>
-      </w:pPr>
+        <w:spacing w:before="0" w:after="120" w:line="324" w:lineRule="auto"/>
+      </w:pPr>
+      <w:r>
+        <w:rPr>
+          <w:rFonts w:ascii="Arial" w:hAnsi="Arial"/>
+          <w:color w:val="4A5663"/>
+          <w:sz w:val="22"/>
+        </w:rPr>
+        <w:t xml:space="preserve">Net annual financial materiality that Aqualia's current framework leaves un-priced, aggregated across the three topics, is </w:t>
+      </w:r>
       <w:r>
         <w:rPr>
           <w:rFonts w:ascii="Arial" w:hAnsi="Arial"/>
@@ -264,7 +447,7 @@
           <w:color w:val="002F5F"/>
           <w:sz w:val="22"/>
         </w:rPr>
-        <w:t>Digital and Cyber Infrastructure</w:t>
+        <w:t>€18 M/yr</w:t>
       </w:r>
       <w:r>
         <w:rPr>
@@ -272,77 +455,85 @@
           <w:color w:val="4A5663"/>
           <w:sz w:val="22"/>
         </w:rPr>
-        <w:t xml:space="preserve"> (Aqualia AQ-Tech +</w:t>
+        <w:t xml:space="preserve">. Implied 2027–2030 CAPEX is </w:t>
+      </w:r>
+      <w:r>
+        <w:rPr>
+          <w:rFonts w:ascii="Arial" w:hAnsi="Arial"/>
+          <w:b/>
+          <w:color w:val="002F5F"/>
+          <w:sz w:val="22"/>
+        </w:rPr>
+        <w:t>€440 M</w:t>
+      </w:r>
+      <w:r>
+        <w:rPr>
+          <w:rFonts w:ascii="Arial" w:hAnsi="Arial"/>
+          <w:color w:val="4A5663"/>
+          <w:sz w:val="22"/>
+        </w:rPr>
+        <w:t xml:space="preserve"> base case, with a sensitivity range of €285–685 M. Our funding recommendation is a </w:t>
+      </w:r>
+      <w:r>
+        <w:rPr>
+          <w:rFonts w:ascii="Arial" w:hAnsi="Arial"/>
+          <w:b/>
+          <w:color w:val="002F5F"/>
+          <w:sz w:val="22"/>
+        </w:rPr>
+        <w:t>€500 M EU-Taxonomy-aligned green / sustainability-linked bond programme</w:t>
+      </w:r>
+      <w:r>
+        <w:rPr>
+          <w:rFonts w:ascii="Arial" w:hAnsi="Arial"/>
+          <w:color w:val="4A5663"/>
+          <w:sz w:val="22"/>
+        </w:rPr>
+        <w:t xml:space="preserve">, issued in four tranches aligned to CAPEX drawdown. At the prevailing 25 basis-point green-bond spread for investment-grade Euro water-utility issuance (Climate Bonds Initiative, 2024 Green Bond Pricing Report), the programme captures approximately </w:t>
+      </w:r>
+      <w:r>
+        <w:rPr>
+          <w:rFonts w:ascii="Arial" w:hAnsi="Arial"/>
+          <w:b/>
+          <w:color w:val="002F5F"/>
+          <w:sz w:val="22"/>
+        </w:rPr>
+        <w:t>€31 M</w:t>
+      </w:r>
+      <w:r>
+        <w:rPr>
+          <w:rFonts w:ascii="Arial" w:hAnsi="Arial"/>
+          <w:color w:val="4A5663"/>
+          <w:sz w:val="22"/>
+        </w:rPr>
+        <w:t xml:space="preserve"> of present-value interest savings over its ten-year life.</w:t>
       </w:r>
     </w:p>
     <w:p>
       <w:pPr>
-        <w:spacing w:before="0" w:after="120" w:line="324" w:lineRule="auto"/>
-      </w:pPr>
-      <w:r>
-        <w:rPr>
-          <w:rFonts w:ascii="Arial" w:hAnsi="Arial"/>
-          <w:color w:val="4A5663"/>
-          <w:sz w:val="22"/>
-        </w:rPr>
-        <w:t xml:space="preserve">AQ-Digital + AQ-Cyber cluster). Impact </w:t>
-      </w:r>
+        <w:spacing w:before="240" w:after="80" w:line="288" w:lineRule="auto"/>
+      </w:pPr>
       <w:r>
         <w:rPr>
           <w:rFonts w:ascii="Arial" w:hAnsi="Arial"/>
           <w:b/>
           <w:color w:val="002F5F"/>
-          <w:sz w:val="22"/>
-        </w:rPr>
-        <w:t>3.08</w:t>
-      </w:r>
-      <w:r>
-        <w:rPr>
-          <w:rFonts w:ascii="Arial" w:hAnsi="Arial"/>
-          <w:color w:val="4A5663"/>
-          <w:sz w:val="22"/>
-        </w:rPr>
-        <w:t xml:space="preserve">; Financial </w:t>
-      </w:r>
-      <w:r>
-        <w:rPr>
-          <w:rFonts w:ascii="Arial" w:hAnsi="Arial"/>
-          <w:b/>
-          <w:color w:val="002F5F"/>
-          <w:sz w:val="22"/>
-        </w:rPr>
-        <w:t>2.75</w:t>
-      </w:r>
-      <w:r>
-        <w:rPr>
-          <w:rFonts w:ascii="Arial" w:hAnsi="Arial"/>
-          <w:color w:val="4A5663"/>
-          <w:sz w:val="22"/>
-        </w:rPr>
-        <w:t>. Target Zone — repositioned from Aqualia's current lower-middle placement.</w:t>
+          <w:sz w:val="24"/>
+        </w:rPr>
+        <w:t>A note on method</w:t>
       </w:r>
     </w:p>
     <w:p>
       <w:pPr>
-        <w:pStyle w:val="ListNumber"/>
-        <w:spacing w:before="0" w:after="60" w:line="312" w:lineRule="auto"/>
-      </w:pPr>
-      <w:r>
-        <w:rPr>
-          <w:rFonts w:ascii="Arial" w:hAnsi="Arial"/>
-          <w:b/>
-          <w:color w:val="002F5F"/>
-          <w:sz w:val="22"/>
-        </w:rPr>
-        <w:t>Green Finance and Integrity</w:t>
-      </w:r>
+        <w:spacing w:before="0" w:after="120" w:line="324" w:lineRule="auto"/>
+      </w:pPr>
       <w:r>
         <w:rPr>
           <w:rFonts w:ascii="Arial" w:hAnsi="Arial"/>
           <w:color w:val="4A5663"/>
           <w:sz w:val="22"/>
         </w:rPr>
-        <w:t xml:space="preserve"> (ESRS G1 compliance cluster +</w:t>
+        <w:t>We did not replace Aqualia's scoring structure. We preserve it, severity multiplied by probability on the impact axis and magnitude multiplied by probability and a horizon discount on the financial axis, so that our output reads as directly comparable to their 2025 work. We then extend the framework in four ways. Every 1–5 threshold in the rubric cites a public source (ESRS 1 §43–51, EFRAG IG-1, SASB Water Utilities, WRI Aqueduct, MSCI 2024). Stakeholders are weighted under the Mitchell–Agle–Wood (1997) salience model applied to Aqualia's own ten-group ecosystem. Uncertainty is propagated via 10,000 Monte Carlo draws per topic, producing 90% confidence ellipses rather than false-precision point estimates. And the ESRS disclosure landscape is audited by a bilingual TF-IDF match of 75 canonical datapoints against 873 paragraph chunks drawn from Aqualia's 2022–2025 sustainability reports.</w:t>
       </w:r>
     </w:p>
     <w:p>
@@ -355,41 +546,7 @@
           <w:color w:val="4A5663"/>
           <w:sz w:val="22"/>
         </w:rPr>
-        <w:t xml:space="preserve">Green-Finance AQ). Impact </w:t>
-      </w:r>
-      <w:r>
-        <w:rPr>
-          <w:rFonts w:ascii="Arial" w:hAnsi="Arial"/>
-          <w:b/>
-          <w:color w:val="002F5F"/>
-          <w:sz w:val="22"/>
-        </w:rPr>
-        <w:t>3.24</w:t>
-      </w:r>
-      <w:r>
-        <w:rPr>
-          <w:rFonts w:ascii="Arial" w:hAnsi="Arial"/>
-          <w:color w:val="4A5663"/>
-          <w:sz w:val="22"/>
-        </w:rPr>
-        <w:t xml:space="preserve">; Financial </w:t>
-      </w:r>
-      <w:r>
-        <w:rPr>
-          <w:rFonts w:ascii="Arial" w:hAnsi="Arial"/>
-          <w:b/>
-          <w:color w:val="002F5F"/>
-          <w:sz w:val="22"/>
-        </w:rPr>
-        <w:t>2.42</w:t>
-      </w:r>
-      <w:r>
-        <w:rPr>
-          <w:rFonts w:ascii="Arial" w:hAnsi="Arial"/>
-          <w:color w:val="4A5663"/>
-          <w:sz w:val="22"/>
-        </w:rPr>
-        <w:t>. Borderline — *conditionally* material and trigger-sensitive.</w:t>
+        <w:t>Our view is that materiality is not a static categorisation exercise but an ongoing strategic input. The three topics here are designed to become the spine of a 2027–2030 plan. The €500 M programme is the financial instrument that makes the plan executable without a budget trade-off against Aqualia's existing infrastructure spend.</w:t>
       </w:r>
     </w:p>
     <w:p>
@@ -399,231 +556,10 @@
       <w:r>
         <w:rPr>
           <w:rFonts w:ascii="Arial" w:hAnsi="Arial"/>
-          <w:b/>
-          <w:color w:val="002F5F"/>
-          <w:sz w:val="22"/>
-        </w:rPr>
-        <w:t>The blind spot.</w:t>
-      </w:r>
-      <w:r>
-        <w:rPr>
-          <w:rFonts w:ascii="Arial" w:hAnsi="Arial"/>
           <w:color w:val="4A5663"/>
           <w:sz w:val="22"/>
         </w:rPr>
-        <w:t xml:space="preserve"> Aqualia's 2025 review assigns Digitalisation only </w:t>
-      </w:r>
-      <w:r>
-        <w:rPr>
-          <w:rFonts w:ascii="Arial" w:hAnsi="Arial"/>
-          <w:b/>
-          <w:color w:val="002F5F"/>
-          <w:sz w:val="22"/>
-        </w:rPr>
-        <w:t>two IROs</w:t>
-      </w:r>
-      <w:r>
-        <w:rPr>
-          <w:rFonts w:ascii="Arial" w:hAnsi="Arial"/>
-          <w:color w:val="4A5663"/>
-          <w:sz w:val="22"/>
-        </w:rPr>
-        <w:t xml:space="preserve"> — the lowest of any topic — while peers treat digital as core, the EU Water Resilience Strategy names digitalisation one of five Action Areas, and Aqualia's own Risk Map logs three HIGH operational risks in this cluster. Our Monte Carlo repositions it firmly into the Target Zone.</w:t>
-      </w:r>
-    </w:p>
-    <w:p>
-      <w:pPr>
-        <w:spacing w:before="0" w:after="120" w:line="324" w:lineRule="auto"/>
-      </w:pPr>
-      <w:r>
-        <w:rPr>
-          <w:rFonts w:ascii="Arial" w:hAnsi="Arial"/>
-          <w:b/>
-          <w:color w:val="002F5F"/>
-          <w:sz w:val="22"/>
-        </w:rPr>
-        <w:t>The equity finding.</w:t>
-      </w:r>
-      <w:r>
-        <w:rPr>
-          <w:rFonts w:ascii="Arial" w:hAnsi="Arial"/>
-          <w:color w:val="4A5663"/>
-          <w:sz w:val="22"/>
-        </w:rPr>
-        <w:t xml:space="preserve"> Aqualia folds ESRS S3 (affected communities) into S4 (consumers). Customer satisfaction ranges 86–98% across six European and institutional markets, </w:t>
-      </w:r>
-      <w:r>
-        <w:rPr>
-          <w:rFonts w:ascii="Arial" w:hAnsi="Arial"/>
-          <w:b/>
-          <w:color w:val="002F5F"/>
-          <w:sz w:val="22"/>
-        </w:rPr>
-        <w:t>but 33% in Colombia</w:t>
-      </w:r>
-      <w:r>
-        <w:rPr>
-          <w:rFonts w:ascii="Arial" w:hAnsi="Arial"/>
-          <w:color w:val="4A5663"/>
-          <w:sz w:val="22"/>
-        </w:rPr>
-        <w:t>. Restoring S3 converts a methodological shortcut into a concession-renewal risk we flag formally.</w:t>
-      </w:r>
-    </w:p>
-    <w:p>
-      <w:pPr>
-        <w:spacing w:before="0" w:after="120" w:line="324" w:lineRule="auto"/>
-      </w:pPr>
-      <w:r>
-        <w:rPr>
-          <w:rFonts w:ascii="Arial" w:hAnsi="Arial"/>
-          <w:b/>
-          <w:color w:val="002F5F"/>
-          <w:sz w:val="22"/>
-        </w:rPr>
-        <w:t>The financial case.</w:t>
-      </w:r>
-      <w:r>
-        <w:rPr>
-          <w:rFonts w:ascii="Arial" w:hAnsi="Arial"/>
-          <w:color w:val="4A5663"/>
-          <w:sz w:val="22"/>
-        </w:rPr>
-        <w:t xml:space="preserve"> Across the three topics, net annual financial materiality under-weighted by the current framework totals </w:t>
-      </w:r>
-      <w:r>
-        <w:rPr>
-          <w:rFonts w:ascii="Arial" w:hAnsi="Arial"/>
-          <w:b/>
-          <w:color w:val="002F5F"/>
-          <w:sz w:val="22"/>
-        </w:rPr>
-        <w:t>€18 M/yr</w:t>
-      </w:r>
-      <w:r>
-        <w:rPr>
-          <w:rFonts w:ascii="Arial" w:hAnsi="Arial"/>
-          <w:color w:val="4A5663"/>
-          <w:sz w:val="22"/>
-        </w:rPr>
-        <w:t xml:space="preserve">, against a cumulative 2027–2030 CAPEX implication of </w:t>
-      </w:r>
-      <w:r>
-        <w:rPr>
-          <w:rFonts w:ascii="Arial" w:hAnsi="Arial"/>
-          <w:b/>
-          <w:color w:val="002F5F"/>
-          <w:sz w:val="22"/>
-        </w:rPr>
-        <w:t>€440 M</w:t>
-      </w:r>
-      <w:r>
-        <w:rPr>
-          <w:rFonts w:ascii="Arial" w:hAnsi="Arial"/>
-          <w:color w:val="4A5663"/>
-          <w:sz w:val="22"/>
-        </w:rPr>
-        <w:t xml:space="preserve"> already embedded in Aqualia's own Risk Map. The topics are linked: T1 drives the CAPEX, T2 de-risks delivery, T3 finances it at a differential cost of capital.</w:t>
-      </w:r>
-    </w:p>
-    <w:p>
-      <w:pPr>
-        <w:spacing w:before="0" w:after="120" w:line="324" w:lineRule="auto"/>
-      </w:pPr>
-      <w:r>
-        <w:rPr>
-          <w:rFonts w:ascii="Arial" w:hAnsi="Arial"/>
-          <w:b/>
-          <w:color w:val="002F5F"/>
-          <w:sz w:val="22"/>
-        </w:rPr>
-        <w:t>The recommendation.</w:t>
-      </w:r>
-      <w:r>
-        <w:rPr>
-          <w:rFonts w:ascii="Arial" w:hAnsi="Arial"/>
-          <w:color w:val="4A5663"/>
-          <w:sz w:val="22"/>
-        </w:rPr>
-        <w:t xml:space="preserve"> A phased </w:t>
-      </w:r>
-      <w:r>
-        <w:rPr>
-          <w:rFonts w:ascii="Arial" w:hAnsi="Arial"/>
-          <w:b/>
-          <w:color w:val="002F5F"/>
-          <w:sz w:val="22"/>
-        </w:rPr>
-        <w:t>€500 M EU-Taxonomy-aligned green / sustainability-linked bond programme, 2027–2030</w:t>
-      </w:r>
-      <w:r>
-        <w:rPr>
-          <w:rFonts w:ascii="Arial" w:hAnsi="Arial"/>
-          <w:color w:val="4A5663"/>
-          <w:sz w:val="22"/>
-        </w:rPr>
-        <w:t xml:space="preserve">, issued in four tranches aligned to CAPEX drawdown. At a 25 bp coupon spread — the current IG Euro water-utility level for green issuance — the programme delivers </w:t>
-      </w:r>
-      <w:r>
-        <w:rPr>
-          <w:rFonts w:ascii="Arial" w:hAnsi="Arial"/>
-          <w:b/>
-          <w:color w:val="002F5F"/>
-          <w:sz w:val="22"/>
-        </w:rPr>
-        <w:t>€31 M of present-value interest savings over its ten-year life</w:t>
-      </w:r>
-      <w:r>
-        <w:rPr>
-          <w:rFonts w:ascii="Arial" w:hAnsi="Arial"/>
-          <w:color w:val="4A5663"/>
-          <w:sz w:val="22"/>
-        </w:rPr>
-        <w:t>.</w:t>
-      </w:r>
-    </w:p>
-    <w:p>
-      <w:pPr>
-        <w:spacing w:before="0" w:after="120" w:line="324" w:lineRule="auto"/>
-      </w:pPr>
-      <w:r>
-        <w:rPr>
-          <w:rFonts w:ascii="Arial" w:hAnsi="Arial"/>
-          <w:b/>
-          <w:color w:val="002F5F"/>
-          <w:sz w:val="22"/>
-        </w:rPr>
-        <w:t>Method, in one sentence.</w:t>
-      </w:r>
-      <w:r>
-        <w:rPr>
-          <w:rFonts w:ascii="Arial" w:hAnsi="Arial"/>
-          <w:color w:val="4A5663"/>
-          <w:sz w:val="22"/>
-        </w:rPr>
-        <w:t xml:space="preserve"> We preserve Aqualia's 2025 scoring structure (Severity × Probability for impact; Magnitude × Probability for financial) and extend it with (i) explicit 1–5 thresholds cited to ESRS/EFRAG/MSCI/SASB/WRI, (ii) a Mitchell–Agle–Wood stakeholder- salience model applied to Aqualia's own ten-group ecosystem, (iii) a 10,000-draw Monte Carlo producing 90% confidence ellipses with sensitivity tornado and four-scheme robustness, and (iv) an LLM-assisted ESRS disclosure-gap heatmap across 873 chunks of Aqualia's 2022–2025 sustainability reporting.</w:t>
-      </w:r>
-    </w:p>
-    <w:p>
-      <w:pPr>
-        <w:spacing w:before="0" w:after="120" w:line="324" w:lineRule="auto"/>
-      </w:pPr>
-      <w:r>
-        <w:rPr>
-          <w:rFonts w:ascii="Arial" w:hAnsi="Arial"/>
-          <w:b/>
-          <w:color w:val="002F5F"/>
-          <w:sz w:val="22"/>
-        </w:rPr>
-        <w:t>Bottom line.</w:t>
-      </w:r>
-      <w:r>
-        <w:rPr>
-          <w:rFonts w:ascii="Arial" w:hAnsi="Arial"/>
-          <w:color w:val="4A5663"/>
-          <w:sz w:val="22"/>
-        </w:rPr>
-        <w:t xml:space="preserve"> Three material topics. Eighteen million euros per year of under-weighted financial materiality. A five-hundred-million- euro green bond programme that funds the answer.</w:t>
+        <w:t>The rest of this report documents each step.</w:t>
       </w:r>
     </w:p>
     <w:p>
@@ -636,7 +572,7 @@
     </w:p>
     <w:p>
       <w:pPr>
-        <w:spacing w:before="280" w:after="120" w:line="300" w:lineRule="auto"/>
+        <w:spacing w:before="360" w:after="160" w:line="288" w:lineRule="auto"/>
         <w:pBdr>
           <w:bottom w:val="single" w:sz="6" w:color="5DB9D9"/>
         </w:pBdr>
@@ -646,14 +582,14 @@
           <w:rFonts w:ascii="Arial" w:hAnsi="Arial"/>
           <w:b/>
           <w:color w:val="002F5F"/>
-          <w:sz w:val="30"/>
+          <w:sz w:val="32"/>
         </w:rPr>
         <w:t>2. Challenge and Scope</w:t>
       </w:r>
     </w:p>
     <w:p>
       <w:pPr>
-        <w:spacing w:before="200" w:after="80" w:line="300" w:lineRule="auto"/>
+        <w:spacing w:before="240" w:after="80" w:line="288" w:lineRule="auto"/>
       </w:pPr>
       <w:r>
         <w:rPr>
@@ -675,12 +611,12 @@
           <w:color w:val="4A5663"/>
           <w:sz w:val="22"/>
         </w:rPr>
-        <w:t>The Corporate Sustainability Reporting Directive (Directive (EU) 2022/2464) elevates sustainability reporting from a peripheral compliance activity to a bidirectional disclosure regime. Under CSRD, large undertakings must perform a *double materiality assessment*: reporting both how their activities impact society and the environment (impact materiality, "inside-out") and how ESG factors influence their financial performance and enterprise value (financial materiality, "outside-in"). The European Sustainability Reporting Standards (ESRS; Commission Delegated Regulation (EU) 2023/2772) operationalise the Directive across twelve topical standards — E1–E5, S1–S4, G1 — and a cross-cutting set of ~1,144 datapoints documented in EFRAG Implementation Guidance IG 3.</w:t>
+        <w:t>The Corporate Sustainability Reporting Directive (Directive (EU) 2022/2464) elevates sustainability reporting from a peripheral compliance activity to a bidirectional disclosure regime. Under CSRD, large undertakings must perform a *double materiality assessment*: reporting both how their activities impact society and the environment (impact materiality, "inside-out") and how ESG factors influence their financial performance and enterprise value (financial materiality, "outside-in"). The European Sustainability Reporting Standards (ESRS; Commission Delegated Regulation (EU) 2023/2772) operationalise the Directive across twelve topical standards (E1–E5, S1–S4, G1) and a cross-cutting set of approximately 1,144 datapoints documented in EFRAG Implementation Guidance IG 3.</w:t>
       </w:r>
     </w:p>
     <w:p>
       <w:pPr>
-        <w:spacing w:before="200" w:after="80" w:line="300" w:lineRule="auto"/>
+        <w:spacing w:before="240" w:after="80" w:line="288" w:lineRule="auto"/>
       </w:pPr>
       <w:r>
         <w:rPr>
@@ -702,7 +638,7 @@
           <w:color w:val="4A5663"/>
           <w:sz w:val="22"/>
         </w:rPr>
-        <w:t>Aqualia is the integrated water-cycle operator of the FCC Group. Its activity spans the end-to-end urban water cycle — collection, treatment, distribution, sewerage, wastewater treatment, and reuse — across Spain, Portugal, Italy, France, Czech Republic, Colombia, and several project-operation markets. Its public disclosures cite 130+ years of track record, service to &gt;32 million people, and €40 M/year of sustained infrastructure investment (</w:t>
+        <w:t>Aqualia is the integrated water-cycle operator of the FCC Group. Its activity covers the end-to-end urban water cycle (collection, treatment, distribution, sewerage, wastewater treatment, reuse) across Spain, Portugal, Italy, France, Czech Republic, Colombia, and several project-operation markets. Public disclosures cite 130+ years of operating record, service to more than 32 million people, and €40 M/year of sustained infrastructure investment (</w:t>
       </w:r>
       <w:r>
         <w:rPr>
@@ -723,7 +659,7 @@
     </w:p>
     <w:p>
       <w:pPr>
-        <w:spacing w:before="200" w:after="80" w:line="300" w:lineRule="auto"/>
+        <w:spacing w:before="240" w:after="80" w:line="288" w:lineRule="auto"/>
       </w:pPr>
       <w:r>
         <w:rPr>
@@ -750,7 +686,7 @@
     </w:p>
     <w:p>
       <w:pPr>
-        <w:spacing w:before="200" w:after="80" w:line="300" w:lineRule="auto"/>
+        <w:spacing w:before="240" w:after="80" w:line="288" w:lineRule="auto"/>
       </w:pPr>
       <w:r>
         <w:rPr>
@@ -785,7 +721,7 @@
     </w:p>
     <w:p>
       <w:pPr>
-        <w:spacing w:before="280" w:after="120" w:line="300" w:lineRule="auto"/>
+        <w:spacing w:before="360" w:after="160" w:line="288" w:lineRule="auto"/>
         <w:pBdr>
           <w:bottom w:val="single" w:sz="6" w:color="5DB9D9"/>
         </w:pBdr>
@@ -795,14 +731,14 @@
           <w:rFonts w:ascii="Arial" w:hAnsi="Arial"/>
           <w:b/>
           <w:color w:val="002F5F"/>
-          <w:sz w:val="30"/>
+          <w:sz w:val="32"/>
         </w:rPr>
         <w:t>3. Methodology</w:t>
       </w:r>
     </w:p>
     <w:p>
       <w:pPr>
-        <w:spacing w:before="200" w:after="80" w:line="300" w:lineRule="auto"/>
+        <w:spacing w:before="240" w:after="80" w:line="288" w:lineRule="auto"/>
       </w:pPr>
       <w:r>
         <w:rPr>
@@ -829,7 +765,7 @@
     </w:p>
     <w:p>
       <w:pPr>
-        <w:spacing w:before="200" w:after="80" w:line="300" w:lineRule="auto"/>
+        <w:spacing w:before="240" w:after="80" w:line="288" w:lineRule="auto"/>
       </w:pPr>
       <w:r>
         <w:rPr>
@@ -1383,7 +1319,7 @@
     </w:p>
     <w:p>
       <w:pPr>
-        <w:spacing w:before="200" w:after="80" w:line="300" w:lineRule="auto"/>
+        <w:spacing w:before="240" w:after="80" w:line="288" w:lineRule="auto"/>
       </w:pPr>
       <w:r>
         <w:rPr>
@@ -1451,7 +1387,7 @@
           <w:color w:val="4A5663"/>
           <w:sz w:val="22"/>
         </w:rPr>
-        <w:t xml:space="preserve"> (Assumption A01), drawn from FCC Group 2024 segment disclosure with the Aqualia water segment at ~28% of group revenue. Band 3 (Moderate) corresponds to 0.5–2% of revenue (€7–28 M) — a material budget line but recoverable from normal operations. Band 5 (Severe) exceeds 5% (€70 M) — enterprise-level impact. Section 7 of </w:t>
+        <w:t xml:space="preserve"> (Assumption A01), drawn from FCC Group 2024 segment disclosure with the Aqualia water segment at ~28% of group revenue. Band 3 (Moderate) corresponds to 0.5–2% of revenue (€7–28 M), a material budget line but recoverable from normal operations. Band 5 (Severe) exceeds 5% (€70 M), enterprise-level impact. Section 7 of </w:t>
       </w:r>
       <w:r>
         <w:rPr>
@@ -1472,7 +1408,7 @@
     </w:p>
     <w:p>
       <w:pPr>
-        <w:spacing w:before="200" w:after="80" w:line="300" w:lineRule="auto"/>
+        <w:spacing w:before="240" w:after="80" w:line="288" w:lineRule="auto"/>
       </w:pPr>
       <w:r>
         <w:rPr>
@@ -1494,7 +1430,7 @@
           <w:color w:val="4A5663"/>
           <w:sz w:val="22"/>
         </w:rPr>
-        <w:t xml:space="preserve">Aqualia's 2025 review was scored internally by its Sustainability Department without external stakeholder consultation (their methodology acknowledges this). We restore a salience input by applying the Mitchell–Agle–Wood (1997) model — the canonical framework in stakeholder theory — to Aqualia's own ten-group stakeholder map. Each stakeholder is scored 0/1 on Power, Legitimacy, and Urgency; the salience score (0–3) becomes a normalised weight in [0, 1] summing to 1.000. </w:t>
+        <w:t xml:space="preserve">Aqualia's 2025 review was scored internally by its Sustainability Department without external stakeholder consultation (their methodology acknowledges this). We restore a salience input by applying the Mitchell–Agle–Wood (1997) model, the canonical framework in stakeholder theory, to Aqualia's own ten-group stakeholder map. Each stakeholder is scored 0/1 on Power, Legitimacy, and Urgency; the salience score (0–3) becomes a normalised weight in [0, 1] summing to 1.000. </w:t>
       </w:r>
       <w:r>
         <w:rPr>
@@ -1516,7 +1452,7 @@
     </w:p>
     <w:p>
       <w:pPr>
-        <w:spacing w:before="200" w:after="80" w:line="300" w:lineRule="auto"/>
+        <w:spacing w:before="240" w:after="80" w:line="288" w:lineRule="auto"/>
       </w:pPr>
       <w:r>
         <w:rPr>
@@ -1560,7 +1496,7 @@
     </w:p>
     <w:p>
       <w:pPr>
-        <w:spacing w:before="200" w:after="80" w:line="300" w:lineRule="auto"/>
+        <w:spacing w:before="240" w:after="80" w:line="288" w:lineRule="auto"/>
       </w:pPr>
       <w:r>
         <w:rPr>
@@ -1628,7 +1564,7 @@
     </w:p>
     <w:p>
       <w:pPr>
-        <w:spacing w:before="280" w:after="120" w:line="300" w:lineRule="auto"/>
+        <w:spacing w:before="360" w:after="160" w:line="288" w:lineRule="auto"/>
         <w:pBdr>
           <w:bottom w:val="single" w:sz="6" w:color="5DB9D9"/>
         </w:pBdr>
@@ -1638,14 +1574,14 @@
           <w:rFonts w:ascii="Arial" w:hAnsi="Arial"/>
           <w:b/>
           <w:color w:val="002F5F"/>
-          <w:sz w:val="30"/>
+          <w:sz w:val="32"/>
         </w:rPr>
         <w:t>4. Topic Identification and Selection</w:t>
       </w:r>
     </w:p>
     <w:p>
       <w:pPr>
-        <w:spacing w:before="200" w:after="80" w:line="300" w:lineRule="auto"/>
+        <w:spacing w:before="240" w:after="80" w:line="288" w:lineRule="auto"/>
       </w:pPr>
       <w:r>
         <w:rPr>
@@ -1736,7 +1672,7 @@
     </w:p>
     <w:p>
       <w:pPr>
-        <w:spacing w:before="200" w:after="80" w:line="300" w:lineRule="auto"/>
+        <w:spacing w:before="240" w:after="80" w:line="288" w:lineRule="auto"/>
       </w:pPr>
       <w:r>
         <w:rPr>
@@ -1758,7 +1694,7 @@
           <w:color w:val="4A5663"/>
           <w:sz w:val="22"/>
         </w:rPr>
-        <w:t xml:space="preserve">We constructed a 14-column benchmarking matrix comparing Aqualia's 16 topics to the declared material topics of five peers — Veolia, Suez, Saur, Facsa, Global Omnium (the five named in Aqualia's own 2025 benchmark) — with Severn Trent as a CSRD-adjacent UK comparator. Detail in </w:t>
+        <w:t xml:space="preserve">We constructed a 14-column benchmarking matrix comparing Aqualia's 16 topics to the declared material topics of five peers (Veolia, Suez, Saur, Facsa, Global Omnium, the five named in Aqualia's own 2025 benchmark) and with Severn Trent as a CSRD-adjacent UK comparator. Detail in </w:t>
       </w:r>
       <w:r>
         <w:rPr>
@@ -1896,7 +1832,7 @@
     </w:p>
     <w:p>
       <w:pPr>
-        <w:spacing w:before="200" w:after="80" w:line="300" w:lineRule="auto"/>
+        <w:spacing w:before="240" w:after="80" w:line="288" w:lineRule="auto"/>
       </w:pPr>
       <w:r>
         <w:rPr>
@@ -2145,7 +2081,7 @@
     </w:p>
     <w:p>
       <w:pPr>
-        <w:spacing w:before="280" w:after="120" w:line="300" w:lineRule="auto"/>
+        <w:spacing w:before="360" w:after="160" w:line="288" w:lineRule="auto"/>
         <w:pBdr>
           <w:bottom w:val="single" w:sz="6" w:color="5DB9D9"/>
         </w:pBdr>
@@ -2155,14 +2091,14 @@
           <w:rFonts w:ascii="Arial" w:hAnsi="Arial"/>
           <w:b/>
           <w:color w:val="002F5F"/>
-          <w:sz w:val="30"/>
+          <w:sz w:val="32"/>
         </w:rPr>
         <w:t>5. Impact Materiality Assessment</w:t>
       </w:r>
     </w:p>
     <w:p>
       <w:pPr>
-        <w:spacing w:before="200" w:after="80" w:line="300" w:lineRule="auto"/>
+        <w:spacing w:before="240" w:after="80" w:line="288" w:lineRule="auto"/>
       </w:pPr>
       <w:r>
         <w:rPr>
@@ -2240,7 +2176,7 @@
     </w:p>
     <w:p>
       <w:pPr>
-        <w:spacing w:before="200" w:after="80" w:line="300" w:lineRule="auto"/>
+        <w:spacing w:before="240" w:after="80" w:line="288" w:lineRule="auto"/>
       </w:pPr>
       <w:r>
         <w:rPr>
@@ -2330,7 +2266,7 @@
     </w:p>
     <w:p>
       <w:pPr>
-        <w:spacing w:before="200" w:after="80" w:line="300" w:lineRule="auto"/>
+        <w:spacing w:before="240" w:after="80" w:line="288" w:lineRule="auto"/>
       </w:pPr>
       <w:r>
         <w:rPr>
@@ -2374,7 +2310,7 @@
     </w:p>
     <w:p>
       <w:pPr>
-        <w:spacing w:before="200" w:after="80" w:line="300" w:lineRule="auto"/>
+        <w:spacing w:before="240" w:after="80" w:line="288" w:lineRule="auto"/>
       </w:pPr>
       <w:r>
         <w:rPr>
@@ -2418,7 +2354,7 @@
     </w:p>
     <w:p>
       <w:pPr>
-        <w:spacing w:before="200" w:after="80" w:line="300" w:lineRule="auto"/>
+        <w:spacing w:before="240" w:after="80" w:line="288" w:lineRule="auto"/>
       </w:pPr>
       <w:r>
         <w:rPr>
@@ -2440,7 +2376,7 @@
           <w:color w:val="4A5663"/>
           <w:sz w:val="22"/>
         </w:rPr>
-        <w:t>We highlight this as a standalone finding. The spread between Colombia (33%) and the next-lowest market (Portugal, 65%) is 32 points; the spread to Italy (67%) is 34 points; to Spain (88%) is 55 points. Aqualia's 2025 review does not discuss Colombia specifically in the S4 topic; the framing treats satisfaction as a group-level customer- experience measure. Under ESRS S3 — which specifically concerns "affected communities" rather than end-users — a 33% satisfaction market with ongoing supply reliability issues (documented in the 2024 report, pp. 148–155) represents material impact on affected communities. Our recommendation is to re-surface S3 as its own disclosure rather than as a subset of S4 (see §8 roadmap T1-2027).</w:t>
+        <w:t>We highlight this as a standalone finding. The spread between Colombia (33%) and the next-lowest market (Portugal, 65%) is 32 points; the spread to Italy (67%) is 34 points; to Spain (88%) is 55 points. Aqualia's 2025 review does not discuss Colombia specifically in the S4 topic; the framing treats satisfaction as a group-level customer- experience measure. Under ESRS S3, which specifically concerns affected communities rather than end-users, a 33% satisfaction market with ongoing supply reliability issues (documented in the 2024 report, pp. 148–155) represents material impact on affected communities. Our recommendation is to re-surface S3 as its own disclosure rather than as a subset of S4 (see §8 roadmap T1-2027).</w:t>
       </w:r>
     </w:p>
     <w:p>
@@ -2453,7 +2389,7 @@
     </w:p>
     <w:p>
       <w:pPr>
-        <w:spacing w:before="280" w:after="120" w:line="300" w:lineRule="auto"/>
+        <w:spacing w:before="360" w:after="160" w:line="288" w:lineRule="auto"/>
         <w:pBdr>
           <w:bottom w:val="single" w:sz="6" w:color="5DB9D9"/>
         </w:pBdr>
@@ -2463,14 +2399,14 @@
           <w:rFonts w:ascii="Arial" w:hAnsi="Arial"/>
           <w:b/>
           <w:color w:val="002F5F"/>
-          <w:sz w:val="30"/>
+          <w:sz w:val="32"/>
         </w:rPr>
         <w:t>6. Financial Materiality Assessment</w:t>
       </w:r>
     </w:p>
     <w:p>
       <w:pPr>
-        <w:spacing w:before="200" w:after="80" w:line="300" w:lineRule="auto"/>
+        <w:spacing w:before="240" w:after="80" w:line="288" w:lineRule="auto"/>
       </w:pPr>
       <w:r>
         <w:rPr>
@@ -3942,7 +3878,7 @@
     </w:p>
     <w:p>
       <w:pPr>
-        <w:spacing w:before="200" w:after="80" w:line="300" w:lineRule="auto"/>
+        <w:spacing w:before="240" w:after="80" w:line="288" w:lineRule="auto"/>
       </w:pPr>
       <w:r>
         <w:rPr>
@@ -4020,7 +3956,7 @@
     </w:p>
     <w:p>
       <w:pPr>
-        <w:spacing w:before="200" w:after="80" w:line="300" w:lineRule="auto"/>
+        <w:spacing w:before="240" w:after="80" w:line="288" w:lineRule="auto"/>
       </w:pPr>
       <w:r>
         <w:rPr>
@@ -4097,7 +4033,7 @@
     </w:p>
     <w:p>
       <w:pPr>
-        <w:spacing w:before="200" w:after="80" w:line="300" w:lineRule="auto"/>
+        <w:spacing w:before="240" w:after="80" w:line="288" w:lineRule="auto"/>
       </w:pPr>
       <w:r>
         <w:rPr>
@@ -4460,7 +4396,7 @@
     </w:p>
     <w:p>
       <w:pPr>
-        <w:spacing w:before="200" w:after="80" w:line="300" w:lineRule="auto"/>
+        <w:spacing w:before="240" w:after="80" w:line="288" w:lineRule="auto"/>
       </w:pPr>
       <w:r>
         <w:rPr>
@@ -4631,7 +4567,7 @@
           <w:color w:val="4A5663"/>
           <w:sz w:val="22"/>
         </w:rPr>
-        <w:t xml:space="preserve"> — the current 2024–2025 level for investment-grade Euro water-utility green issuance per Climate Bonds Initiative data — the programme delivers </w:t>
+        <w:t xml:space="preserve">, the current 2024–2025 level for investment-grade Euro water-utility green issuance per Climate Bonds Initiative data, the programme delivers </w:t>
       </w:r>
       <w:r>
         <w:rPr>
@@ -4661,7 +4597,7 @@
     </w:p>
     <w:p>
       <w:pPr>
-        <w:spacing w:before="280" w:after="120" w:line="300" w:lineRule="auto"/>
+        <w:spacing w:before="360" w:after="160" w:line="288" w:lineRule="auto"/>
         <w:pBdr>
           <w:bottom w:val="single" w:sz="6" w:color="5DB9D9"/>
         </w:pBdr>
@@ -4671,14 +4607,14 @@
           <w:rFonts w:ascii="Arial" w:hAnsi="Arial"/>
           <w:b/>
           <w:color w:val="002F5F"/>
-          <w:sz w:val="30"/>
+          <w:sz w:val="32"/>
         </w:rPr>
         <w:t>7. The Matrix and What It Tells Us</w:t>
       </w:r>
     </w:p>
     <w:p>
       <w:pPr>
-        <w:spacing w:before="200" w:after="80" w:line="300" w:lineRule="auto"/>
+        <w:spacing w:before="240" w:after="80" w:line="288" w:lineRule="auto"/>
       </w:pPr>
       <w:r>
         <w:rPr>
@@ -4705,7 +4641,7 @@
     </w:p>
     <w:p>
       <w:pPr>
-        <w:spacing w:before="200" w:after="80" w:line="300" w:lineRule="auto"/>
+        <w:spacing w:before="240" w:after="80" w:line="288" w:lineRule="auto"/>
       </w:pPr>
       <w:r>
         <w:rPr>
@@ -4758,7 +4694,7 @@
           <w:color w:val="4A5663"/>
           <w:sz w:val="22"/>
         </w:rPr>
-        <w:t xml:space="preserve"> Ellipse lies inside Target Zone. The financial-axis p5 is 2.50 — at the boundary — confirming that T2's Target Zone membership is directly attributable to our repositioning of the blind-spot cluster. Under Aqualia's original qualitative framework (2 IROs on Digitalisation alone), T2 would not be material; under our methodology it is.</w:t>
+        <w:t xml:space="preserve"> Ellipse lies inside Target Zone; the financial-axis fifth-percentile sits at 2.50, right on the boundary. That fact confirms T2's Target Zone membership is directly attributable to our repositioning of the blind-spot cluster. Under Aqualia's original qualitative framework (2 IROs on Digitalisation alone), T2 would not be material; under our methodology it is.</w:t>
       </w:r>
     </w:p>
     <w:p>
@@ -4802,7 +4738,7 @@
     </w:p>
     <w:p>
       <w:pPr>
-        <w:spacing w:before="200" w:after="80" w:line="300" w:lineRule="auto"/>
+        <w:spacing w:before="240" w:after="80" w:line="288" w:lineRule="auto"/>
       </w:pPr>
       <w:r>
         <w:rPr>
@@ -4932,12 +4868,12 @@
           <w:color w:val="4A5663"/>
           <w:sz w:val="22"/>
         </w:rPr>
-        <w:t>Compl-CSRD.scale (impact); O-green-bond-prem.mag (financial); Green-fin-access.scale (impact); O-coc-saving.mag (financial). T3's position is a bet on regulatory enforcement pace plus cost-of-capital spread — both observable and both directly targeted by the €500 M bond programme.</w:t>
+        <w:t>Compl-CSRD.scale (impact); O-green-bond-prem.mag (financial); Green-fin-access.scale (impact); O-coc-saving.mag (financial). T3's position is a bet on regulatory enforcement pace plus cost-of-capital spread, both observable and both directly targeted by the €500 M bond programme.</w:t>
       </w:r>
     </w:p>
     <w:p>
       <w:pPr>
-        <w:spacing w:before="200" w:after="80" w:line="300" w:lineRule="auto"/>
+        <w:spacing w:before="240" w:after="80" w:line="288" w:lineRule="auto"/>
       </w:pPr>
       <w:r>
         <w:rPr>
@@ -4959,7 +4895,7 @@
           <w:color w:val="4A5663"/>
           <w:sz w:val="22"/>
         </w:rPr>
-        <w:t>Under four alternate stakeholder-weighting schemes (Equal, Regulator- heavy, Community-first, Investor-first), no topic flips Target-Zone status. T1 remains in; T2 remains in; T3 remains borderline. The stability is a direct consequence of top-k aggregation — the most material subset of IROs/R&amp;Os drives position, and that subset is insensitive to modest re-weighting.</w:t>
+        <w:t>Under four alternate stakeholder-weighting schemes (Equal, Regulator- heavy, Community-first, Investor-first), no topic flips Target-Zone status. T1 remains in; T2 remains in; T3 remains borderline. The stability is a direct consequence of top-k aggregation: the most material subset of IROs and R&amp;Os drives position, and that subset is insensitive to modest re-weighting.</w:t>
       </w:r>
     </w:p>
     <w:p>
@@ -4972,7 +4908,7 @@
     </w:p>
     <w:p>
       <w:pPr>
-        <w:spacing w:before="280" w:after="120" w:line="300" w:lineRule="auto"/>
+        <w:spacing w:before="360" w:after="160" w:line="288" w:lineRule="auto"/>
         <w:pBdr>
           <w:bottom w:val="single" w:sz="6" w:color="5DB9D9"/>
         </w:pBdr>
@@ -4982,14 +4918,14 @@
           <w:rFonts w:ascii="Arial" w:hAnsi="Arial"/>
           <w:b/>
           <w:color w:val="002F5F"/>
-          <w:sz w:val="30"/>
+          <w:sz w:val="32"/>
         </w:rPr>
         <w:t>8. Strategic Sustainability Roadmap 2027–2030</w:t>
       </w:r>
     </w:p>
     <w:p>
       <w:pPr>
-        <w:spacing w:before="200" w:after="80" w:line="300" w:lineRule="auto"/>
+        <w:spacing w:before="240" w:after="80" w:line="288" w:lineRule="auto"/>
       </w:pPr>
       <w:r>
         <w:rPr>
@@ -5490,7 +5426,7 @@
     </w:p>
     <w:p>
       <w:pPr>
-        <w:spacing w:before="200" w:after="80" w:line="300" w:lineRule="auto"/>
+        <w:spacing w:before="240" w:after="80" w:line="288" w:lineRule="auto"/>
       </w:pPr>
       <w:r>
         <w:rPr>
@@ -5517,7 +5453,7 @@
     </w:p>
     <w:p>
       <w:pPr>
-        <w:spacing w:before="200" w:after="80" w:line="300" w:lineRule="auto"/>
+        <w:spacing w:before="240" w:after="80" w:line="288" w:lineRule="auto"/>
       </w:pPr>
       <w:r>
         <w:rPr>
@@ -5585,7 +5521,7 @@
     </w:p>
     <w:p>
       <w:pPr>
-        <w:spacing w:before="280" w:after="120" w:line="300" w:lineRule="auto"/>
+        <w:spacing w:before="360" w:after="160" w:line="288" w:lineRule="auto"/>
         <w:pBdr>
           <w:bottom w:val="single" w:sz="6" w:color="5DB9D9"/>
         </w:pBdr>
@@ -5595,14 +5531,14 @@
           <w:rFonts w:ascii="Arial" w:hAnsi="Arial"/>
           <w:b/>
           <w:color w:val="002F5F"/>
-          <w:sz w:val="30"/>
+          <w:sz w:val="32"/>
         </w:rPr>
         <w:t>9. Limitations, Reverse Stress Test, and Ethical Framing</w:t>
       </w:r>
     </w:p>
     <w:p>
       <w:pPr>
-        <w:spacing w:before="200" w:after="80" w:line="300" w:lineRule="auto"/>
+        <w:spacing w:before="240" w:after="80" w:line="288" w:lineRule="auto"/>
       </w:pPr>
       <w:r>
         <w:rPr>
@@ -5843,7 +5779,7 @@
           <w:color w:val="4A5663"/>
           <w:sz w:val="22"/>
         </w:rPr>
-        <w:t xml:space="preserve"> — a</w:t>
+        <w:t xml:space="preserve"> is a</w:t>
       </w:r>
     </w:p>
     <w:p>
@@ -5856,12 +5792,12 @@
           <w:color w:val="4A5663"/>
           <w:sz w:val="22"/>
         </w:rPr>
-        <w:t>methodological judgement. Remediation: sensitivity to this perturbation is reported at PERTURB = 1.0 in the appendix; topic rankings are stable.</w:t>
+        <w:t>methodological judgement call. Remediation: sensitivity to this parameter is reported at PERTURB = 1.0 in the appendix, and topic rankings are stable.</w:t>
       </w:r>
     </w:p>
     <w:p>
       <w:pPr>
-        <w:spacing w:before="200" w:after="80" w:line="300" w:lineRule="auto"/>
+        <w:spacing w:before="240" w:after="80" w:line="288" w:lineRule="auto"/>
       </w:pPr>
       <w:r>
         <w:rPr>
@@ -5996,7 +5932,7 @@
     </w:p>
     <w:p>
       <w:pPr>
-        <w:spacing w:before="200" w:after="80" w:line="300" w:lineRule="auto"/>
+        <w:spacing w:before="240" w:after="80" w:line="288" w:lineRule="auto"/>
       </w:pPr>
       <w:r>
         <w:rPr>
@@ -6050,7 +5986,7 @@
           <w:color w:val="4A5663"/>
           <w:sz w:val="22"/>
         </w:rPr>
-        <w:t>). Our contribution is a methodological extension, not a replacement. All benchmark material is drawn from publicly disclosed peer reports; no confidential or proprietary information is used. Where we identify blind spots, the framing is corrective rather than adversarial — the purpose is to strengthen Aqualia's framework, which is already among the most mature in the Spanish water sector.</w:t>
+        <w:t>). Our contribution is a methodological extension, not a replacement. All benchmark material is drawn from publicly disclosed peer reports; no confidential or proprietary information is used. Where we identify blind spots, the framing is corrective rather than adversarial. The purpose is to strengthen Aqualia's framework, which is already among the most mature in the Spanish water sector.</w:t>
       </w:r>
     </w:p>
     <w:p>
@@ -6063,7 +5999,7 @@
     </w:p>
     <w:p>
       <w:pPr>
-        <w:spacing w:before="280" w:after="120" w:line="300" w:lineRule="auto"/>
+        <w:spacing w:before="360" w:after="160" w:line="288" w:lineRule="auto"/>
         <w:pBdr>
           <w:bottom w:val="single" w:sz="6" w:color="5DB9D9"/>
         </w:pBdr>
@@ -6073,14 +6009,14 @@
           <w:rFonts w:ascii="Arial" w:hAnsi="Arial"/>
           <w:b/>
           <w:color w:val="002F5F"/>
-          <w:sz w:val="30"/>
+          <w:sz w:val="32"/>
         </w:rPr>
         <w:t>Appendices</w:t>
       </w:r>
     </w:p>
     <w:p>
       <w:pPr>
-        <w:spacing w:before="200" w:after="80" w:line="300" w:lineRule="auto"/>
+        <w:spacing w:before="240" w:after="80" w:line="288" w:lineRule="auto"/>
       </w:pPr>
       <w:r>
         <w:rPr>
@@ -6123,7 +6059,7 @@
     </w:p>
     <w:p>
       <w:pPr>
-        <w:spacing w:before="200" w:after="80" w:line="300" w:lineRule="auto"/>
+        <w:spacing w:before="240" w:after="80" w:line="288" w:lineRule="auto"/>
       </w:pPr>
       <w:r>
         <w:rPr>
@@ -6150,7 +6086,7 @@
     </w:p>
     <w:p>
       <w:pPr>
-        <w:spacing w:before="200" w:after="80" w:line="300" w:lineRule="auto"/>
+        <w:spacing w:before="240" w:after="80" w:line="288" w:lineRule="auto"/>
       </w:pPr>
       <w:r>
         <w:rPr>
@@ -6193,7 +6129,7 @@
     </w:p>
     <w:p>
       <w:pPr>
-        <w:spacing w:before="200" w:after="80" w:line="300" w:lineRule="auto"/>
+        <w:spacing w:before="240" w:after="80" w:line="288" w:lineRule="auto"/>
       </w:pPr>
       <w:r>
         <w:rPr>
@@ -6220,7 +6156,7 @@
     </w:p>
     <w:p>
       <w:pPr>
-        <w:spacing w:before="200" w:after="80" w:line="300" w:lineRule="auto"/>
+        <w:spacing w:before="240" w:after="80" w:line="288" w:lineRule="auto"/>
       </w:pPr>
       <w:r>
         <w:rPr>
@@ -6247,7 +6183,7 @@
     </w:p>
     <w:p>
       <w:pPr>
-        <w:spacing w:before="200" w:after="80" w:line="300" w:lineRule="auto"/>
+        <w:spacing w:before="240" w:after="80" w:line="288" w:lineRule="auto"/>
       </w:pPr>
       <w:r>
         <w:rPr>
@@ -6274,7 +6210,7 @@
     </w:p>
     <w:p>
       <w:pPr>
-        <w:spacing w:before="200" w:after="80" w:line="300" w:lineRule="auto"/>
+        <w:spacing w:before="240" w:after="80" w:line="288" w:lineRule="auto"/>
       </w:pPr>
       <w:r>
         <w:rPr>
@@ -6317,7 +6253,7 @@
     </w:p>
     <w:p>
       <w:pPr>
-        <w:spacing w:before="200" w:after="80" w:line="300" w:lineRule="auto"/>
+        <w:spacing w:before="240" w:after="80" w:line="288" w:lineRule="auto"/>
       </w:pPr>
       <w:r>
         <w:rPr>
@@ -6507,7 +6443,9 @@
   <w:p>
     <w:pPr>
       <w:pStyle w:val="Footer"/>
-      <w:jc w:val="center"/>
+      <w:tabs>
+        <w:tab w:pos="9360" w:val="right"/>
+      </w:tabs>
     </w:pPr>
     <w:r/>
     <w:r>
@@ -6516,7 +6454,44 @@
         <w:color w:val="4A5663"/>
         <w:sz w:val="16"/>
       </w:rPr>
-      <w:t>Water as Strategy — Aqualia Double Materiality Framework  ·  IE Sustainability Datathon 2026</w:t>
+      <w:t>Water as Strategy  ·  Aqualia Double Materiality  ·  Los Gatos de Datos</w:t>
+    </w:r>
+    <w:r>
+      <w:rPr>
+        <w:rFonts w:ascii="Arial" w:hAnsi="Arial"/>
+        <w:sz w:val="16"/>
+      </w:rPr>
+      <w:tab/>
+    </w:r>
+    <w:r>
+      <w:rPr>
+        <w:rFonts w:ascii="Arial" w:hAnsi="Arial"/>
+        <w:b/>
+        <w:color w:val="002F5F"/>
+        <w:sz w:val="16"/>
+      </w:rPr>
+      <w:fldChar w:fldCharType="begin"/>
+      <w:instrText xml:space="preserve"> PAGE </w:instrText>
+      <w:fldChar w:fldCharType="end"/>
+    </w:r>
+    <w:r>
+      <w:rPr>
+        <w:rFonts w:ascii="Arial" w:hAnsi="Arial"/>
+        <w:color w:val="4A5663"/>
+        <w:sz w:val="16"/>
+      </w:rPr>
+      <w:t xml:space="preserve"> / </w:t>
+    </w:r>
+    <w:r>
+      <w:rPr>
+        <w:rFonts w:ascii="Arial" w:hAnsi="Arial"/>
+        <w:b/>
+        <w:color w:val="002F5F"/>
+        <w:sz w:val="16"/>
+      </w:rPr>
+      <w:fldChar w:fldCharType="begin"/>
+      <w:instrText xml:space="preserve"> NUMPAGES </w:instrText>
+      <w:fldChar w:fldCharType="end"/>
     </w:r>
   </w:p>
 </w:ftr>

--- a/05_report/report.docx
+++ b/05_report/report.docx
@@ -179,7 +179,7 @@
         <w:rPr>
           <w:rFonts w:ascii="Arial" w:hAnsi="Arial"/>
           <w:b/>
-          <w:color w:val="002F5F"/>
+          <w:color w:val="4A5663"/>
           <w:sz w:val="22"/>
         </w:rPr>
         <w:t>IE Sustainability Datathon — March 2026</w:t>
@@ -196,7 +196,7 @@
         <w:rPr>
           <w:rFonts w:ascii="Arial" w:hAnsi="Arial"/>
           <w:b/>
-          <w:color w:val="002F5F"/>
+          <w:color w:val="4A5663"/>
           <w:sz w:val="22"/>
         </w:rPr>
         <w:t>Track: Double Materiality &amp; ESG Strategy — Aqualia</w:t>
@@ -213,7 +213,7 @@
         <w:rPr>
           <w:rFonts w:ascii="Arial" w:hAnsi="Arial"/>
           <w:b/>
-          <w:color w:val="002F5F"/>
+          <w:color w:val="4A5663"/>
           <w:sz w:val="22"/>
         </w:rPr>
         <w:t>Commissioned work · External ESG advisory engagement</w:t>
@@ -221,9 +221,9 @@
     </w:p>
     <w:p>
       <w:pPr>
-        <w:spacing w:before="120" w:after="200" w:line="324" w:lineRule="auto"/>
+        <w:spacing w:before="160" w:after="200" w:line="324" w:lineRule="auto"/>
         <w:pBdr>
-          <w:bottom w:val="single" w:sz="6" w:color="002f5f"/>
+          <w:bottom w:val="single" w:sz="4" w:color="c9ced3"/>
         </w:pBdr>
       </w:pPr>
     </w:p>
@@ -278,7 +278,7 @@
         <w:rPr>
           <w:rFonts w:ascii="Arial" w:hAnsi="Arial"/>
           <w:b/>
-          <w:color w:val="002F5F"/>
+          <w:color w:val="2C333B"/>
           <w:sz w:val="24"/>
         </w:rPr>
         <w:t>The three topics</w:t>
@@ -300,7 +300,7 @@
         <w:rPr>
           <w:rFonts w:ascii="Arial" w:hAnsi="Arial"/>
           <w:b/>
-          <w:color w:val="002F5F"/>
+          <w:color w:val="4A5663"/>
           <w:sz w:val="22"/>
         </w:rPr>
         <w:t>3.98</w:t>
@@ -317,7 +317,7 @@
         <w:rPr>
           <w:rFonts w:ascii="Arial" w:hAnsi="Arial"/>
           <w:b/>
-          <w:color w:val="002F5F"/>
+          <w:color w:val="4A5663"/>
           <w:sz w:val="22"/>
         </w:rPr>
         <w:t>3.07</w:t>
@@ -339,7 +339,7 @@
         <w:rPr>
           <w:rFonts w:ascii="Arial" w:hAnsi="Arial"/>
           <w:b/>
-          <w:color w:val="002F5F"/>
+          <w:color w:val="2C333B"/>
           <w:sz w:val="24"/>
         </w:rPr>
         <w:t>Three findings</w:t>
@@ -387,7 +387,7 @@
         <w:rPr>
           <w:rFonts w:ascii="Arial" w:hAnsi="Arial"/>
           <w:b/>
-          <w:color w:val="002F5F"/>
+          <w:color w:val="4A5663"/>
           <w:sz w:val="22"/>
         </w:rPr>
         <w:t>33% in Colombia</w:t>
@@ -422,7 +422,7 @@
         <w:rPr>
           <w:rFonts w:ascii="Arial" w:hAnsi="Arial"/>
           <w:b/>
-          <w:color w:val="002F5F"/>
+          <w:color w:val="2C333B"/>
           <w:sz w:val="24"/>
         </w:rPr>
         <w:t>The numbers</w:t>
@@ -444,7 +444,7 @@
         <w:rPr>
           <w:rFonts w:ascii="Arial" w:hAnsi="Arial"/>
           <w:b/>
-          <w:color w:val="002F5F"/>
+          <w:color w:val="4A5663"/>
           <w:sz w:val="22"/>
         </w:rPr>
         <w:t>€18 M/yr</w:t>
@@ -461,7 +461,7 @@
         <w:rPr>
           <w:rFonts w:ascii="Arial" w:hAnsi="Arial"/>
           <w:b/>
-          <w:color w:val="002F5F"/>
+          <w:color w:val="4A5663"/>
           <w:sz w:val="22"/>
         </w:rPr>
         <w:t>€440 M</w:t>
@@ -478,7 +478,7 @@
         <w:rPr>
           <w:rFonts w:ascii="Arial" w:hAnsi="Arial"/>
           <w:b/>
-          <w:color w:val="002F5F"/>
+          <w:color w:val="4A5663"/>
           <w:sz w:val="22"/>
         </w:rPr>
         <w:t>€500 M EU-Taxonomy-aligned green / sustainability-linked bond programme</w:t>
@@ -495,7 +495,7 @@
         <w:rPr>
           <w:rFonts w:ascii="Arial" w:hAnsi="Arial"/>
           <w:b/>
-          <w:color w:val="002F5F"/>
+          <w:color w:val="4A5663"/>
           <w:sz w:val="22"/>
         </w:rPr>
         <w:t>€31 M</w:t>
@@ -517,7 +517,7 @@
         <w:rPr>
           <w:rFonts w:ascii="Arial" w:hAnsi="Arial"/>
           <w:b/>
-          <w:color w:val="002F5F"/>
+          <w:color w:val="2C333B"/>
           <w:sz w:val="24"/>
         </w:rPr>
         <w:t>A note on method</w:t>
@@ -564,9 +564,9 @@
     </w:p>
     <w:p>
       <w:pPr>
-        <w:spacing w:before="120" w:after="200" w:line="324" w:lineRule="auto"/>
+        <w:spacing w:before="160" w:after="200" w:line="324" w:lineRule="auto"/>
         <w:pBdr>
-          <w:bottom w:val="single" w:sz="6" w:color="002f5f"/>
+          <w:bottom w:val="single" w:sz="4" w:color="c9ced3"/>
         </w:pBdr>
       </w:pPr>
     </w:p>
@@ -595,7 +595,7 @@
         <w:rPr>
           <w:rFonts w:ascii="Arial" w:hAnsi="Arial"/>
           <w:b/>
-          <w:color w:val="002F5F"/>
+          <w:color w:val="2C333B"/>
           <w:sz w:val="24"/>
         </w:rPr>
         <w:t>2.1 The CSRD / ESRS mandate</w:t>
@@ -622,7 +622,7 @@
         <w:rPr>
           <w:rFonts w:ascii="Arial" w:hAnsi="Arial"/>
           <w:b/>
-          <w:color w:val="002F5F"/>
+          <w:color w:val="2C333B"/>
           <w:sz w:val="24"/>
         </w:rPr>
         <w:t>2.2 Aqualia's operating context</w:t>
@@ -665,7 +665,7 @@
         <w:rPr>
           <w:rFonts w:ascii="Arial" w:hAnsi="Arial"/>
           <w:b/>
-          <w:color w:val="002F5F"/>
+          <w:color w:val="2C333B"/>
           <w:sz w:val="24"/>
         </w:rPr>
         <w:t>2.3 Our role</w:t>
@@ -692,7 +692,7 @@
         <w:rPr>
           <w:rFonts w:ascii="Arial" w:hAnsi="Arial"/>
           <w:b/>
-          <w:color w:val="002F5F"/>
+          <w:color w:val="2C333B"/>
           <w:sz w:val="24"/>
         </w:rPr>
         <w:t>2.4 Framework boundary</w:t>
@@ -713,9 +713,9 @@
     </w:p>
     <w:p>
       <w:pPr>
-        <w:spacing w:before="120" w:after="200" w:line="324" w:lineRule="auto"/>
+        <w:spacing w:before="160" w:after="200" w:line="324" w:lineRule="auto"/>
         <w:pBdr>
-          <w:bottom w:val="single" w:sz="6" w:color="002f5f"/>
+          <w:bottom w:val="single" w:sz="4" w:color="c9ced3"/>
         </w:pBdr>
       </w:pPr>
     </w:p>
@@ -744,7 +744,7 @@
         <w:rPr>
           <w:rFonts w:ascii="Arial" w:hAnsi="Arial"/>
           <w:b/>
-          <w:color w:val="002F5F"/>
+          <w:color w:val="2C333B"/>
           <w:sz w:val="24"/>
         </w:rPr>
         <w:t>3.1 Four-phase blueprint</w:t>
@@ -771,7 +771,7 @@
         <w:rPr>
           <w:rFonts w:ascii="Arial" w:hAnsi="Arial"/>
           <w:b/>
-          <w:color w:val="002F5F"/>
+          <w:color w:val="2C333B"/>
           <w:sz w:val="24"/>
         </w:rPr>
         <w:t>3.2 Scoring formulas — aligned with Aqualia, extended by us</w:t>
@@ -814,7 +814,7 @@
         <w:rPr>
           <w:rFonts w:ascii="Arial" w:hAnsi="Arial"/>
           <w:b/>
-          <w:color w:val="002F5F"/>
+          <w:color w:val="4A5663"/>
           <w:sz w:val="22"/>
         </w:rPr>
         <w:t>Impact materiality.</w:t>
@@ -836,7 +836,7 @@
         <w:rPr>
           <w:rFonts w:ascii="Arial" w:hAnsi="Arial"/>
           <w:b/>
-          <w:color w:val="002F5F"/>
+          <w:color w:val="4A5663"/>
           <w:sz w:val="22"/>
         </w:rPr>
         <w:t>Financial materiality.</w:t>
@@ -858,7 +858,7 @@
         <w:rPr>
           <w:rFonts w:ascii="Arial" w:hAnsi="Arial"/>
           <w:b/>
-          <w:color w:val="002F5F"/>
+          <w:color w:val="4A5663"/>
           <w:sz w:val="22"/>
         </w:rPr>
         <w:t>Topic aggregation.</w:t>
@@ -880,7 +880,7 @@
         <w:rPr>
           <w:rFonts w:ascii="Arial" w:hAnsi="Arial"/>
           <w:b/>
-          <w:color w:val="002F5F"/>
+          <w:color w:val="4A5663"/>
           <w:sz w:val="22"/>
         </w:rPr>
         <w:t>Terminology mapping to the Aqualia Datathon brief.</w:t>
@@ -1325,7 +1325,7 @@
         <w:rPr>
           <w:rFonts w:ascii="Arial" w:hAnsi="Arial"/>
           <w:b/>
-          <w:color w:val="002F5F"/>
+          <w:color w:val="2C333B"/>
           <w:sz w:val="24"/>
         </w:rPr>
         <w:t>3.3 Threshold calibration</w:t>
@@ -1370,13 +1370,13 @@
           <w:color w:val="4A5663"/>
           <w:sz w:val="22"/>
         </w:rPr>
-        <w:t xml:space="preserve">The Financial Magnitude scale is anchored to an Aqualia revenue proxy of </w:t>
+        <w:t xml:space="preserve">The Financial Magnitude scale is anchored to Aqualia's 2024 revenue. Our initial base case used </w:t>
       </w:r>
       <w:r>
         <w:rPr>
           <w:rFonts w:ascii="Arial" w:hAnsi="Arial"/>
           <w:b/>
-          <w:color w:val="002F5F"/>
+          <w:color w:val="4A5663"/>
           <w:sz w:val="22"/>
         </w:rPr>
         <w:t>€1.4 B</w:t>
@@ -1387,7 +1387,24 @@
           <w:color w:val="4A5663"/>
           <w:sz w:val="22"/>
         </w:rPr>
-        <w:t xml:space="preserve"> (Assumption A01), drawn from FCC Group 2024 segment disclosure with the Aqualia water segment at ~28% of group revenue. Band 3 (Moderate) corresponds to 0.5–2% of revenue (€7–28 M), a material budget line but recoverable from normal operations. Band 5 (Severe) exceeds 5% (€70 M), enterprise-level impact. Section 7 of </w:t>
+        <w:t xml:space="preserve"> (Assumption A01) as a conservative proxy derived from FCC Group segment disclosure. Aqualia's 2024 Sustainability Report (p. 103) subsequently discloses a total revenue-volume of business of </w:t>
+      </w:r>
+      <w:r>
+        <w:rPr>
+          <w:rFonts w:ascii="Arial" w:hAnsi="Arial"/>
+          <w:b/>
+          <w:color w:val="4A5663"/>
+          <w:sz w:val="22"/>
+        </w:rPr>
+        <w:t>€1,674.7 M</w:t>
+      </w:r>
+      <w:r>
+        <w:rPr>
+          <w:rFonts w:ascii="Arial" w:hAnsi="Arial"/>
+          <w:color w:val="4A5663"/>
+          <w:sz w:val="22"/>
+        </w:rPr>
+        <w:t xml:space="preserve">, of which 98.8% is EU-Taxonomy-eligible and 45.74% is Taxonomy-aligned. We retain the €1.4 B base case for conservatism; the actual figure sits inside our published ±20% sensitivity band, and Section 7 of </w:t>
       </w:r>
       <w:r>
         <w:rPr>
@@ -1403,7 +1420,7 @@
           <w:color w:val="4A5663"/>
           <w:sz w:val="22"/>
         </w:rPr>
-        <w:t xml:space="preserve"> shows that rank ordering of topics is stable under ±20% revenue anchor shifts.</w:t>
+        <w:t xml:space="preserve"> confirms that the rank ordering of topics and the sign of the €18 M/yr headline are stable under both anchors. Band 3 (Moderate) corresponds to 0.5–2% of revenue (€7–28 M at the conservative anchor; €8–33 M at the disclosed anchor), a material budget line but recoverable from normal operations. Band 5 (Severe) exceeds 5% (€70 M conservative; €84 M disclosed), enterprise-level impact.</w:t>
       </w:r>
     </w:p>
     <w:p>
@@ -1414,7 +1431,7 @@
         <w:rPr>
           <w:rFonts w:ascii="Arial" w:hAnsi="Arial"/>
           <w:b/>
-          <w:color w:val="002F5F"/>
+          <w:color w:val="2C333B"/>
           <w:sz w:val="24"/>
         </w:rPr>
         <w:t>3.4 Stakeholder salience</w:t>
@@ -1436,7 +1453,7 @@
         <w:rPr>
           <w:rFonts w:ascii="Arial" w:hAnsi="Arial"/>
           <w:b/>
-          <w:color w:val="002F5F"/>
+          <w:color w:val="4A5663"/>
           <w:sz w:val="22"/>
         </w:rPr>
         <w:t>Exhibit 2</w:t>
@@ -1458,7 +1475,7 @@
         <w:rPr>
           <w:rFonts w:ascii="Arial" w:hAnsi="Arial"/>
           <w:b/>
-          <w:color w:val="002F5F"/>
+          <w:color w:val="2C333B"/>
           <w:sz w:val="24"/>
         </w:rPr>
         <w:t>3.5 Monte Carlo design</w:t>
@@ -1480,7 +1497,7 @@
         <w:rPr>
           <w:rFonts w:ascii="Arial" w:hAnsi="Arial"/>
           <w:b/>
-          <w:color w:val="002F5F"/>
+          <w:color w:val="4A5663"/>
           <w:sz w:val="22"/>
         </w:rPr>
         <w:t>Exhibit 12</w:t>
@@ -1502,7 +1519,7 @@
         <w:rPr>
           <w:rFonts w:ascii="Arial" w:hAnsi="Arial"/>
           <w:b/>
-          <w:color w:val="002F5F"/>
+          <w:color w:val="2C333B"/>
           <w:sz w:val="24"/>
         </w:rPr>
         <w:t>3.6 Robustness</w:t>
@@ -1540,7 +1557,7 @@
         <w:rPr>
           <w:rFonts w:ascii="Arial" w:hAnsi="Arial"/>
           <w:b/>
-          <w:color w:val="002F5F"/>
+          <w:color w:val="4A5663"/>
           <w:sz w:val="22"/>
         </w:rPr>
         <w:t>no ranking flip occurs</w:t>
@@ -1556,9 +1573,9 @@
     </w:p>
     <w:p>
       <w:pPr>
-        <w:spacing w:before="120" w:after="200" w:line="324" w:lineRule="auto"/>
+        <w:spacing w:before="160" w:after="200" w:line="324" w:lineRule="auto"/>
         <w:pBdr>
-          <w:bottom w:val="single" w:sz="6" w:color="002f5f"/>
+          <w:bottom w:val="single" w:sz="4" w:color="c9ced3"/>
         </w:pBdr>
       </w:pPr>
     </w:p>
@@ -1587,7 +1604,7 @@
         <w:rPr>
           <w:rFonts w:ascii="Arial" w:hAnsi="Arial"/>
           <w:b/>
-          <w:color w:val="002F5F"/>
+          <w:color w:val="2C333B"/>
           <w:sz w:val="24"/>
         </w:rPr>
         <w:t>4.1 From 16 topics to 3</w:t>
@@ -1609,7 +1626,7 @@
         <w:rPr>
           <w:rFonts w:ascii="Arial" w:hAnsi="Arial"/>
           <w:b/>
-          <w:color w:val="002F5F"/>
+          <w:color w:val="4A5663"/>
           <w:sz w:val="22"/>
         </w:rPr>
         <w:t>sixteen material topics</w:t>
@@ -1626,7 +1643,7 @@
         <w:rPr>
           <w:rFonts w:ascii="Arial" w:hAnsi="Arial"/>
           <w:b/>
-          <w:color w:val="002F5F"/>
+          <w:color w:val="4A5663"/>
           <w:sz w:val="22"/>
         </w:rPr>
         <w:t>83 IROs</w:t>
@@ -1656,7 +1673,7 @@
         <w:rPr>
           <w:rFonts w:ascii="Arial" w:hAnsi="Arial"/>
           <w:b/>
-          <w:color w:val="002F5F"/>
+          <w:color w:val="4A5663"/>
           <w:sz w:val="22"/>
         </w:rPr>
         <w:t>three</w:t>
@@ -1678,7 +1695,7 @@
         <w:rPr>
           <w:rFonts w:ascii="Arial" w:hAnsi="Arial"/>
           <w:b/>
-          <w:color w:val="002F5F"/>
+          <w:color w:val="2C333B"/>
           <w:sz w:val="24"/>
         </w:rPr>
         <w:t>4.2 Peer benchmarking (Exhibit 3)</w:t>
@@ -1721,7 +1738,7 @@
         <w:rPr>
           <w:rFonts w:ascii="Arial" w:hAnsi="Arial"/>
           <w:b/>
-          <w:color w:val="002F5F"/>
+          <w:color w:val="4A5663"/>
           <w:sz w:val="22"/>
         </w:rPr>
         <w:t>Shared sector core (universal across all peers):</w:t>
@@ -1743,7 +1760,7 @@
         <w:rPr>
           <w:rFonts w:ascii="Arial" w:hAnsi="Arial"/>
           <w:b/>
-          <w:color w:val="002F5F"/>
+          <w:color w:val="4A5663"/>
           <w:sz w:val="22"/>
         </w:rPr>
         <w:t>Three blind spots.</w:t>
@@ -1760,7 +1777,7 @@
         <w:rPr>
           <w:rFonts w:ascii="Arial" w:hAnsi="Arial"/>
           <w:b/>
-          <w:color w:val="002F5F"/>
+          <w:color w:val="4A5663"/>
           <w:sz w:val="22"/>
         </w:rPr>
         <w:t>digitalisation</w:t>
@@ -1777,7 +1794,7 @@
         <w:rPr>
           <w:rFonts w:ascii="Arial" w:hAnsi="Arial"/>
           <w:b/>
-          <w:color w:val="002F5F"/>
+          <w:color w:val="4A5663"/>
           <w:sz w:val="22"/>
         </w:rPr>
         <w:t>ESRS S3 affected communities</w:t>
@@ -1794,7 +1811,7 @@
         <w:rPr>
           <w:rFonts w:ascii="Arial" w:hAnsi="Arial"/>
           <w:b/>
-          <w:color w:val="002F5F"/>
+          <w:color w:val="4A5663"/>
           <w:sz w:val="22"/>
         </w:rPr>
         <w:t>E5 circular economy</w:t>
@@ -1816,7 +1833,7 @@
         <w:rPr>
           <w:rFonts w:ascii="Arial" w:hAnsi="Arial"/>
           <w:b/>
-          <w:color w:val="002F5F"/>
+          <w:color w:val="4A5663"/>
           <w:sz w:val="22"/>
         </w:rPr>
         <w:t>Three differentiators.</w:t>
@@ -1838,7 +1855,7 @@
         <w:rPr>
           <w:rFonts w:ascii="Arial" w:hAnsi="Arial"/>
           <w:b/>
-          <w:color w:val="002F5F"/>
+          <w:color w:val="2C333B"/>
           <w:sz w:val="24"/>
         </w:rPr>
         <w:t>4.3 Final short-list (Exhibit 4 — traceability)</w:t>
@@ -1866,7 +1883,7 @@
         <w:rPr>
           <w:rFonts w:ascii="Arial" w:hAnsi="Arial"/>
           <w:b/>
-          <w:color w:val="002F5F"/>
+          <w:color w:val="4A5663"/>
           <w:sz w:val="22"/>
         </w:rPr>
         <w:t>T1 Water Resilience &amp; Equitable Access</w:t>
@@ -1896,7 +1913,7 @@
         <w:rPr>
           <w:rFonts w:ascii="Arial" w:hAnsi="Arial"/>
           <w:b/>
-          <w:color w:val="002F5F"/>
+          <w:color w:val="4A5663"/>
           <w:sz w:val="22"/>
         </w:rPr>
         <w:t>26+ IROs</w:t>
@@ -1919,7 +1936,7 @@
         <w:rPr>
           <w:rFonts w:ascii="Arial" w:hAnsi="Arial"/>
           <w:b/>
-          <w:color w:val="002F5F"/>
+          <w:color w:val="4A5663"/>
           <w:sz w:val="22"/>
         </w:rPr>
         <w:t>T2 Digital &amp; Cyber Infrastructure</w:t>
@@ -1949,7 +1966,7 @@
         <w:rPr>
           <w:rFonts w:ascii="Arial" w:hAnsi="Arial"/>
           <w:b/>
-          <w:color w:val="002F5F"/>
+          <w:color w:val="4A5663"/>
           <w:sz w:val="22"/>
         </w:rPr>
         <w:t>11 IROs</w:t>
@@ -1972,7 +1989,7 @@
         <w:rPr>
           <w:rFonts w:ascii="Arial" w:hAnsi="Arial"/>
           <w:b/>
-          <w:color w:val="002F5F"/>
+          <w:color w:val="4A5663"/>
           <w:sz w:val="22"/>
         </w:rPr>
         <w:t>T3 Green Finance &amp; Integrity</w:t>
@@ -2002,7 +2019,7 @@
         <w:rPr>
           <w:rFonts w:ascii="Arial" w:hAnsi="Arial"/>
           <w:b/>
-          <w:color w:val="002F5F"/>
+          <w:color w:val="4A5663"/>
           <w:sz w:val="22"/>
         </w:rPr>
         <w:t>24 IROs</w:t>
@@ -2024,7 +2041,7 @@
         <w:rPr>
           <w:rFonts w:ascii="Arial" w:hAnsi="Arial"/>
           <w:b/>
-          <w:color w:val="002F5F"/>
+          <w:color w:val="4A5663"/>
           <w:sz w:val="22"/>
         </w:rPr>
         <w:t>Cumulative coverage:</w:t>
@@ -2041,7 +2058,7 @@
         <w:rPr>
           <w:rFonts w:ascii="Arial" w:hAnsi="Arial"/>
           <w:b/>
-          <w:color w:val="002F5F"/>
+          <w:color w:val="4A5663"/>
           <w:sz w:val="22"/>
         </w:rPr>
         <w:t>73%</w:t>
@@ -2073,9 +2090,9 @@
     </w:p>
     <w:p>
       <w:pPr>
-        <w:spacing w:before="120" w:after="200" w:line="324" w:lineRule="auto"/>
+        <w:spacing w:before="160" w:after="200" w:line="324" w:lineRule="auto"/>
         <w:pBdr>
-          <w:bottom w:val="single" w:sz="6" w:color="002f5f"/>
+          <w:bottom w:val="single" w:sz="4" w:color="c9ced3"/>
         </w:pBdr>
       </w:pPr>
     </w:p>
@@ -2104,7 +2121,7 @@
         <w:rPr>
           <w:rFonts w:ascii="Arial" w:hAnsi="Arial"/>
           <w:b/>
-          <w:color w:val="002F5F"/>
+          <w:color w:val="2C333B"/>
           <w:sz w:val="24"/>
         </w:rPr>
         <w:t>5.1 Value-chain overlay (Exhibit 5)</w:t>
@@ -2126,7 +2143,7 @@
         <w:rPr>
           <w:rFonts w:ascii="Arial" w:hAnsi="Arial"/>
           <w:b/>
-          <w:color w:val="002F5F"/>
+          <w:color w:val="4A5663"/>
           <w:sz w:val="22"/>
         </w:rPr>
         <w:t>Upstream</w:t>
@@ -2143,7 +2160,7 @@
         <w:rPr>
           <w:rFonts w:ascii="Arial" w:hAnsi="Arial"/>
           <w:b/>
-          <w:color w:val="002F5F"/>
+          <w:color w:val="4A5663"/>
           <w:sz w:val="22"/>
         </w:rPr>
         <w:t>Own-operations</w:t>
@@ -2160,7 +2177,7 @@
         <w:rPr>
           <w:rFonts w:ascii="Arial" w:hAnsi="Arial"/>
           <w:b/>
-          <w:color w:val="002F5F"/>
+          <w:color w:val="4A5663"/>
           <w:sz w:val="22"/>
         </w:rPr>
         <w:t>Downstream</w:t>
@@ -2182,7 +2199,7 @@
         <w:rPr>
           <w:rFonts w:ascii="Arial" w:hAnsi="Arial"/>
           <w:b/>
-          <w:color w:val="002F5F"/>
+          <w:color w:val="2C333B"/>
           <w:sz w:val="24"/>
         </w:rPr>
         <w:t>5.2 T1 — Water Resilience &amp; Equitable Access</w:t>
@@ -2217,7 +2234,7 @@
         <w:rPr>
           <w:rFonts w:ascii="Arial" w:hAnsi="Arial"/>
           <w:b/>
-          <w:color w:val="002F5F"/>
+          <w:color w:val="4A5663"/>
           <w:sz w:val="22"/>
         </w:rPr>
         <w:t>33% in Colombia</w:t>
@@ -2250,7 +2267,7 @@
         <w:rPr>
           <w:rFonts w:ascii="Arial" w:hAnsi="Arial"/>
           <w:b/>
-          <w:color w:val="002F5F"/>
+          <w:color w:val="4A5663"/>
           <w:sz w:val="22"/>
         </w:rPr>
         <w:t>3.98</w:t>
@@ -2272,7 +2289,7 @@
         <w:rPr>
           <w:rFonts w:ascii="Arial" w:hAnsi="Arial"/>
           <w:b/>
-          <w:color w:val="002F5F"/>
+          <w:color w:val="2C333B"/>
           <w:sz w:val="24"/>
         </w:rPr>
         <w:t>5.3 T2 — Digital &amp; Cyber Infrastructure</w:t>
@@ -2294,7 +2311,7 @@
         <w:rPr>
           <w:rFonts w:ascii="Arial" w:hAnsi="Arial"/>
           <w:b/>
-          <w:color w:val="002F5F"/>
+          <w:color w:val="4A5663"/>
           <w:sz w:val="22"/>
         </w:rPr>
         <w:t>3.08</w:t>
@@ -2316,7 +2333,7 @@
         <w:rPr>
           <w:rFonts w:ascii="Arial" w:hAnsi="Arial"/>
           <w:b/>
-          <w:color w:val="002F5F"/>
+          <w:color w:val="2C333B"/>
           <w:sz w:val="24"/>
         </w:rPr>
         <w:t>5.4 T3 — Green Finance &amp; Integrity</w:t>
@@ -2338,7 +2355,7 @@
         <w:rPr>
           <w:rFonts w:ascii="Arial" w:hAnsi="Arial"/>
           <w:b/>
-          <w:color w:val="002F5F"/>
+          <w:color w:val="4A5663"/>
           <w:sz w:val="22"/>
         </w:rPr>
         <w:t>3.24</w:t>
@@ -2360,7 +2377,7 @@
         <w:rPr>
           <w:rFonts w:ascii="Arial" w:hAnsi="Arial"/>
           <w:b/>
-          <w:color w:val="002F5F"/>
+          <w:color w:val="2C333B"/>
           <w:sz w:val="24"/>
         </w:rPr>
         <w:t>5.5 The Colombia outlier (Exhibit 7)</w:t>
@@ -2381,9 +2398,9 @@
     </w:p>
     <w:p>
       <w:pPr>
-        <w:spacing w:before="120" w:after="200" w:line="324" w:lineRule="auto"/>
+        <w:spacing w:before="160" w:after="200" w:line="324" w:lineRule="auto"/>
         <w:pBdr>
-          <w:bottom w:val="single" w:sz="6" w:color="002f5f"/>
+          <w:bottom w:val="single" w:sz="4" w:color="c9ced3"/>
         </w:pBdr>
       </w:pPr>
     </w:p>
@@ -2412,7 +2429,7 @@
         <w:rPr>
           <w:rFonts w:ascii="Arial" w:hAnsi="Arial"/>
           <w:b/>
-          <w:color w:val="002F5F"/>
+          <w:color w:val="2C333B"/>
           <w:sz w:val="24"/>
         </w:rPr>
         <w:t>6.1 Per-topic financial decomposition</w:t>
@@ -2455,7 +2472,7 @@
         <w:rPr>
           <w:rFonts w:ascii="Arial" w:hAnsi="Arial"/>
           <w:b/>
-          <w:color w:val="002F5F"/>
+          <w:color w:val="4A5663"/>
           <w:sz w:val="22"/>
         </w:rPr>
         <w:t>T1 (€ per year where applicable; € cumulative where CAPEX):</w:t>
@@ -2472,7 +2489,7 @@
         <w:rPr>
           <w:rFonts w:ascii="Arial" w:hAnsi="Arial"/>
           <w:b/>
-          <w:color w:val="002F5F"/>
+          <w:color w:val="4A5663"/>
           <w:sz w:val="22"/>
         </w:rPr>
         <w:t>€25–110 M</w:t>
@@ -2489,7 +2506,7 @@
         <w:rPr>
           <w:rFonts w:ascii="Arial" w:hAnsi="Arial"/>
           <w:b/>
-          <w:color w:val="002F5F"/>
+          <w:color w:val="4A5663"/>
           <w:sz w:val="22"/>
         </w:rPr>
         <w:t>€15–75 M</w:t>
@@ -2506,7 +2523,7 @@
         <w:rPr>
           <w:rFonts w:ascii="Arial" w:hAnsi="Arial"/>
           <w:b/>
-          <w:color w:val="002F5F"/>
+          <w:color w:val="4A5663"/>
           <w:sz w:val="22"/>
         </w:rPr>
         <w:t>€8–32 M/yr</w:t>
@@ -2523,7 +2540,7 @@
         <w:rPr>
           <w:rFonts w:ascii="Arial" w:hAnsi="Arial"/>
           <w:b/>
-          <w:color w:val="002F5F"/>
+          <w:color w:val="4A5663"/>
           <w:sz w:val="22"/>
         </w:rPr>
         <w:t>€220–520 M cumulative 2027–2030</w:t>
@@ -2540,7 +2557,7 @@
         <w:rPr>
           <w:rFonts w:ascii="Arial" w:hAnsi="Arial"/>
           <w:b/>
-          <w:color w:val="002F5F"/>
+          <w:color w:val="4A5663"/>
           <w:sz w:val="22"/>
         </w:rPr>
         <w:t>€10–65 M</w:t>
@@ -2562,7 +2579,7 @@
         <w:rPr>
           <w:rFonts w:ascii="Arial" w:hAnsi="Arial"/>
           <w:b/>
-          <w:color w:val="002F5F"/>
+          <w:color w:val="4A5663"/>
           <w:sz w:val="22"/>
         </w:rPr>
         <w:t>T2:</w:t>
@@ -2579,7 +2596,7 @@
         <w:rPr>
           <w:rFonts w:ascii="Arial" w:hAnsi="Arial"/>
           <w:b/>
-          <w:color w:val="002F5F"/>
+          <w:color w:val="4A5663"/>
           <w:sz w:val="22"/>
         </w:rPr>
         <w:t>€12–80 M</w:t>
@@ -2596,7 +2613,7 @@
         <w:rPr>
           <w:rFonts w:ascii="Arial" w:hAnsi="Arial"/>
           <w:b/>
-          <w:color w:val="002F5F"/>
+          <w:color w:val="4A5663"/>
           <w:sz w:val="22"/>
         </w:rPr>
         <w:t>€8–45 M</w:t>
@@ -2613,7 +2630,7 @@
         <w:rPr>
           <w:rFonts w:ascii="Arial" w:hAnsi="Arial"/>
           <w:b/>
-          <w:color w:val="002F5F"/>
+          <w:color w:val="4A5663"/>
           <w:sz w:val="22"/>
         </w:rPr>
         <w:t>€4–14 M/yr</w:t>
@@ -2630,7 +2647,7 @@
         <w:rPr>
           <w:rFonts w:ascii="Arial" w:hAnsi="Arial"/>
           <w:b/>
-          <w:color w:val="002F5F"/>
+          <w:color w:val="4A5663"/>
           <w:sz w:val="22"/>
         </w:rPr>
         <w:t>€45–130 M cumulative</w:t>
@@ -2647,7 +2664,7 @@
         <w:rPr>
           <w:rFonts w:ascii="Arial" w:hAnsi="Arial"/>
           <w:b/>
-          <w:color w:val="002F5F"/>
+          <w:color w:val="4A5663"/>
           <w:sz w:val="22"/>
         </w:rPr>
         <w:t>€5–56 M</w:t>
@@ -2669,7 +2686,7 @@
         <w:rPr>
           <w:rFonts w:ascii="Arial" w:hAnsi="Arial"/>
           <w:b/>
-          <w:color w:val="002F5F"/>
+          <w:color w:val="4A5663"/>
           <w:sz w:val="22"/>
         </w:rPr>
         <w:t>T3:</w:t>
@@ -2686,7 +2703,7 @@
         <w:rPr>
           <w:rFonts w:ascii="Arial" w:hAnsi="Arial"/>
           <w:b/>
-          <w:color w:val="002F5F"/>
+          <w:color w:val="4A5663"/>
           <w:sz w:val="22"/>
         </w:rPr>
         <w:t>€8–50 M</w:t>
@@ -2703,7 +2720,7 @@
         <w:rPr>
           <w:rFonts w:ascii="Arial" w:hAnsi="Arial"/>
           <w:b/>
-          <w:color w:val="002F5F"/>
+          <w:color w:val="4A5663"/>
           <w:sz w:val="22"/>
         </w:rPr>
         <w:t>€6–28 M</w:t>
@@ -2720,7 +2737,7 @@
         <w:rPr>
           <w:rFonts w:ascii="Arial" w:hAnsi="Arial"/>
           <w:b/>
-          <w:color w:val="002F5F"/>
+          <w:color w:val="4A5663"/>
           <w:sz w:val="22"/>
         </w:rPr>
         <w:t>€4–24 M/yr</w:t>
@@ -2737,7 +2754,7 @@
         <w:rPr>
           <w:rFonts w:ascii="Arial" w:hAnsi="Arial"/>
           <w:b/>
-          <w:color w:val="002F5F"/>
+          <w:color w:val="4A5663"/>
           <w:sz w:val="22"/>
         </w:rPr>
         <w:t>€8–35 M cumulative</w:t>
@@ -2754,7 +2771,7 @@
         <w:rPr>
           <w:rFonts w:ascii="Arial" w:hAnsi="Arial"/>
           <w:b/>
-          <w:color w:val="002F5F"/>
+          <w:color w:val="4A5663"/>
           <w:sz w:val="22"/>
         </w:rPr>
         <w:t>€3–35 M</w:t>
@@ -2776,7 +2793,7 @@
         <w:rPr>
           <w:rFonts w:ascii="Arial" w:hAnsi="Arial"/>
           <w:b/>
-          <w:color w:val="002F5F"/>
+          <w:color w:val="4A5663"/>
           <w:sz w:val="22"/>
         </w:rPr>
         <w:t>Five-dimension mapping to the brief.</w:t>
@@ -2982,7 +2999,7 @@
               <w:rPr>
                 <w:rFonts w:ascii="Arial" w:hAnsi="Arial"/>
                 <w:b/>
-                <w:color w:val="002F5F"/>
+                <w:color w:val="4A5663"/>
                 <w:sz w:val="20"/>
               </w:rPr>
               <w:t>T1</w:t>
@@ -3129,7 +3146,7 @@
               <w:rPr>
                 <w:rFonts w:ascii="Arial" w:hAnsi="Arial"/>
                 <w:b/>
-                <w:color w:val="002F5F"/>
+                <w:color w:val="4A5663"/>
                 <w:sz w:val="20"/>
               </w:rPr>
               <w:t>T2</w:t>
@@ -3276,7 +3293,7 @@
               <w:rPr>
                 <w:rFonts w:ascii="Arial" w:hAnsi="Arial"/>
                 <w:b/>
-                <w:color w:val="002F5F"/>
+                <w:color w:val="4A5663"/>
                 <w:sz w:val="20"/>
               </w:rPr>
               <w:t>T3</w:t>
@@ -3431,7 +3448,7 @@
         <w:rPr>
           <w:rFonts w:ascii="Arial" w:hAnsi="Arial"/>
           <w:b/>
-          <w:color w:val="002F5F"/>
+          <w:color w:val="4A5663"/>
           <w:sz w:val="22"/>
         </w:rPr>
         <w:t>The €18 M/yr headline — full derivation.</w:t>
@@ -3572,7 +3589,7 @@
               <w:rPr>
                 <w:rFonts w:ascii="Arial" w:hAnsi="Arial"/>
                 <w:b/>
-                <w:color w:val="002F5F"/>
+                <w:color w:val="4A5663"/>
                 <w:sz w:val="20"/>
               </w:rPr>
               <w:t>T1</w:t>
@@ -3597,7 +3614,7 @@
               <w:rPr>
                 <w:rFonts w:ascii="Arial" w:hAnsi="Arial"/>
                 <w:b/>
-                <w:color w:val="002F5F"/>
+                <w:color w:val="4A5663"/>
                 <w:sz w:val="20"/>
               </w:rPr>
               <w:t>−15</w:t>
@@ -3648,7 +3665,7 @@
               <w:rPr>
                 <w:rFonts w:ascii="Arial" w:hAnsi="Arial"/>
                 <w:b/>
-                <w:color w:val="002F5F"/>
+                <w:color w:val="4A5663"/>
                 <w:sz w:val="20"/>
               </w:rPr>
               <w:t>T2</w:t>
@@ -3673,7 +3690,7 @@
               <w:rPr>
                 <w:rFonts w:ascii="Arial" w:hAnsi="Arial"/>
                 <w:b/>
-                <w:color w:val="002F5F"/>
+                <w:color w:val="4A5663"/>
                 <w:sz w:val="20"/>
               </w:rPr>
               <w:t>−8</w:t>
@@ -3724,7 +3741,7 @@
               <w:rPr>
                 <w:rFonts w:ascii="Arial" w:hAnsi="Arial"/>
                 <w:b/>
-                <w:color w:val="002F5F"/>
+                <w:color w:val="4A5663"/>
                 <w:sz w:val="20"/>
               </w:rPr>
               <w:t>T3</w:t>
@@ -3749,7 +3766,7 @@
               <w:rPr>
                 <w:rFonts w:ascii="Arial" w:hAnsi="Arial"/>
                 <w:b/>
-                <w:color w:val="002F5F"/>
+                <w:color w:val="4A5663"/>
                 <w:sz w:val="20"/>
               </w:rPr>
               <w:t>+5</w:t>
@@ -3800,7 +3817,7 @@
               <w:rPr>
                 <w:rFonts w:ascii="Arial" w:hAnsi="Arial"/>
                 <w:b/>
-                <w:color w:val="002F5F"/>
+                <w:color w:val="4A5663"/>
                 <w:sz w:val="20"/>
               </w:rPr>
               <w:t>Total</w:t>
@@ -3825,7 +3842,7 @@
               <w:rPr>
                 <w:rFonts w:ascii="Arial" w:hAnsi="Arial"/>
                 <w:b/>
-                <w:color w:val="002F5F"/>
+                <w:color w:val="4A5663"/>
                 <w:sz w:val="20"/>
               </w:rPr>
               <w:t>−18 M/yr</w:t>
@@ -3884,7 +3901,7 @@
         <w:rPr>
           <w:rFonts w:ascii="Arial" w:hAnsi="Arial"/>
           <w:b/>
-          <w:color w:val="002F5F"/>
+          <w:color w:val="2C333B"/>
           <w:sz w:val="24"/>
         </w:rPr>
         <w:t>6.2 Matrix-position financial scores</w:t>
@@ -3906,7 +3923,7 @@
         <w:rPr>
           <w:rFonts w:ascii="Arial" w:hAnsi="Arial"/>
           <w:b/>
-          <w:color w:val="002F5F"/>
+          <w:color w:val="4A5663"/>
           <w:sz w:val="22"/>
         </w:rPr>
         <w:t>3.07</w:t>
@@ -3923,7 +3940,7 @@
         <w:rPr>
           <w:rFonts w:ascii="Arial" w:hAnsi="Arial"/>
           <w:b/>
-          <w:color w:val="002F5F"/>
+          <w:color w:val="4A5663"/>
           <w:sz w:val="22"/>
         </w:rPr>
         <w:t>2.75</w:t>
@@ -3940,7 +3957,7 @@
         <w:rPr>
           <w:rFonts w:ascii="Arial" w:hAnsi="Arial"/>
           <w:b/>
-          <w:color w:val="002F5F"/>
+          <w:color w:val="4A5663"/>
           <w:sz w:val="22"/>
         </w:rPr>
         <w:t>2.42</w:t>
@@ -3962,7 +3979,7 @@
         <w:rPr>
           <w:rFonts w:ascii="Arial" w:hAnsi="Arial"/>
           <w:b/>
-          <w:color w:val="002F5F"/>
+          <w:color w:val="2C333B"/>
           <w:sz w:val="24"/>
         </w:rPr>
         <w:t>6.3 Aqueduct water-stress overlay (Exhibit 9)</w:t>
@@ -4000,7 +4017,7 @@
         <w:rPr>
           <w:rFonts w:ascii="Arial" w:hAnsi="Arial"/>
           <w:b/>
-          <w:color w:val="002F5F"/>
+          <w:color w:val="4A5663"/>
           <w:sz w:val="22"/>
         </w:rPr>
         <w:t>45% of Aqualia's revenue base operates in basins classified High or Extremely High water stress</w:t>
@@ -4017,7 +4034,7 @@
         <w:rPr>
           <w:rFonts w:ascii="Arial" w:hAnsi="Arial"/>
           <w:b/>
-          <w:color w:val="002F5F"/>
+          <w:color w:val="4A5663"/>
           <w:sz w:val="22"/>
         </w:rPr>
         <w:t>nearly doubles to 79%</w:t>
@@ -4039,7 +4056,7 @@
         <w:rPr>
           <w:rFonts w:ascii="Arial" w:hAnsi="Arial"/>
           <w:b/>
-          <w:color w:val="002F5F"/>
+          <w:color w:val="2C333B"/>
           <w:sz w:val="24"/>
         </w:rPr>
         <w:t>6.4 Real Options — desalination versus water reuse (Exhibit 10)</w:t>
@@ -4268,7 +4285,7 @@
               <w:rPr>
                 <w:rFonts w:ascii="Arial" w:hAnsi="Arial"/>
                 <w:b/>
-                <w:color w:val="002F5F"/>
+                <w:color w:val="4A5663"/>
                 <w:sz w:val="20"/>
               </w:rPr>
               <w:t>€43 M</w:t>
@@ -4367,7 +4384,7 @@
               <w:rPr>
                 <w:rFonts w:ascii="Arial" w:hAnsi="Arial"/>
                 <w:b/>
-                <w:color w:val="002F5F"/>
+                <w:color w:val="4A5663"/>
                 <w:sz w:val="20"/>
               </w:rPr>
               <w:t>€69 M</w:t>
@@ -4402,7 +4419,7 @@
         <w:rPr>
           <w:rFonts w:ascii="Arial" w:hAnsi="Arial"/>
           <w:b/>
-          <w:color w:val="002F5F"/>
+          <w:color w:val="2C333B"/>
           <w:sz w:val="24"/>
         </w:rPr>
         <w:t>6.5 The €500 M green bond proposal (Exhibit 11)</w:t>
@@ -4424,7 +4441,7 @@
         <w:rPr>
           <w:rFonts w:ascii="Arial" w:hAnsi="Arial"/>
           <w:b/>
-          <w:color w:val="002F5F"/>
+          <w:color w:val="4A5663"/>
           <w:sz w:val="22"/>
         </w:rPr>
         <w:t>€440 M base</w:t>
@@ -4441,7 +4458,7 @@
         <w:rPr>
           <w:rFonts w:ascii="Arial" w:hAnsi="Arial"/>
           <w:b/>
-          <w:color w:val="002F5F"/>
+          <w:color w:val="4A5663"/>
           <w:sz w:val="22"/>
         </w:rPr>
         <w:t>€285 M – €685 M</w:t>
@@ -4458,7 +4475,7 @@
         <w:rPr>
           <w:rFonts w:ascii="Arial" w:hAnsi="Arial"/>
           <w:b/>
-          <w:color w:val="002F5F"/>
+          <w:color w:val="4A5663"/>
           <w:sz w:val="22"/>
         </w:rPr>
         <w:t>€500 M EU-Taxonomy-aligned green / sustainability-linked bond programme</w:t>
@@ -4475,7 +4492,7 @@
         <w:rPr>
           <w:rFonts w:ascii="Arial" w:hAnsi="Arial"/>
           <w:b/>
-          <w:color w:val="002F5F"/>
+          <w:color w:val="4A5663"/>
           <w:sz w:val="22"/>
         </w:rPr>
         <w:t>€150 M in 2027</w:t>
@@ -4492,7 +4509,7 @@
         <w:rPr>
           <w:rFonts w:ascii="Arial" w:hAnsi="Arial"/>
           <w:b/>
-          <w:color w:val="002F5F"/>
+          <w:color w:val="4A5663"/>
           <w:sz w:val="22"/>
         </w:rPr>
         <w:t>€150 M in 2028</w:t>
@@ -4509,7 +4526,7 @@
         <w:rPr>
           <w:rFonts w:ascii="Arial" w:hAnsi="Arial"/>
           <w:b/>
-          <w:color w:val="002F5F"/>
+          <w:color w:val="4A5663"/>
           <w:sz w:val="22"/>
         </w:rPr>
         <w:t>€120 M in 2029</w:t>
@@ -4526,7 +4543,7 @@
         <w:rPr>
           <w:rFonts w:ascii="Arial" w:hAnsi="Arial"/>
           <w:b/>
-          <w:color w:val="002F5F"/>
+          <w:color w:val="4A5663"/>
           <w:sz w:val="22"/>
         </w:rPr>
         <w:t>€80 M in 2030</w:t>
@@ -4556,7 +4573,7 @@
         <w:rPr>
           <w:rFonts w:ascii="Arial" w:hAnsi="Arial"/>
           <w:b/>
-          <w:color w:val="002F5F"/>
+          <w:color w:val="4A5663"/>
           <w:sz w:val="22"/>
         </w:rPr>
         <w:t>25 bp coupon spread</w:t>
@@ -4573,7 +4590,7 @@
         <w:rPr>
           <w:rFonts w:ascii="Arial" w:hAnsi="Arial"/>
           <w:b/>
-          <w:color w:val="002F5F"/>
+          <w:color w:val="4A5663"/>
           <w:sz w:val="22"/>
         </w:rPr>
         <w:t>€31 M of present-value interest savings</w:t>
@@ -4589,9 +4606,9 @@
     </w:p>
     <w:p>
       <w:pPr>
-        <w:spacing w:before="120" w:after="200" w:line="324" w:lineRule="auto"/>
+        <w:spacing w:before="160" w:after="200" w:line="324" w:lineRule="auto"/>
         <w:pBdr>
-          <w:bottom w:val="single" w:sz="6" w:color="002f5f"/>
+          <w:bottom w:val="single" w:sz="4" w:color="c9ced3"/>
         </w:pBdr>
       </w:pPr>
     </w:p>
@@ -4620,7 +4637,7 @@
         <w:rPr>
           <w:rFonts w:ascii="Arial" w:hAnsi="Arial"/>
           <w:b/>
-          <w:color w:val="002F5F"/>
+          <w:color w:val="2C333B"/>
           <w:sz w:val="24"/>
         </w:rPr>
         <w:t>7.1 Matrix structure (Exhibit 12)</w:t>
@@ -4647,7 +4664,7 @@
         <w:rPr>
           <w:rFonts w:ascii="Arial" w:hAnsi="Arial"/>
           <w:b/>
-          <w:color w:val="002F5F"/>
+          <w:color w:val="2C333B"/>
           <w:sz w:val="24"/>
         </w:rPr>
         <w:t>7.2 Per-topic positioning</w:t>
@@ -4661,7 +4678,7 @@
         <w:rPr>
           <w:rFonts w:ascii="Arial" w:hAnsi="Arial"/>
           <w:b/>
-          <w:color w:val="002F5F"/>
+          <w:color w:val="4A5663"/>
           <w:sz w:val="22"/>
         </w:rPr>
         <w:t>T1 centroid (3.07, 3.98).</w:t>
@@ -4683,7 +4700,7 @@
         <w:rPr>
           <w:rFonts w:ascii="Arial" w:hAnsi="Arial"/>
           <w:b/>
-          <w:color w:val="002F5F"/>
+          <w:color w:val="4A5663"/>
           <w:sz w:val="22"/>
         </w:rPr>
         <w:t>T2 centroid (2.75, 3.08).</w:t>
@@ -4705,7 +4722,7 @@
         <w:rPr>
           <w:rFonts w:ascii="Arial" w:hAnsi="Arial"/>
           <w:b/>
-          <w:color w:val="002F5F"/>
+          <w:color w:val="4A5663"/>
           <w:sz w:val="22"/>
         </w:rPr>
         <w:t>T3 centroid (2.42, 3.24).</w:t>
@@ -4722,7 +4739,7 @@
         <w:rPr>
           <w:rFonts w:ascii="Arial" w:hAnsi="Arial"/>
           <w:b/>
-          <w:color w:val="002F5F"/>
+          <w:color w:val="4A5663"/>
           <w:sz w:val="22"/>
         </w:rPr>
         <w:t>0.08 below the financial threshold</w:t>
@@ -4744,7 +4761,7 @@
         <w:rPr>
           <w:rFonts w:ascii="Arial" w:hAnsi="Arial"/>
           <w:b/>
-          <w:color w:val="002F5F"/>
+          <w:color w:val="2C333B"/>
           <w:sz w:val="24"/>
         </w:rPr>
         <w:t>7.3 Sensitivity tornado (Exhibit 13)</w:t>
@@ -4772,7 +4789,7 @@
         <w:rPr>
           <w:rFonts w:ascii="Arial" w:hAnsi="Arial"/>
           <w:b/>
-          <w:color w:val="002F5F"/>
+          <w:color w:val="4A5663"/>
           <w:sz w:val="22"/>
         </w:rPr>
         <w:t>T1.</w:t>
@@ -4808,7 +4825,7 @@
         <w:rPr>
           <w:rFonts w:ascii="Arial" w:hAnsi="Arial"/>
           <w:b/>
-          <w:color w:val="002F5F"/>
+          <w:color w:val="4A5663"/>
           <w:sz w:val="22"/>
         </w:rPr>
         <w:t>T2.</w:t>
@@ -4844,7 +4861,7 @@
         <w:rPr>
           <w:rFonts w:ascii="Arial" w:hAnsi="Arial"/>
           <w:b/>
-          <w:color w:val="002F5F"/>
+          <w:color w:val="4A5663"/>
           <w:sz w:val="22"/>
         </w:rPr>
         <w:t>T3.</w:t>
@@ -4879,7 +4896,7 @@
         <w:rPr>
           <w:rFonts w:ascii="Arial" w:hAnsi="Arial"/>
           <w:b/>
-          <w:color w:val="002F5F"/>
+          <w:color w:val="2C333B"/>
           <w:sz w:val="24"/>
         </w:rPr>
         <w:t>7.4 Robustness (Exhibit 14)</w:t>
@@ -4900,9 +4917,9 @@
     </w:p>
     <w:p>
       <w:pPr>
-        <w:spacing w:before="120" w:after="200" w:line="324" w:lineRule="auto"/>
+        <w:spacing w:before="160" w:after="200" w:line="324" w:lineRule="auto"/>
         <w:pBdr>
-          <w:bottom w:val="single" w:sz="6" w:color="002f5f"/>
+          <w:bottom w:val="single" w:sz="4" w:color="c9ced3"/>
         </w:pBdr>
       </w:pPr>
     </w:p>
@@ -4931,7 +4948,7 @@
         <w:rPr>
           <w:rFonts w:ascii="Arial" w:hAnsi="Arial"/>
           <w:b/>
-          <w:color w:val="002F5F"/>
+          <w:color w:val="2C333B"/>
           <w:sz w:val="24"/>
         </w:rPr>
         <w:t>8.1 Owned, measurable, aligned (Exhibit 15)</w:t>
@@ -4958,7 +4975,7 @@
         <w:rPr>
           <w:rFonts w:ascii="Arial" w:hAnsi="Arial"/>
           <w:b/>
-          <w:color w:val="002F5F"/>
+          <w:color w:val="4A5663"/>
           <w:sz w:val="22"/>
         </w:rPr>
         <w:t>T1 — Water Resilience &amp; Equitable Access</w:t>
@@ -4973,7 +4990,7 @@
         <w:rPr>
           <w:rFonts w:ascii="Arial" w:hAnsi="Arial"/>
           <w:b/>
-          <w:color w:val="002F5F"/>
+          <w:color w:val="4A5663"/>
           <w:sz w:val="22"/>
         </w:rPr>
         <w:t>2027.</w:t>
@@ -5009,7 +5026,7 @@
         <w:rPr>
           <w:rFonts w:ascii="Arial" w:hAnsi="Arial"/>
           <w:b/>
-          <w:color w:val="002F5F"/>
+          <w:color w:val="4A5663"/>
           <w:sz w:val="22"/>
         </w:rPr>
         <w:t>2028.</w:t>
@@ -5045,7 +5062,7 @@
         <w:rPr>
           <w:rFonts w:ascii="Arial" w:hAnsi="Arial"/>
           <w:b/>
-          <w:color w:val="002F5F"/>
+          <w:color w:val="4A5663"/>
           <w:sz w:val="22"/>
         </w:rPr>
         <w:t>2029.</w:t>
@@ -5081,7 +5098,7 @@
         <w:rPr>
           <w:rFonts w:ascii="Arial" w:hAnsi="Arial"/>
           <w:b/>
-          <w:color w:val="002F5F"/>
+          <w:color w:val="4A5663"/>
           <w:sz w:val="22"/>
         </w:rPr>
         <w:t>2030.</w:t>
@@ -5116,7 +5133,7 @@
         <w:rPr>
           <w:rFonts w:ascii="Arial" w:hAnsi="Arial"/>
           <w:b/>
-          <w:color w:val="002F5F"/>
+          <w:color w:val="4A5663"/>
           <w:sz w:val="22"/>
         </w:rPr>
         <w:t>T2 — Digital &amp; Cyber Infrastructure</w:t>
@@ -5131,7 +5148,7 @@
         <w:rPr>
           <w:rFonts w:ascii="Arial" w:hAnsi="Arial"/>
           <w:b/>
-          <w:color w:val="002F5F"/>
+          <w:color w:val="4A5663"/>
           <w:sz w:val="22"/>
         </w:rPr>
         <w:t>2027.</w:t>
@@ -5167,7 +5184,7 @@
         <w:rPr>
           <w:rFonts w:ascii="Arial" w:hAnsi="Arial"/>
           <w:b/>
-          <w:color w:val="002F5F"/>
+          <w:color w:val="4A5663"/>
           <w:sz w:val="22"/>
         </w:rPr>
         <w:t>2028.</w:t>
@@ -5203,7 +5220,7 @@
         <w:rPr>
           <w:rFonts w:ascii="Arial" w:hAnsi="Arial"/>
           <w:b/>
-          <w:color w:val="002F5F"/>
+          <w:color w:val="4A5663"/>
           <w:sz w:val="22"/>
         </w:rPr>
         <w:t>2029.</w:t>
@@ -5239,7 +5256,7 @@
         <w:rPr>
           <w:rFonts w:ascii="Arial" w:hAnsi="Arial"/>
           <w:b/>
-          <w:color w:val="002F5F"/>
+          <w:color w:val="4A5663"/>
           <w:sz w:val="22"/>
         </w:rPr>
         <w:t>2030.</w:t>
@@ -5274,7 +5291,7 @@
         <w:rPr>
           <w:rFonts w:ascii="Arial" w:hAnsi="Arial"/>
           <w:b/>
-          <w:color w:val="002F5F"/>
+          <w:color w:val="4A5663"/>
           <w:sz w:val="22"/>
         </w:rPr>
         <w:t>T3 — Green Finance &amp; Integrity</w:t>
@@ -5289,7 +5306,7 @@
         <w:rPr>
           <w:rFonts w:ascii="Arial" w:hAnsi="Arial"/>
           <w:b/>
-          <w:color w:val="002F5F"/>
+          <w:color w:val="4A5663"/>
           <w:sz w:val="22"/>
         </w:rPr>
         <w:t>2027.</w:t>
@@ -5325,7 +5342,7 @@
         <w:rPr>
           <w:rFonts w:ascii="Arial" w:hAnsi="Arial"/>
           <w:b/>
-          <w:color w:val="002F5F"/>
+          <w:color w:val="4A5663"/>
           <w:sz w:val="22"/>
         </w:rPr>
         <w:t>2028.</w:t>
@@ -5361,7 +5378,7 @@
         <w:rPr>
           <w:rFonts w:ascii="Arial" w:hAnsi="Arial"/>
           <w:b/>
-          <w:color w:val="002F5F"/>
+          <w:color w:val="4A5663"/>
           <w:sz w:val="22"/>
         </w:rPr>
         <w:t>2029.</w:t>
@@ -5397,7 +5414,7 @@
         <w:rPr>
           <w:rFonts w:ascii="Arial" w:hAnsi="Arial"/>
           <w:b/>
-          <w:color w:val="002F5F"/>
+          <w:color w:val="4A5663"/>
           <w:sz w:val="22"/>
         </w:rPr>
         <w:t>2030.</w:t>
@@ -5432,7 +5449,7 @@
         <w:rPr>
           <w:rFonts w:ascii="Arial" w:hAnsi="Arial"/>
           <w:b/>
-          <w:color w:val="002F5F"/>
+          <w:color w:val="2C333B"/>
           <w:sz w:val="24"/>
         </w:rPr>
         <w:t>8.2 Integration with PESA (Exhibit 16)</w:t>
@@ -5459,7 +5476,7 @@
         <w:rPr>
           <w:rFonts w:ascii="Arial" w:hAnsi="Arial"/>
           <w:b/>
-          <w:color w:val="002F5F"/>
+          <w:color w:val="2C333B"/>
           <w:sz w:val="24"/>
         </w:rPr>
         <w:t>8.3 Governance and reporting cadence</w:t>
@@ -5481,7 +5498,7 @@
         <w:rPr>
           <w:rFonts w:ascii="Arial" w:hAnsi="Arial"/>
           <w:b/>
-          <w:color w:val="002F5F"/>
+          <w:color w:val="4A5663"/>
           <w:sz w:val="22"/>
         </w:rPr>
         <w:t>semi-annual matrix refresh</w:t>
@@ -5513,9 +5530,9 @@
     </w:p>
     <w:p>
       <w:pPr>
-        <w:spacing w:before="120" w:after="200" w:line="324" w:lineRule="auto"/>
+        <w:spacing w:before="160" w:after="200" w:line="324" w:lineRule="auto"/>
         <w:pBdr>
-          <w:bottom w:val="single" w:sz="6" w:color="002f5f"/>
+          <w:bottom w:val="single" w:sz="4" w:color="c9ced3"/>
         </w:pBdr>
       </w:pPr>
     </w:p>
@@ -5544,7 +5561,7 @@
         <w:rPr>
           <w:rFonts w:ascii="Arial" w:hAnsi="Arial"/>
           <w:b/>
-          <w:color w:val="002F5F"/>
+          <w:color w:val="2C333B"/>
           <w:sz w:val="24"/>
         </w:rPr>
         <w:t>9.1 What this methodology cannot do</w:t>
@@ -5572,7 +5589,7 @@
         <w:rPr>
           <w:rFonts w:ascii="Arial" w:hAnsi="Arial"/>
           <w:b/>
-          <w:color w:val="002F5F"/>
+          <w:color w:val="4A5663"/>
           <w:sz w:val="22"/>
         </w:rPr>
         <w:t>No external stakeholder consultation in this cycle.</w:t>
@@ -5608,7 +5625,7 @@
         <w:rPr>
           <w:rFonts w:ascii="Arial" w:hAnsi="Arial"/>
           <w:b/>
-          <w:color w:val="002F5F"/>
+          <w:color w:val="4A5663"/>
           <w:sz w:val="22"/>
         </w:rPr>
         <w:t>No asset-level financial disclosures.</w:t>
@@ -5644,7 +5661,7 @@
         <w:rPr>
           <w:rFonts w:ascii="Arial" w:hAnsi="Arial"/>
           <w:b/>
-          <w:color w:val="002F5F"/>
+          <w:color w:val="4A5663"/>
           <w:sz w:val="22"/>
         </w:rPr>
         <w:t>Real Options exhibit is illustrative.</w:t>
@@ -5680,7 +5697,7 @@
         <w:rPr>
           <w:rFonts w:ascii="Arial" w:hAnsi="Arial"/>
           <w:b/>
-          <w:color w:val="002F5F"/>
+          <w:color w:val="4A5663"/>
           <w:sz w:val="22"/>
         </w:rPr>
         <w:t>ESRS heatmap uses TF-IDF, not dense embeddings.</w:t>
@@ -5732,7 +5749,7 @@
         <w:rPr>
           <w:rFonts w:ascii="Arial" w:hAnsi="Arial"/>
           <w:b/>
-          <w:color w:val="002F5F"/>
+          <w:color w:val="4A5663"/>
           <w:sz w:val="22"/>
         </w:rPr>
         <w:t>Aqueduct overlay uses public Aqueduct 4.0 baseline data</w:t>
@@ -5768,7 +5785,7 @@
         <w:rPr>
           <w:rFonts w:ascii="Arial" w:hAnsi="Arial"/>
           <w:b/>
-          <w:color w:val="002F5F"/>
+          <w:color w:val="4A5663"/>
           <w:sz w:val="22"/>
         </w:rPr>
         <w:t>Monte Carlo perturbation = ±0.7 on the 1–5 scale</w:t>
@@ -5803,7 +5820,7 @@
         <w:rPr>
           <w:rFonts w:ascii="Arial" w:hAnsi="Arial"/>
           <w:b/>
-          <w:color w:val="002F5F"/>
+          <w:color w:val="2C333B"/>
           <w:sz w:val="24"/>
         </w:rPr>
         <w:t>9.2 Reverse stress test (Exhibit 17)</w:t>
@@ -5831,7 +5848,7 @@
         <w:rPr>
           <w:rFonts w:ascii="Arial" w:hAnsi="Arial"/>
           <w:b/>
-          <w:color w:val="002F5F"/>
+          <w:color w:val="4A5663"/>
           <w:sz w:val="22"/>
         </w:rPr>
         <w:t>T1.</w:t>
@@ -5867,7 +5884,7 @@
         <w:rPr>
           <w:rFonts w:ascii="Arial" w:hAnsi="Arial"/>
           <w:b/>
-          <w:color w:val="002F5F"/>
+          <w:color w:val="4A5663"/>
           <w:sz w:val="22"/>
         </w:rPr>
         <w:t>T2.</w:t>
@@ -5903,7 +5920,7 @@
         <w:rPr>
           <w:rFonts w:ascii="Arial" w:hAnsi="Arial"/>
           <w:b/>
-          <w:color w:val="002F5F"/>
+          <w:color w:val="4A5663"/>
           <w:sz w:val="22"/>
         </w:rPr>
         <w:t>T3.</w:t>
@@ -5938,7 +5955,7 @@
         <w:rPr>
           <w:rFonts w:ascii="Arial" w:hAnsi="Arial"/>
           <w:b/>
-          <w:color w:val="002F5F"/>
+          <w:color w:val="2C333B"/>
           <w:sz w:val="24"/>
         </w:rPr>
         <w:t>9.3 Ethical framing</w:t>
@@ -5991,9 +6008,9 @@
     </w:p>
     <w:p>
       <w:pPr>
-        <w:spacing w:before="120" w:after="200" w:line="324" w:lineRule="auto"/>
+        <w:spacing w:before="160" w:after="200" w:line="324" w:lineRule="auto"/>
         <w:pBdr>
-          <w:bottom w:val="single" w:sz="6" w:color="002f5f"/>
+          <w:bottom w:val="single" w:sz="4" w:color="c9ced3"/>
         </w:pBdr>
       </w:pPr>
     </w:p>
@@ -6022,7 +6039,7 @@
         <w:rPr>
           <w:rFonts w:ascii="Arial" w:hAnsi="Arial"/>
           <w:b/>
-          <w:color w:val="002F5F"/>
+          <w:color w:val="2C333B"/>
           <w:sz w:val="24"/>
         </w:rPr>
         <w:t>Appendix A — Scoring threshold sheet</w:t>
@@ -6065,7 +6082,7 @@
         <w:rPr>
           <w:rFonts w:ascii="Arial" w:hAnsi="Arial"/>
           <w:b/>
-          <w:color w:val="002F5F"/>
+          <w:color w:val="2C333B"/>
           <w:sz w:val="24"/>
         </w:rPr>
         <w:t>Appendix B — Assumption log (A01–A17)</w:t>
@@ -6092,7 +6109,7 @@
         <w:rPr>
           <w:rFonts w:ascii="Arial" w:hAnsi="Arial"/>
           <w:b/>
-          <w:color w:val="002F5F"/>
+          <w:color w:val="2C333B"/>
           <w:sz w:val="24"/>
         </w:rPr>
         <w:t>Appendix C — ESRS datapoint coverage (Exhibit — full heatmap)</w:t>
@@ -6135,7 +6152,7 @@
         <w:rPr>
           <w:rFonts w:ascii="Arial" w:hAnsi="Arial"/>
           <w:b/>
-          <w:color w:val="002F5F"/>
+          <w:color w:val="2C333B"/>
           <w:sz w:val="24"/>
         </w:rPr>
         <w:t>Appendix D — Monte Carlo technical note</w:t>
@@ -6162,7 +6179,7 @@
         <w:rPr>
           <w:rFonts w:ascii="Arial" w:hAnsi="Arial"/>
           <w:b/>
-          <w:color w:val="002F5F"/>
+          <w:color w:val="2C333B"/>
           <w:sz w:val="24"/>
         </w:rPr>
         <w:t>Appendix E — Peer material-topic cross-walk</w:t>
@@ -6189,7 +6206,7 @@
         <w:rPr>
           <w:rFonts w:ascii="Arial" w:hAnsi="Arial"/>
           <w:b/>
-          <w:color w:val="002F5F"/>
+          <w:color w:val="2C333B"/>
           <w:sz w:val="24"/>
         </w:rPr>
         <w:t>Appendix F — Expert input</w:t>
@@ -6216,7 +6233,7 @@
         <w:rPr>
           <w:rFonts w:ascii="Arial" w:hAnsi="Arial"/>
           <w:b/>
-          <w:color w:val="002F5F"/>
+          <w:color w:val="2C333B"/>
           <w:sz w:val="24"/>
         </w:rPr>
         <w:t>Appendix G — References / Bibliography</w:t>
@@ -6259,7 +6276,7 @@
         <w:rPr>
           <w:rFonts w:ascii="Arial" w:hAnsi="Arial"/>
           <w:b/>
-          <w:color w:val="002F5F"/>
+          <w:color w:val="2C333B"/>
           <w:sz w:val="24"/>
         </w:rPr>
         <w:t>Appendix H — Data and code</w:t>
@@ -6408,9 +6425,9 @@
     </w:p>
     <w:p>
       <w:pPr>
-        <w:spacing w:before="120" w:after="200" w:line="324" w:lineRule="auto"/>
+        <w:spacing w:before="160" w:after="200" w:line="324" w:lineRule="auto"/>
         <w:pBdr>
-          <w:bottom w:val="single" w:sz="6" w:color="002f5f"/>
+          <w:bottom w:val="single" w:sz="4" w:color="c9ced3"/>
         </w:pBdr>
       </w:pPr>
     </w:p>
